--- a/FSD - Designing and Managing Databases with MongoDB/FSD - Designing and Managing Databases with MongoDB - Day 3 - 21-04-206.docx
+++ b/FSD - Designing and Managing Databases with MongoDB/FSD - Designing and Managing Databases with MongoDB - Day 3 - 21-04-206.docx
@@ -141,6 +141,98 @@
         <w:pStyle w:val="ListParagraph"/>
         <w:ind w:left="1080"/>
         <w:rPr>
+          <w:lang w:val="en-US"/>
+        </w:rPr>
+      </w:pPr>
+    </w:p>
+    <w:p>
+      <w:pPr>
+        <w:pStyle w:val="ListParagraph"/>
+        <w:ind w:left="1080"/>
+        <w:rPr>
+          <w:lang w:val="en-US"/>
+        </w:rPr>
+      </w:pPr>
+      <w:r>
+        <w:rPr>
+          <w:lang w:val="en-US"/>
+        </w:rPr>
+        <w:t xml:space="preserve">Select </w:t>
+      </w:r>
+      <w:proofErr w:type="spellStart"/>
+      <w:r>
+        <w:rPr>
+          <w:lang w:val="en-US"/>
+        </w:rPr>
+        <w:t>functionName</w:t>
+      </w:r>
+      <w:proofErr w:type="spellEnd"/>
+      <w:r>
+        <w:rPr>
+          <w:lang w:val="en-US"/>
+        </w:rPr>
+        <w:t xml:space="preserve">; it is use to check function functionality. </w:t>
+      </w:r>
+    </w:p>
+    <w:p>
+      <w:pPr>
+        <w:pStyle w:val="ListParagraph"/>
+        <w:ind w:left="1080"/>
+        <w:rPr>
+          <w:lang w:val="en-US"/>
+        </w:rPr>
+      </w:pPr>
+    </w:p>
+    <w:p>
+      <w:pPr>
+        <w:pStyle w:val="ListParagraph"/>
+        <w:ind w:left="1080"/>
+        <w:rPr>
+          <w:lang w:val="en-US"/>
+        </w:rPr>
+      </w:pPr>
+      <w:r>
+        <w:rPr>
+          <w:lang w:val="en-US"/>
+        </w:rPr>
+        <w:t xml:space="preserve">select "welcome to </w:t>
+      </w:r>
+      <w:proofErr w:type="spellStart"/>
+      <w:r>
+        <w:rPr>
+          <w:lang w:val="en-US"/>
+        </w:rPr>
+        <w:t>mysql</w:t>
+      </w:r>
+      <w:proofErr w:type="spellEnd"/>
+      <w:r>
+        <w:rPr>
+          <w:lang w:val="en-US"/>
+        </w:rPr>
+        <w:t>" as msg;</w:t>
+      </w:r>
+    </w:p>
+    <w:p>
+      <w:pPr>
+        <w:ind w:left="1080"/>
+        <w:rPr>
+          <w:lang w:val="en-US"/>
+        </w:rPr>
+      </w:pPr>
+    </w:p>
+    <w:p>
+      <w:pPr>
+        <w:ind w:left="1080"/>
+        <w:rPr>
+          <w:lang w:val="en-US"/>
+        </w:rPr>
+      </w:pPr>
+    </w:p>
+    <w:p>
+      <w:pPr>
+        <w:pStyle w:val="ListParagraph"/>
+        <w:ind w:left="1080"/>
+        <w:rPr>
           <w:b/>
           <w:bCs/>
           <w:lang w:val="en-US"/>
@@ -680,6 +772,7 @@
         <w:rPr>
           <w:lang w:val="en-US"/>
         </w:rPr>
+        <w:lastRenderedPageBreak/>
         <w:t>select now();</w:t>
       </w:r>
     </w:p>
@@ -856,7 +949,6 @@
         <w:rPr>
           <w:lang w:val="en-US"/>
         </w:rPr>
-        <w:lastRenderedPageBreak/>
         <w:t xml:space="preserve">select </w:t>
       </w:r>
       <w:proofErr w:type="spellStart"/>
@@ -1020,64 +1112,6 @@
           <w:lang w:val="en-US"/>
         </w:rPr>
       </w:pPr>
-      <w:r>
-        <w:rPr>
-          <w:lang w:val="en-US"/>
-        </w:rPr>
-        <w:t xml:space="preserve">Select </w:t>
-      </w:r>
-      <w:proofErr w:type="spellStart"/>
-      <w:r>
-        <w:rPr>
-          <w:lang w:val="en-US"/>
-        </w:rPr>
-        <w:t>functionName</w:t>
-      </w:r>
-      <w:proofErr w:type="spellEnd"/>
-      <w:r>
-        <w:rPr>
-          <w:lang w:val="en-US"/>
-        </w:rPr>
-        <w:t xml:space="preserve">; it is use to check function functionality. </w:t>
-      </w:r>
-    </w:p>
-    <w:p>
-      <w:pPr>
-        <w:pStyle w:val="ListParagraph"/>
-        <w:ind w:left="1080"/>
-        <w:rPr>
-          <w:lang w:val="en-US"/>
-        </w:rPr>
-      </w:pPr>
-    </w:p>
-    <w:p>
-      <w:pPr>
-        <w:pStyle w:val="ListParagraph"/>
-        <w:ind w:left="1080"/>
-        <w:rPr>
-          <w:lang w:val="en-US"/>
-        </w:rPr>
-      </w:pPr>
-      <w:r>
-        <w:rPr>
-          <w:lang w:val="en-US"/>
-        </w:rPr>
-        <w:t xml:space="preserve">select "welcome to </w:t>
-      </w:r>
-      <w:proofErr w:type="spellStart"/>
-      <w:r>
-        <w:rPr>
-          <w:lang w:val="en-US"/>
-        </w:rPr>
-        <w:t>mysql</w:t>
-      </w:r>
-      <w:proofErr w:type="spellEnd"/>
-      <w:r>
-        <w:rPr>
-          <w:lang w:val="en-US"/>
-        </w:rPr>
-        <w:t>" as msg;</w:t>
-      </w:r>
     </w:p>
     <w:p>
       <w:pPr>
@@ -1110,14 +1144,311 @@
       </w:pPr>
       <w:r>
         <w:rPr>
-          <w:lang w:val="en-US"/>
-        </w:rPr>
-        <w:t xml:space="preserve">Multi row functions or aggregate functions: the function functionality apply for more than one records base upon group. By default whole table is consider one group. We can create custom group. </w:t>
-      </w:r>
-    </w:p>
-    <w:p>
-      <w:pPr>
-        <w:pStyle w:val="ListParagraph"/>
+          <w:b/>
+          <w:bCs/>
+          <w:lang w:val="en-US"/>
+        </w:rPr>
+        <w:t>Multi row functions or aggregate functions</w:t>
+      </w:r>
+      <w:r>
+        <w:rPr>
+          <w:lang w:val="en-US"/>
+        </w:rPr>
+        <w:t xml:space="preserve">: the function functionality apply for more than one records base upon group. By default whole table is consider one group. We can create custom group. </w:t>
+      </w:r>
+    </w:p>
+    <w:p>
+      <w:pPr>
+        <w:pStyle w:val="ListParagraph"/>
+        <w:rPr>
+          <w:lang w:val="en-US"/>
+        </w:rPr>
+      </w:pPr>
+    </w:p>
+    <w:p>
+      <w:pPr>
+        <w:pStyle w:val="ListParagraph"/>
+        <w:ind w:left="1080"/>
+        <w:rPr>
+          <w:lang w:val="en-US"/>
+        </w:rPr>
+      </w:pPr>
+      <w:r>
+        <w:rPr>
+          <w:lang w:val="en-US"/>
+        </w:rPr>
+        <w:t>Sum()</w:t>
+      </w:r>
+    </w:p>
+    <w:p>
+      <w:pPr>
+        <w:pStyle w:val="ListParagraph"/>
+        <w:ind w:left="1080"/>
+        <w:rPr>
+          <w:lang w:val="en-US"/>
+        </w:rPr>
+      </w:pPr>
+      <w:r>
+        <w:rPr>
+          <w:lang w:val="en-US"/>
+        </w:rPr>
+        <w:t>Max()</w:t>
+      </w:r>
+    </w:p>
+    <w:p>
+      <w:pPr>
+        <w:pStyle w:val="ListParagraph"/>
+        <w:ind w:left="1080"/>
+        <w:rPr>
+          <w:lang w:val="en-US"/>
+        </w:rPr>
+      </w:pPr>
+      <w:r>
+        <w:rPr>
+          <w:lang w:val="en-US"/>
+        </w:rPr>
+        <w:t>Min()</w:t>
+      </w:r>
+    </w:p>
+    <w:p>
+      <w:pPr>
+        <w:pStyle w:val="ListParagraph"/>
+        <w:ind w:left="1080"/>
+        <w:rPr>
+          <w:lang w:val="en-US"/>
+        </w:rPr>
+      </w:pPr>
+      <w:r>
+        <w:rPr>
+          <w:lang w:val="en-US"/>
+        </w:rPr>
+        <w:t>Avg()</w:t>
+      </w:r>
+    </w:p>
+    <w:p>
+      <w:pPr>
+        <w:pStyle w:val="ListParagraph"/>
+        <w:ind w:left="1080"/>
+        <w:rPr>
+          <w:lang w:val="en-US"/>
+        </w:rPr>
+      </w:pPr>
+      <w:r>
+        <w:rPr>
+          <w:lang w:val="en-US"/>
+        </w:rPr>
+        <w:t>Count();</w:t>
+      </w:r>
+      <w:r>
+        <w:rPr>
+          <w:lang w:val="en-US"/>
+        </w:rPr>
+        <w:tab/>
+        <w:t xml:space="preserve">it ignore null value. </w:t>
+      </w:r>
+    </w:p>
+    <w:p>
+      <w:pPr>
+        <w:pStyle w:val="ListParagraph"/>
+        <w:ind w:left="1080"/>
+        <w:rPr>
+          <w:lang w:val="en-US"/>
+        </w:rPr>
+      </w:pPr>
+    </w:p>
+    <w:p>
+      <w:pPr>
+        <w:pStyle w:val="ListParagraph"/>
+        <w:ind w:left="1080"/>
+        <w:rPr>
+          <w:lang w:val="en-US"/>
+        </w:rPr>
+      </w:pPr>
+      <w:r>
+        <w:rPr>
+          <w:lang w:val="en-US"/>
+        </w:rPr>
+        <w:t>select sum(salary) from employee;</w:t>
+      </w:r>
+    </w:p>
+    <w:p>
+      <w:pPr>
+        <w:pStyle w:val="ListParagraph"/>
+        <w:ind w:left="1080"/>
+        <w:rPr>
+          <w:lang w:val="en-US"/>
+        </w:rPr>
+      </w:pPr>
+      <w:r>
+        <w:rPr>
+          <w:lang w:val="en-US"/>
+        </w:rPr>
+        <w:t xml:space="preserve">select sum(salary) as </w:t>
+      </w:r>
+      <w:proofErr w:type="spellStart"/>
+      <w:r>
+        <w:rPr>
+          <w:lang w:val="en-US"/>
+        </w:rPr>
+        <w:t>total_salary</w:t>
+      </w:r>
+      <w:proofErr w:type="spellEnd"/>
+      <w:r>
+        <w:rPr>
+          <w:lang w:val="en-US"/>
+        </w:rPr>
+        <w:t xml:space="preserve"> from employee;</w:t>
+      </w:r>
+    </w:p>
+    <w:p>
+      <w:pPr>
+        <w:pStyle w:val="ListParagraph"/>
+        <w:ind w:left="1080"/>
+        <w:rPr>
+          <w:lang w:val="en-US"/>
+        </w:rPr>
+      </w:pPr>
+      <w:r>
+        <w:rPr>
+          <w:lang w:val="en-US"/>
+        </w:rPr>
+        <w:t xml:space="preserve">select max(salary) as </w:t>
+      </w:r>
+      <w:proofErr w:type="spellStart"/>
+      <w:r>
+        <w:rPr>
+          <w:lang w:val="en-US"/>
+        </w:rPr>
+        <w:t>max_salary</w:t>
+      </w:r>
+      <w:proofErr w:type="spellEnd"/>
+      <w:r>
+        <w:rPr>
+          <w:lang w:val="en-US"/>
+        </w:rPr>
+        <w:t xml:space="preserve"> from employee;</w:t>
+      </w:r>
+    </w:p>
+    <w:p>
+      <w:pPr>
+        <w:pStyle w:val="ListParagraph"/>
+        <w:ind w:left="1080"/>
+        <w:rPr>
+          <w:lang w:val="en-US"/>
+        </w:rPr>
+      </w:pPr>
+      <w:r>
+        <w:rPr>
+          <w:lang w:val="en-US"/>
+        </w:rPr>
+        <w:t xml:space="preserve">select min(salary) as </w:t>
+      </w:r>
+      <w:proofErr w:type="spellStart"/>
+      <w:r>
+        <w:rPr>
+          <w:lang w:val="en-US"/>
+        </w:rPr>
+        <w:t>min_salary</w:t>
+      </w:r>
+      <w:proofErr w:type="spellEnd"/>
+      <w:r>
+        <w:rPr>
+          <w:lang w:val="en-US"/>
+        </w:rPr>
+        <w:t xml:space="preserve"> from employee;</w:t>
+      </w:r>
+    </w:p>
+    <w:p>
+      <w:pPr>
+        <w:pStyle w:val="ListParagraph"/>
+        <w:ind w:left="1080"/>
+        <w:rPr>
+          <w:lang w:val="en-US"/>
+        </w:rPr>
+      </w:pPr>
+      <w:r>
+        <w:rPr>
+          <w:lang w:val="en-US"/>
+        </w:rPr>
+        <w:t xml:space="preserve">select avg(salary) as </w:t>
+      </w:r>
+      <w:proofErr w:type="spellStart"/>
+      <w:r>
+        <w:rPr>
+          <w:lang w:val="en-US"/>
+        </w:rPr>
+        <w:t>avg_salary</w:t>
+      </w:r>
+      <w:proofErr w:type="spellEnd"/>
+      <w:r>
+        <w:rPr>
+          <w:lang w:val="en-US"/>
+        </w:rPr>
+        <w:t xml:space="preserve"> from employee;</w:t>
+      </w:r>
+    </w:p>
+    <w:p>
+      <w:pPr>
+        <w:pStyle w:val="ListParagraph"/>
+        <w:ind w:left="1080"/>
+        <w:rPr>
+          <w:lang w:val="en-US"/>
+        </w:rPr>
+      </w:pPr>
+      <w:r>
+        <w:rPr>
+          <w:lang w:val="en-US"/>
+        </w:rPr>
+        <w:t xml:space="preserve">select count(salary) as </w:t>
+      </w:r>
+      <w:proofErr w:type="spellStart"/>
+      <w:r>
+        <w:rPr>
+          <w:lang w:val="en-US"/>
+        </w:rPr>
+        <w:t>total_employee</w:t>
+      </w:r>
+      <w:proofErr w:type="spellEnd"/>
+      <w:r>
+        <w:rPr>
+          <w:lang w:val="en-US"/>
+        </w:rPr>
+        <w:t xml:space="preserve"> from employee;</w:t>
+      </w:r>
+    </w:p>
+    <w:p>
+      <w:pPr>
+        <w:pStyle w:val="ListParagraph"/>
+        <w:ind w:left="1080"/>
+        <w:rPr>
+          <w:lang w:val="en-US"/>
+        </w:rPr>
+      </w:pPr>
+      <w:r>
+        <w:rPr>
+          <w:lang w:val="en-US"/>
+        </w:rPr>
+        <w:t xml:space="preserve">select count(*) as </w:t>
+      </w:r>
+      <w:proofErr w:type="spellStart"/>
+      <w:r>
+        <w:rPr>
+          <w:lang w:val="en-US"/>
+        </w:rPr>
+        <w:t>total_employee</w:t>
+      </w:r>
+      <w:proofErr w:type="spellEnd"/>
+      <w:r>
+        <w:rPr>
+          <w:lang w:val="en-US"/>
+        </w:rPr>
+        <w:t xml:space="preserve"> from employee;</w:t>
+      </w:r>
+    </w:p>
+    <w:p>
+      <w:pPr>
+        <w:pStyle w:val="ListParagraph"/>
+        <w:ind w:left="1080"/>
         <w:rPr>
           <w:lang w:val="en-US"/>
         </w:rPr>

--- a/FSD - Designing and Managing Databases with MongoDB/FSD - Designing and Managing Databases with MongoDB - Day 3 - 21-04-206.docx
+++ b/FSD - Designing and Managing Databases with MongoDB/FSD - Designing and Managing Databases with MongoDB - Day 3 - 21-04-206.docx
@@ -50,13 +50,23 @@
           <w:lang w:val="en-US"/>
         </w:rPr>
       </w:pPr>
+      <w:proofErr w:type="gramStart"/>
       <w:r>
         <w:rPr>
           <w:b/>
           <w:bCs/>
           <w:lang w:val="en-US"/>
         </w:rPr>
-        <w:t xml:space="preserve">Functions : </w:t>
+        <w:t>Functions :</w:t>
+      </w:r>
+      <w:proofErr w:type="gramEnd"/>
+      <w:r>
+        <w:rPr>
+          <w:b/>
+          <w:bCs/>
+          <w:lang w:val="en-US"/>
+        </w:rPr>
+        <w:t xml:space="preserve"> </w:t>
       </w:r>
       <w:r>
         <w:rPr>
@@ -75,7 +85,21 @@
         <w:rPr>
           <w:lang w:val="en-US"/>
         </w:rPr>
-        <w:t xml:space="preserve">Function mainly divided into 2 types. </w:t>
+        <w:t xml:space="preserve">Function </w:t>
+      </w:r>
+      <w:proofErr w:type="gramStart"/>
+      <w:r>
+        <w:rPr>
+          <w:lang w:val="en-US"/>
+        </w:rPr>
+        <w:t>mainly</w:t>
+      </w:r>
+      <w:proofErr w:type="gramEnd"/>
+      <w:r>
+        <w:rPr>
+          <w:lang w:val="en-US"/>
+        </w:rPr>
+        <w:t xml:space="preserve"> divided into 2 types. </w:t>
       </w:r>
     </w:p>
     <w:p>
@@ -115,7 +139,21 @@
         <w:rPr>
           <w:lang w:val="en-US"/>
         </w:rPr>
-        <w:t xml:space="preserve">It divided into 2 types. </w:t>
+        <w:t xml:space="preserve">It </w:t>
+      </w:r>
+      <w:proofErr w:type="gramStart"/>
+      <w:r>
+        <w:rPr>
+          <w:lang w:val="en-US"/>
+        </w:rPr>
+        <w:t>divided</w:t>
+      </w:r>
+      <w:proofErr w:type="gramEnd"/>
+      <w:r>
+        <w:rPr>
+          <w:lang w:val="en-US"/>
+        </w:rPr>
+        <w:t xml:space="preserve"> into 2 types. </w:t>
       </w:r>
     </w:p>
     <w:p>
@@ -133,7 +171,21 @@
         <w:rPr>
           <w:lang w:val="en-US"/>
         </w:rPr>
-        <w:t xml:space="preserve">Single row functions  : the function functionality apply for each record individually. </w:t>
+        <w:t xml:space="preserve">Single row </w:t>
+      </w:r>
+      <w:proofErr w:type="gramStart"/>
+      <w:r>
+        <w:rPr>
+          <w:lang w:val="en-US"/>
+        </w:rPr>
+        <w:t>functions  :</w:t>
+      </w:r>
+      <w:proofErr w:type="gramEnd"/>
+      <w:r>
+        <w:rPr>
+          <w:lang w:val="en-US"/>
+        </w:rPr>
+        <w:t xml:space="preserve"> the function functionality apply for each record individually. </w:t>
       </w:r>
     </w:p>
     <w:p>
@@ -171,7 +223,35 @@
         <w:rPr>
           <w:lang w:val="en-US"/>
         </w:rPr>
-        <w:t xml:space="preserve">; it is use to check function functionality. </w:t>
+        <w:t xml:space="preserve">; it is </w:t>
+      </w:r>
+      <w:proofErr w:type="gramStart"/>
+      <w:r>
+        <w:rPr>
+          <w:lang w:val="en-US"/>
+        </w:rPr>
+        <w:t>use</w:t>
+      </w:r>
+      <w:proofErr w:type="gramEnd"/>
+      <w:r>
+        <w:rPr>
+          <w:lang w:val="en-US"/>
+        </w:rPr>
+        <w:t xml:space="preserve"> to </w:t>
+      </w:r>
+      <w:proofErr w:type="gramStart"/>
+      <w:r>
+        <w:rPr>
+          <w:lang w:val="en-US"/>
+        </w:rPr>
+        <w:t>check function</w:t>
+      </w:r>
+      <w:proofErr w:type="gramEnd"/>
+      <w:r>
+        <w:rPr>
+          <w:lang w:val="en-US"/>
+        </w:rPr>
+        <w:t xml:space="preserve"> functionality. </w:t>
       </w:r>
     </w:p>
     <w:p>
@@ -209,8 +289,16 @@
         <w:rPr>
           <w:lang w:val="en-US"/>
         </w:rPr>
-        <w:t>" as msg;</w:t>
-      </w:r>
+        <w:t xml:space="preserve">" as </w:t>
+      </w:r>
+      <w:proofErr w:type="gramStart"/>
+      <w:r>
+        <w:rPr>
+          <w:lang w:val="en-US"/>
+        </w:rPr>
+        <w:t>msg;</w:t>
+      </w:r>
+      <w:proofErr w:type="gramEnd"/>
     </w:p>
     <w:p>
       <w:pPr>
@@ -273,8 +361,16 @@
         <w:rPr>
           <w:lang w:val="en-US"/>
         </w:rPr>
-        <w:t>');</w:t>
-      </w:r>
+        <w:t>'</w:t>
+      </w:r>
+      <w:proofErr w:type="gramStart"/>
+      <w:r>
+        <w:rPr>
+          <w:lang w:val="en-US"/>
+        </w:rPr>
+        <w:t>);</w:t>
+      </w:r>
+      <w:proofErr w:type="gramEnd"/>
     </w:p>
     <w:p>
       <w:pPr>
@@ -305,6 +401,7 @@
         <w:t xml:space="preserve">') as </w:t>
       </w:r>
       <w:proofErr w:type="spellStart"/>
+      <w:proofErr w:type="gramStart"/>
       <w:r>
         <w:rPr>
           <w:lang w:val="en-US"/>
@@ -318,6 +415,7 @@
         </w:rPr>
         <w:t>;</w:t>
       </w:r>
+      <w:proofErr w:type="gramEnd"/>
     </w:p>
     <w:p>
       <w:pPr>
@@ -338,9 +436,17 @@
         <w:rPr>
           <w:lang w:val="en-US"/>
         </w:rPr>
-        <w:t>first_name,upper</w:t>
+        <w:t>first_</w:t>
+      </w:r>
+      <w:proofErr w:type="gramStart"/>
+      <w:r>
+        <w:rPr>
+          <w:lang w:val="en-US"/>
+        </w:rPr>
+        <w:t>name,upper</w:t>
       </w:r>
       <w:proofErr w:type="spellEnd"/>
+      <w:proofErr w:type="gramEnd"/>
       <w:r>
         <w:rPr>
           <w:lang w:val="en-US"/>
@@ -373,38 +479,62 @@
         <w:rPr>
           <w:lang w:val="en-US"/>
         </w:rPr>
-        <w:t xml:space="preserve"> from employee;</w:t>
-      </w:r>
-    </w:p>
-    <w:p>
-      <w:pPr>
-        <w:pStyle w:val="ListParagraph"/>
-        <w:ind w:left="1080"/>
-        <w:rPr>
-          <w:lang w:val="en-US"/>
-        </w:rPr>
-      </w:pPr>
-      <w:r>
-        <w:rPr>
-          <w:lang w:val="en-US"/>
-        </w:rPr>
-        <w:t>select lower('AKASH');</w:t>
-      </w:r>
-    </w:p>
-    <w:p>
-      <w:pPr>
-        <w:pStyle w:val="ListParagraph"/>
-        <w:ind w:left="1080"/>
-        <w:rPr>
-          <w:lang w:val="en-US"/>
-        </w:rPr>
-      </w:pPr>
-      <w:r>
-        <w:rPr>
-          <w:lang w:val="en-US"/>
-        </w:rPr>
-        <w:t>select length('AKASH');</w:t>
-      </w:r>
+        <w:t xml:space="preserve"> from </w:t>
+      </w:r>
+      <w:proofErr w:type="gramStart"/>
+      <w:r>
+        <w:rPr>
+          <w:lang w:val="en-US"/>
+        </w:rPr>
+        <w:t>employee;</w:t>
+      </w:r>
+      <w:proofErr w:type="gramEnd"/>
+    </w:p>
+    <w:p>
+      <w:pPr>
+        <w:pStyle w:val="ListParagraph"/>
+        <w:ind w:left="1080"/>
+        <w:rPr>
+          <w:lang w:val="en-US"/>
+        </w:rPr>
+      </w:pPr>
+      <w:r>
+        <w:rPr>
+          <w:lang w:val="en-US"/>
+        </w:rPr>
+        <w:t>select lower('AKASH'</w:t>
+      </w:r>
+      <w:proofErr w:type="gramStart"/>
+      <w:r>
+        <w:rPr>
+          <w:lang w:val="en-US"/>
+        </w:rPr>
+        <w:t>);</w:t>
+      </w:r>
+      <w:proofErr w:type="gramEnd"/>
+    </w:p>
+    <w:p>
+      <w:pPr>
+        <w:pStyle w:val="ListParagraph"/>
+        <w:ind w:left="1080"/>
+        <w:rPr>
+          <w:lang w:val="en-US"/>
+        </w:rPr>
+      </w:pPr>
+      <w:r>
+        <w:rPr>
+          <w:lang w:val="en-US"/>
+        </w:rPr>
+        <w:t>select length('AKASH'</w:t>
+      </w:r>
+      <w:proofErr w:type="gramStart"/>
+      <w:r>
+        <w:rPr>
+          <w:lang w:val="en-US"/>
+        </w:rPr>
+        <w:t>);</w:t>
+      </w:r>
+      <w:proofErr w:type="gramEnd"/>
     </w:p>
     <w:p>
       <w:pPr>
@@ -432,8 +562,16 @@
         <w:rPr>
           <w:lang w:val="en-US"/>
         </w:rPr>
-        <w:t>('AKASH',2);</w:t>
-      </w:r>
+        <w:t>('AKASH',2</w:t>
+      </w:r>
+      <w:proofErr w:type="gramStart"/>
+      <w:r>
+        <w:rPr>
+          <w:lang w:val="en-US"/>
+        </w:rPr>
+        <w:t>);</w:t>
+      </w:r>
+      <w:proofErr w:type="gramEnd"/>
     </w:p>
     <w:p>
       <w:pPr>
@@ -461,8 +599,16 @@
         <w:rPr>
           <w:lang w:val="en-US"/>
         </w:rPr>
-        <w:t>('AKASH',2,3);</w:t>
-      </w:r>
+        <w:t>('AKASH',2,3</w:t>
+      </w:r>
+      <w:proofErr w:type="gramStart"/>
+      <w:r>
+        <w:rPr>
+          <w:lang w:val="en-US"/>
+        </w:rPr>
+        <w:t>);</w:t>
+      </w:r>
+      <w:proofErr w:type="gramEnd"/>
     </w:p>
     <w:p>
       <w:pPr>
@@ -513,31 +659,67 @@
         <w:rPr>
           <w:lang w:val="en-US"/>
         </w:rPr>
-        <w:t>select abs(-100);</w:t>
-      </w:r>
-    </w:p>
-    <w:p>
-      <w:pPr>
-        <w:pStyle w:val="ListParagraph"/>
-        <w:ind w:left="1080"/>
-        <w:rPr>
-          <w:lang w:val="en-US"/>
-        </w:rPr>
-      </w:pPr>
-    </w:p>
-    <w:p>
-      <w:pPr>
-        <w:pStyle w:val="ListParagraph"/>
-        <w:ind w:left="1080"/>
-        <w:rPr>
-          <w:lang w:val="en-US"/>
-        </w:rPr>
-      </w:pPr>
-      <w:r>
-        <w:rPr>
-          <w:lang w:val="en-US"/>
-        </w:rPr>
-        <w:t>select ceil(10.</w:t>
+        <w:t xml:space="preserve">select </w:t>
+      </w:r>
+      <w:proofErr w:type="gramStart"/>
+      <w:r>
+        <w:rPr>
+          <w:lang w:val="en-US"/>
+        </w:rPr>
+        <w:t>abs(</w:t>
+      </w:r>
+      <w:proofErr w:type="gramEnd"/>
+      <w:r>
+        <w:rPr>
+          <w:lang w:val="en-US"/>
+        </w:rPr>
+        <w:t>-100</w:t>
+      </w:r>
+      <w:proofErr w:type="gramStart"/>
+      <w:r>
+        <w:rPr>
+          <w:lang w:val="en-US"/>
+        </w:rPr>
+        <w:t>);</w:t>
+      </w:r>
+      <w:proofErr w:type="gramEnd"/>
+    </w:p>
+    <w:p>
+      <w:pPr>
+        <w:pStyle w:val="ListParagraph"/>
+        <w:ind w:left="1080"/>
+        <w:rPr>
+          <w:lang w:val="en-US"/>
+        </w:rPr>
+      </w:pPr>
+    </w:p>
+    <w:p>
+      <w:pPr>
+        <w:pStyle w:val="ListParagraph"/>
+        <w:ind w:left="1080"/>
+        <w:rPr>
+          <w:lang w:val="en-US"/>
+        </w:rPr>
+      </w:pPr>
+      <w:r>
+        <w:rPr>
+          <w:lang w:val="en-US"/>
+        </w:rPr>
+        <w:t xml:space="preserve">select </w:t>
+      </w:r>
+      <w:proofErr w:type="gramStart"/>
+      <w:r>
+        <w:rPr>
+          <w:lang w:val="en-US"/>
+        </w:rPr>
+        <w:t>ceil(</w:t>
+      </w:r>
+      <w:proofErr w:type="gramEnd"/>
+      <w:r>
+        <w:rPr>
+          <w:lang w:val="en-US"/>
+        </w:rPr>
+        <w:t>10.</w:t>
       </w:r>
       <w:r>
         <w:rPr>
@@ -549,7 +731,14 @@
         <w:rPr>
           <w:lang w:val="en-US"/>
         </w:rPr>
-        <w:t>);</w:t>
+        <w:t>)</w:t>
+      </w:r>
+      <w:proofErr w:type="gramStart"/>
+      <w:r>
+        <w:rPr>
+          <w:lang w:val="en-US"/>
+        </w:rPr>
+        <w:t>;</w:t>
       </w:r>
       <w:r>
         <w:rPr>
@@ -562,7 +751,14 @@
           <w:lang w:val="en-US"/>
         </w:rPr>
         <w:tab/>
-        <w:t xml:space="preserve">refer to next number </w:t>
+        <w:t>refer</w:t>
+      </w:r>
+      <w:proofErr w:type="gramEnd"/>
+      <w:r>
+        <w:rPr>
+          <w:lang w:val="en-US"/>
+        </w:rPr>
+        <w:t xml:space="preserve"> to next number </w:t>
       </w:r>
       <w:proofErr w:type="spellStart"/>
       <w:r>
@@ -593,6 +789,7 @@
         </w:rPr>
         <w:t xml:space="preserve">select </w:t>
       </w:r>
+      <w:proofErr w:type="gramStart"/>
       <w:r>
         <w:rPr>
           <w:lang w:val="en-US"/>
@@ -603,7 +800,14 @@
         <w:rPr>
           <w:lang w:val="en-US"/>
         </w:rPr>
-        <w:t>(10.1);</w:t>
+        <w:t>(</w:t>
+      </w:r>
+      <w:proofErr w:type="gramEnd"/>
+      <w:r>
+        <w:rPr>
+          <w:lang w:val="en-US"/>
+        </w:rPr>
+        <w:t>10.1);</w:t>
       </w:r>
       <w:r>
         <w:rPr>
@@ -639,7 +843,21 @@
         <w:rPr>
           <w:lang w:val="en-US"/>
         </w:rPr>
-        <w:t>select ceil(10</w:t>
+        <w:t xml:space="preserve">select </w:t>
+      </w:r>
+      <w:proofErr w:type="gramStart"/>
+      <w:r>
+        <w:rPr>
+          <w:lang w:val="en-US"/>
+        </w:rPr>
+        <w:t>ceil(</w:t>
+      </w:r>
+      <w:proofErr w:type="gramEnd"/>
+      <w:r>
+        <w:rPr>
+          <w:lang w:val="en-US"/>
+        </w:rPr>
+        <w:t>10</w:t>
       </w:r>
       <w:r>
         <w:rPr>
@@ -651,7 +869,14 @@
         <w:rPr>
           <w:lang w:val="en-US"/>
         </w:rPr>
-        <w:t>);</w:t>
+        <w:t>)</w:t>
+      </w:r>
+      <w:proofErr w:type="gramStart"/>
+      <w:r>
+        <w:rPr>
+          <w:lang w:val="en-US"/>
+        </w:rPr>
+        <w:t>;</w:t>
       </w:r>
       <w:r>
         <w:rPr>
@@ -664,22 +889,43 @@
           <w:lang w:val="en-US"/>
         </w:rPr>
         <w:tab/>
-        <w:t>refer to previous number is 10</w:t>
-      </w:r>
-    </w:p>
-    <w:p>
-      <w:pPr>
-        <w:pStyle w:val="ListParagraph"/>
-        <w:ind w:left="1080"/>
-        <w:rPr>
-          <w:lang w:val="en-US"/>
-        </w:rPr>
-      </w:pPr>
-      <w:r>
-        <w:rPr>
-          <w:lang w:val="en-US"/>
-        </w:rPr>
-        <w:t>select round(10.5);</w:t>
+        <w:t>refer</w:t>
+      </w:r>
+      <w:proofErr w:type="gramEnd"/>
+      <w:r>
+        <w:rPr>
+          <w:lang w:val="en-US"/>
+        </w:rPr>
+        <w:t xml:space="preserve"> to previous number is 10</w:t>
+      </w:r>
+    </w:p>
+    <w:p>
+      <w:pPr>
+        <w:pStyle w:val="ListParagraph"/>
+        <w:ind w:left="1080"/>
+        <w:rPr>
+          <w:lang w:val="en-US"/>
+        </w:rPr>
+      </w:pPr>
+      <w:r>
+        <w:rPr>
+          <w:lang w:val="en-US"/>
+        </w:rPr>
+        <w:t xml:space="preserve">select </w:t>
+      </w:r>
+      <w:proofErr w:type="gramStart"/>
+      <w:r>
+        <w:rPr>
+          <w:lang w:val="en-US"/>
+        </w:rPr>
+        <w:t>round(</w:t>
+      </w:r>
+      <w:proofErr w:type="gramEnd"/>
+      <w:r>
+        <w:rPr>
+          <w:lang w:val="en-US"/>
+        </w:rPr>
+        <w:t>10.5);</w:t>
       </w:r>
       <w:r>
         <w:rPr>
@@ -701,7 +947,21 @@
         <w:rPr>
           <w:lang w:val="en-US"/>
         </w:rPr>
-        <w:t>select round(10.</w:t>
+        <w:t xml:space="preserve">select </w:t>
+      </w:r>
+      <w:proofErr w:type="gramStart"/>
+      <w:r>
+        <w:rPr>
+          <w:lang w:val="en-US"/>
+        </w:rPr>
+        <w:t>round(</w:t>
+      </w:r>
+      <w:proofErr w:type="gramEnd"/>
+      <w:r>
+        <w:rPr>
+          <w:lang w:val="en-US"/>
+        </w:rPr>
+        <w:t>10.</w:t>
       </w:r>
       <w:r>
         <w:rPr>
@@ -773,24 +1033,33 @@
           <w:lang w:val="en-US"/>
         </w:rPr>
         <w:lastRenderedPageBreak/>
-        <w:t>select now();</w:t>
-      </w:r>
-    </w:p>
-    <w:p>
-      <w:pPr>
-        <w:pStyle w:val="ListParagraph"/>
-        <w:ind w:left="1080"/>
-        <w:rPr>
-          <w:lang w:val="en-US"/>
-        </w:rPr>
-      </w:pPr>
-      <w:r>
-        <w:rPr>
-          <w:lang w:val="en-US"/>
-        </w:rPr>
         <w:t xml:space="preserve">select </w:t>
       </w:r>
+      <w:proofErr w:type="gramStart"/>
+      <w:r>
+        <w:rPr>
+          <w:lang w:val="en-US"/>
+        </w:rPr>
+        <w:t>now();</w:t>
+      </w:r>
+      <w:proofErr w:type="gramEnd"/>
+    </w:p>
+    <w:p>
+      <w:pPr>
+        <w:pStyle w:val="ListParagraph"/>
+        <w:ind w:left="1080"/>
+        <w:rPr>
+          <w:lang w:val="en-US"/>
+        </w:rPr>
+      </w:pPr>
+      <w:r>
+        <w:rPr>
+          <w:lang w:val="en-US"/>
+        </w:rPr>
+        <w:t xml:space="preserve">select </w:t>
+      </w:r>
       <w:proofErr w:type="spellStart"/>
+      <w:proofErr w:type="gramStart"/>
       <w:r>
         <w:rPr>
           <w:lang w:val="en-US"/>
@@ -804,6 +1073,7 @@
         </w:rPr>
         <w:t>();</w:t>
       </w:r>
+      <w:proofErr w:type="gramEnd"/>
     </w:p>
     <w:p>
       <w:pPr>
@@ -820,6 +1090,7 @@
         <w:t xml:space="preserve">select </w:t>
       </w:r>
       <w:proofErr w:type="spellStart"/>
+      <w:proofErr w:type="gramStart"/>
       <w:r>
         <w:rPr>
           <w:lang w:val="en-US"/>
@@ -833,6 +1104,7 @@
         </w:rPr>
         <w:t>();</w:t>
       </w:r>
+      <w:proofErr w:type="gramEnd"/>
     </w:p>
     <w:p>
       <w:pPr>
@@ -849,6 +1121,7 @@
         <w:t xml:space="preserve">select </w:t>
       </w:r>
       <w:proofErr w:type="spellStart"/>
+      <w:proofErr w:type="gramStart"/>
       <w:r>
         <w:rPr>
           <w:lang w:val="en-US"/>
@@ -862,51 +1135,118 @@
         </w:rPr>
         <w:t>();</w:t>
       </w:r>
-    </w:p>
-    <w:p>
-      <w:pPr>
-        <w:pStyle w:val="ListParagraph"/>
-        <w:ind w:left="1080"/>
-        <w:rPr>
-          <w:lang w:val="en-US"/>
-        </w:rPr>
-      </w:pPr>
-      <w:r>
-        <w:rPr>
-          <w:lang w:val="en-US"/>
-        </w:rPr>
-        <w:t>select year(now());</w:t>
-      </w:r>
-    </w:p>
-    <w:p>
-      <w:pPr>
-        <w:pStyle w:val="ListParagraph"/>
-        <w:ind w:left="1080"/>
-        <w:rPr>
-          <w:lang w:val="en-US"/>
-        </w:rPr>
-      </w:pPr>
-      <w:r>
-        <w:rPr>
-          <w:lang w:val="en-US"/>
-        </w:rPr>
-        <w:t>select month(now());</w:t>
-      </w:r>
-    </w:p>
-    <w:p>
-      <w:pPr>
-        <w:pStyle w:val="ListParagraph"/>
-        <w:ind w:left="1080"/>
-        <w:rPr>
-          <w:lang w:val="en-US"/>
-        </w:rPr>
-      </w:pPr>
-      <w:r>
-        <w:rPr>
-          <w:lang w:val="en-US"/>
-        </w:rPr>
-        <w:t>select month(now());</w:t>
-      </w:r>
+      <w:proofErr w:type="gramEnd"/>
+    </w:p>
+    <w:p>
+      <w:pPr>
+        <w:pStyle w:val="ListParagraph"/>
+        <w:ind w:left="1080"/>
+        <w:rPr>
+          <w:lang w:val="en-US"/>
+        </w:rPr>
+      </w:pPr>
+      <w:r>
+        <w:rPr>
+          <w:lang w:val="en-US"/>
+        </w:rPr>
+        <w:t>select year(</w:t>
+      </w:r>
+      <w:proofErr w:type="gramStart"/>
+      <w:r>
+        <w:rPr>
+          <w:lang w:val="en-US"/>
+        </w:rPr>
+        <w:t>now(</w:t>
+      </w:r>
+      <w:proofErr w:type="gramEnd"/>
+      <w:r>
+        <w:rPr>
+          <w:lang w:val="en-US"/>
+        </w:rPr>
+        <w:t>)</w:t>
+      </w:r>
+      <w:proofErr w:type="gramStart"/>
+      <w:r>
+        <w:rPr>
+          <w:lang w:val="en-US"/>
+        </w:rPr>
+        <w:t>);</w:t>
+      </w:r>
+      <w:proofErr w:type="gramEnd"/>
+    </w:p>
+    <w:p>
+      <w:pPr>
+        <w:pStyle w:val="ListParagraph"/>
+        <w:ind w:left="1080"/>
+        <w:rPr>
+          <w:lang w:val="en-US"/>
+        </w:rPr>
+      </w:pPr>
+      <w:r>
+        <w:rPr>
+          <w:lang w:val="en-US"/>
+        </w:rPr>
+        <w:t>select month(</w:t>
+      </w:r>
+      <w:proofErr w:type="gramStart"/>
+      <w:r>
+        <w:rPr>
+          <w:lang w:val="en-US"/>
+        </w:rPr>
+        <w:t>now(</w:t>
+      </w:r>
+      <w:proofErr w:type="gramEnd"/>
+      <w:r>
+        <w:rPr>
+          <w:lang w:val="en-US"/>
+        </w:rPr>
+        <w:t>)</w:t>
+      </w:r>
+      <w:proofErr w:type="gramStart"/>
+      <w:r>
+        <w:rPr>
+          <w:lang w:val="en-US"/>
+        </w:rPr>
+        <w:t>);</w:t>
+      </w:r>
+      <w:proofErr w:type="gramEnd"/>
+    </w:p>
+    <w:p>
+      <w:pPr>
+        <w:pStyle w:val="ListParagraph"/>
+        <w:ind w:left="1080"/>
+        <w:rPr>
+          <w:lang w:val="en-US"/>
+        </w:rPr>
+      </w:pPr>
+      <w:r>
+        <w:rPr>
+          <w:lang w:val="en-US"/>
+        </w:rPr>
+        <w:t>select month(</w:t>
+      </w:r>
+      <w:proofErr w:type="gramStart"/>
+      <w:r>
+        <w:rPr>
+          <w:lang w:val="en-US"/>
+        </w:rPr>
+        <w:t>now(</w:t>
+      </w:r>
+      <w:proofErr w:type="gramEnd"/>
+      <w:r>
+        <w:rPr>
+          <w:lang w:val="en-US"/>
+        </w:rPr>
+        <w:t>)</w:t>
+      </w:r>
+      <w:proofErr w:type="gramStart"/>
+      <w:r>
+        <w:rPr>
+          <w:lang w:val="en-US"/>
+        </w:rPr>
+        <w:t>);</w:t>
+      </w:r>
+      <w:proofErr w:type="gramEnd"/>
     </w:p>
     <w:p>
       <w:pPr>
@@ -934,8 +1274,16 @@
         <w:rPr>
           <w:lang w:val="en-US"/>
         </w:rPr>
-        <w:t>(now(),'%d-%m-%Y');</w:t>
-      </w:r>
+        <w:t>(now(),'%d-%m-%Y'</w:t>
+      </w:r>
+      <w:proofErr w:type="gramStart"/>
+      <w:r>
+        <w:rPr>
+          <w:lang w:val="en-US"/>
+        </w:rPr>
+        <w:t>);</w:t>
+      </w:r>
+      <w:proofErr w:type="gramEnd"/>
     </w:p>
     <w:p>
       <w:pPr>
@@ -963,8 +1311,16 @@
         <w:rPr>
           <w:lang w:val="en-US"/>
         </w:rPr>
-        <w:t>(now(),'%D-%m-%Y');</w:t>
-      </w:r>
+        <w:t>(now(),'%D-%m-%Y'</w:t>
+      </w:r>
+      <w:proofErr w:type="gramStart"/>
+      <w:r>
+        <w:rPr>
+          <w:lang w:val="en-US"/>
+        </w:rPr>
+        <w:t>);</w:t>
+      </w:r>
+      <w:proofErr w:type="gramEnd"/>
     </w:p>
     <w:p>
       <w:pPr>
@@ -992,41 +1348,97 @@
         <w:rPr>
           <w:lang w:val="en-US"/>
         </w:rPr>
-        <w:t>(now(),'%D-%M-%Y');</w:t>
-      </w:r>
-    </w:p>
-    <w:p>
-      <w:pPr>
-        <w:pStyle w:val="ListParagraph"/>
-        <w:ind w:left="1080"/>
-      </w:pPr>
-      <w:r>
-        <w:t>SELECT DATE_SUB('2026-04-21', INTERVAL 5 DAY);</w:t>
-      </w:r>
-    </w:p>
-    <w:p>
-      <w:pPr>
-        <w:pStyle w:val="ListParagraph"/>
-        <w:ind w:left="1080"/>
-      </w:pPr>
-      <w:r>
-        <w:t>SELECT DATE_ADD('2026-04-21', INTERVAL 10 DAY);</w:t>
-      </w:r>
-    </w:p>
-    <w:p>
-      <w:pPr>
-        <w:pStyle w:val="ListParagraph"/>
-        <w:ind w:left="1080"/>
-        <w:rPr>
-          <w:lang w:val="en-US"/>
-        </w:rPr>
-      </w:pPr>
-      <w:r>
-        <w:rPr>
-          <w:lang w:val="en-US"/>
-        </w:rPr>
-        <w:t>SELECT DATEDIFF('2026-04-30', '2026-04-21');</w:t>
-      </w:r>
+        <w:t>(now(),'%D-%M-%Y'</w:t>
+      </w:r>
+      <w:proofErr w:type="gramStart"/>
+      <w:r>
+        <w:rPr>
+          <w:lang w:val="en-US"/>
+        </w:rPr>
+        <w:t>);</w:t>
+      </w:r>
+      <w:proofErr w:type="gramEnd"/>
+    </w:p>
+    <w:p>
+      <w:pPr>
+        <w:pStyle w:val="ListParagraph"/>
+        <w:ind w:left="1080"/>
+      </w:pPr>
+      <w:r>
+        <w:t>SELECT DATE_</w:t>
+      </w:r>
+      <w:proofErr w:type="gramStart"/>
+      <w:r>
+        <w:t>SUB(</w:t>
+      </w:r>
+      <w:proofErr w:type="gramEnd"/>
+      <w:r>
+        <w:t>'2026-04-21', INTERVAL 5 DAY</w:t>
+      </w:r>
+      <w:proofErr w:type="gramStart"/>
+      <w:r>
+        <w:t>);</w:t>
+      </w:r>
+      <w:proofErr w:type="gramEnd"/>
+    </w:p>
+    <w:p>
+      <w:pPr>
+        <w:pStyle w:val="ListParagraph"/>
+        <w:ind w:left="1080"/>
+      </w:pPr>
+      <w:r>
+        <w:t>SELECT DATE_</w:t>
+      </w:r>
+      <w:proofErr w:type="gramStart"/>
+      <w:r>
+        <w:t>ADD(</w:t>
+      </w:r>
+      <w:proofErr w:type="gramEnd"/>
+      <w:r>
+        <w:t>'2026-04-21', INTERVAL 10 DAY</w:t>
+      </w:r>
+      <w:proofErr w:type="gramStart"/>
+      <w:r>
+        <w:t>);</w:t>
+      </w:r>
+      <w:proofErr w:type="gramEnd"/>
+    </w:p>
+    <w:p>
+      <w:pPr>
+        <w:pStyle w:val="ListParagraph"/>
+        <w:ind w:left="1080"/>
+        <w:rPr>
+          <w:lang w:val="en-US"/>
+        </w:rPr>
+      </w:pPr>
+      <w:r>
+        <w:rPr>
+          <w:lang w:val="en-US"/>
+        </w:rPr>
+        <w:t xml:space="preserve">SELECT </w:t>
+      </w:r>
+      <w:proofErr w:type="gramStart"/>
+      <w:r>
+        <w:rPr>
+          <w:lang w:val="en-US"/>
+        </w:rPr>
+        <w:t>DATEDIFF(</w:t>
+      </w:r>
+      <w:proofErr w:type="gramEnd"/>
+      <w:r>
+        <w:rPr>
+          <w:lang w:val="en-US"/>
+        </w:rPr>
+        <w:t>'2026-04-30', '2026-04-21'</w:t>
+      </w:r>
+      <w:proofErr w:type="gramStart"/>
+      <w:r>
+        <w:rPr>
+          <w:lang w:val="en-US"/>
+        </w:rPr>
+        <w:t>);</w:t>
+      </w:r>
+      <w:proofErr w:type="gramEnd"/>
     </w:p>
     <w:p>
       <w:pPr>
@@ -1047,29 +1459,73 @@
         <w:rPr>
           <w:lang w:val="en-US"/>
         </w:rPr>
-        <w:t>first_name,hire_date,datediff</w:t>
+        <w:t>first_</w:t>
+      </w:r>
+      <w:proofErr w:type="gramStart"/>
+      <w:r>
+        <w:rPr>
+          <w:lang w:val="en-US"/>
+        </w:rPr>
+        <w:t>name,hire</w:t>
+      </w:r>
+      <w:proofErr w:type="gramEnd"/>
+      <w:r>
+        <w:rPr>
+          <w:lang w:val="en-US"/>
+        </w:rPr>
+        <w:t>_</w:t>
+      </w:r>
+      <w:proofErr w:type="gramStart"/>
+      <w:r>
+        <w:rPr>
+          <w:lang w:val="en-US"/>
+        </w:rPr>
+        <w:t>date,datediff</w:t>
       </w:r>
       <w:proofErr w:type="spellEnd"/>
-      <w:r>
-        <w:rPr>
-          <w:lang w:val="en-US"/>
-        </w:rPr>
-        <w:t>(now(),</w:t>
+      <w:proofErr w:type="gramEnd"/>
+      <w:r>
+        <w:rPr>
+          <w:lang w:val="en-US"/>
+        </w:rPr>
+        <w:t>(now(</w:t>
+      </w:r>
+      <w:proofErr w:type="gramStart"/>
+      <w:r>
+        <w:rPr>
+          <w:lang w:val="en-US"/>
+        </w:rPr>
+        <w:t>),</w:t>
       </w:r>
       <w:proofErr w:type="spellStart"/>
       <w:r>
         <w:rPr>
           <w:lang w:val="en-US"/>
         </w:rPr>
-        <w:t>hire_date</w:t>
+        <w:t>hire</w:t>
+      </w:r>
+      <w:proofErr w:type="gramEnd"/>
+      <w:r>
+        <w:rPr>
+          <w:lang w:val="en-US"/>
+        </w:rPr>
+        <w:t>_date</w:t>
       </w:r>
       <w:proofErr w:type="spellEnd"/>
       <w:r>
         <w:rPr>
           <w:lang w:val="en-US"/>
         </w:rPr>
-        <w:t>) from employee;</w:t>
-      </w:r>
+        <w:t xml:space="preserve">) from </w:t>
+      </w:r>
+      <w:proofErr w:type="gramStart"/>
+      <w:r>
+        <w:rPr>
+          <w:lang w:val="en-US"/>
+        </w:rPr>
+        <w:t>employee;</w:t>
+      </w:r>
+      <w:proofErr w:type="gramEnd"/>
     </w:p>
     <w:p>
       <w:pPr>
@@ -1154,122 +1610,254 @@
         <w:rPr>
           <w:lang w:val="en-US"/>
         </w:rPr>
-        <w:t xml:space="preserve">: the function functionality apply for more than one records base upon group. By default whole table is consider one group. We can create custom group. </w:t>
-      </w:r>
-    </w:p>
-    <w:p>
-      <w:pPr>
-        <w:pStyle w:val="ListParagraph"/>
-        <w:rPr>
-          <w:lang w:val="en-US"/>
-        </w:rPr>
-      </w:pPr>
-    </w:p>
-    <w:p>
-      <w:pPr>
-        <w:pStyle w:val="ListParagraph"/>
-        <w:ind w:left="1080"/>
-        <w:rPr>
-          <w:lang w:val="en-US"/>
-        </w:rPr>
-      </w:pPr>
-      <w:r>
-        <w:rPr>
-          <w:lang w:val="en-US"/>
-        </w:rPr>
-        <w:t>Sum()</w:t>
-      </w:r>
-    </w:p>
-    <w:p>
-      <w:pPr>
-        <w:pStyle w:val="ListParagraph"/>
-        <w:ind w:left="1080"/>
-        <w:rPr>
-          <w:lang w:val="en-US"/>
-        </w:rPr>
-      </w:pPr>
-      <w:r>
-        <w:rPr>
-          <w:lang w:val="en-US"/>
-        </w:rPr>
-        <w:t>Max()</w:t>
-      </w:r>
-    </w:p>
-    <w:p>
-      <w:pPr>
-        <w:pStyle w:val="ListParagraph"/>
-        <w:ind w:left="1080"/>
-        <w:rPr>
-          <w:lang w:val="en-US"/>
-        </w:rPr>
-      </w:pPr>
-      <w:r>
-        <w:rPr>
-          <w:lang w:val="en-US"/>
-        </w:rPr>
-        <w:t>Min()</w:t>
-      </w:r>
-    </w:p>
-    <w:p>
-      <w:pPr>
-        <w:pStyle w:val="ListParagraph"/>
-        <w:ind w:left="1080"/>
-        <w:rPr>
-          <w:lang w:val="en-US"/>
-        </w:rPr>
-      </w:pPr>
-      <w:r>
-        <w:rPr>
-          <w:lang w:val="en-US"/>
-        </w:rPr>
-        <w:t>Avg()</w:t>
-      </w:r>
-    </w:p>
-    <w:p>
-      <w:pPr>
-        <w:pStyle w:val="ListParagraph"/>
-        <w:ind w:left="1080"/>
-        <w:rPr>
-          <w:lang w:val="en-US"/>
-        </w:rPr>
-      </w:pPr>
-      <w:r>
-        <w:rPr>
-          <w:lang w:val="en-US"/>
-        </w:rPr>
-        <w:t>Count();</w:t>
+        <w:t xml:space="preserve">: the function functionality </w:t>
+      </w:r>
+      <w:proofErr w:type="gramStart"/>
+      <w:r>
+        <w:rPr>
+          <w:lang w:val="en-US"/>
+        </w:rPr>
+        <w:t>apply</w:t>
+      </w:r>
+      <w:proofErr w:type="gramEnd"/>
+      <w:r>
+        <w:rPr>
+          <w:lang w:val="en-US"/>
+        </w:rPr>
+        <w:t xml:space="preserve"> for more than one </w:t>
+      </w:r>
+      <w:proofErr w:type="gramStart"/>
+      <w:r>
+        <w:rPr>
+          <w:lang w:val="en-US"/>
+        </w:rPr>
+        <w:t>records base</w:t>
+      </w:r>
+      <w:proofErr w:type="gramEnd"/>
+      <w:r>
+        <w:rPr>
+          <w:lang w:val="en-US"/>
+        </w:rPr>
+        <w:t xml:space="preserve"> upon group. By </w:t>
+      </w:r>
+      <w:proofErr w:type="gramStart"/>
+      <w:r>
+        <w:rPr>
+          <w:lang w:val="en-US"/>
+        </w:rPr>
+        <w:t>default</w:t>
+      </w:r>
+      <w:proofErr w:type="gramEnd"/>
+      <w:r>
+        <w:rPr>
+          <w:lang w:val="en-US"/>
+        </w:rPr>
+        <w:t xml:space="preserve"> whole </w:t>
+      </w:r>
+      <w:proofErr w:type="gramStart"/>
+      <w:r>
+        <w:rPr>
+          <w:lang w:val="en-US"/>
+        </w:rPr>
+        <w:t>table is</w:t>
+      </w:r>
+      <w:proofErr w:type="gramEnd"/>
+      <w:r>
+        <w:rPr>
+          <w:lang w:val="en-US"/>
+        </w:rPr>
+        <w:t xml:space="preserve"> </w:t>
+      </w:r>
+      <w:proofErr w:type="gramStart"/>
+      <w:r>
+        <w:rPr>
+          <w:lang w:val="en-US"/>
+        </w:rPr>
+        <w:t>consider</w:t>
+      </w:r>
+      <w:proofErr w:type="gramEnd"/>
+      <w:r>
+        <w:rPr>
+          <w:lang w:val="en-US"/>
+        </w:rPr>
+        <w:t xml:space="preserve"> one group. We can create custom group. </w:t>
+      </w:r>
+    </w:p>
+    <w:p>
+      <w:pPr>
+        <w:pStyle w:val="ListParagraph"/>
+        <w:rPr>
+          <w:lang w:val="en-US"/>
+        </w:rPr>
+      </w:pPr>
+    </w:p>
+    <w:p>
+      <w:pPr>
+        <w:pStyle w:val="ListParagraph"/>
+        <w:ind w:left="1080"/>
+        <w:rPr>
+          <w:lang w:val="en-US"/>
+        </w:rPr>
+      </w:pPr>
+      <w:proofErr w:type="gramStart"/>
+      <w:r>
+        <w:rPr>
+          <w:lang w:val="en-US"/>
+        </w:rPr>
+        <w:t>Sum(</w:t>
+      </w:r>
+      <w:proofErr w:type="gramEnd"/>
+      <w:r>
+        <w:rPr>
+          <w:lang w:val="en-US"/>
+        </w:rPr>
+        <w:t>)</w:t>
+      </w:r>
+    </w:p>
+    <w:p>
+      <w:pPr>
+        <w:pStyle w:val="ListParagraph"/>
+        <w:ind w:left="1080"/>
+        <w:rPr>
+          <w:lang w:val="en-US"/>
+        </w:rPr>
+      </w:pPr>
+      <w:proofErr w:type="gramStart"/>
+      <w:r>
+        <w:rPr>
+          <w:lang w:val="en-US"/>
+        </w:rPr>
+        <w:t>Max(</w:t>
+      </w:r>
+      <w:proofErr w:type="gramEnd"/>
+      <w:r>
+        <w:rPr>
+          <w:lang w:val="en-US"/>
+        </w:rPr>
+        <w:t>)</w:t>
+      </w:r>
+    </w:p>
+    <w:p>
+      <w:pPr>
+        <w:pStyle w:val="ListParagraph"/>
+        <w:ind w:left="1080"/>
+        <w:rPr>
+          <w:lang w:val="en-US"/>
+        </w:rPr>
+      </w:pPr>
+      <w:proofErr w:type="gramStart"/>
+      <w:r>
+        <w:rPr>
+          <w:lang w:val="en-US"/>
+        </w:rPr>
+        <w:t>Min(</w:t>
+      </w:r>
+      <w:proofErr w:type="gramEnd"/>
+      <w:r>
+        <w:rPr>
+          <w:lang w:val="en-US"/>
+        </w:rPr>
+        <w:t>)</w:t>
+      </w:r>
+    </w:p>
+    <w:p>
+      <w:pPr>
+        <w:pStyle w:val="ListParagraph"/>
+        <w:ind w:left="1080"/>
+        <w:rPr>
+          <w:lang w:val="en-US"/>
+        </w:rPr>
+      </w:pPr>
+      <w:proofErr w:type="gramStart"/>
+      <w:r>
+        <w:rPr>
+          <w:lang w:val="en-US"/>
+        </w:rPr>
+        <w:t>Avg(</w:t>
+      </w:r>
+      <w:proofErr w:type="gramEnd"/>
+      <w:r>
+        <w:rPr>
+          <w:lang w:val="en-US"/>
+        </w:rPr>
+        <w:t>)</w:t>
+      </w:r>
+    </w:p>
+    <w:p>
+      <w:pPr>
+        <w:pStyle w:val="ListParagraph"/>
+        <w:ind w:left="1080"/>
+        <w:rPr>
+          <w:lang w:val="en-US"/>
+        </w:rPr>
+      </w:pPr>
+      <w:proofErr w:type="gramStart"/>
+      <w:r>
+        <w:rPr>
+          <w:lang w:val="en-US"/>
+        </w:rPr>
+        <w:t>Count(</w:t>
+      </w:r>
+      <w:proofErr w:type="gramEnd"/>
+      <w:r>
+        <w:rPr>
+          <w:lang w:val="en-US"/>
+        </w:rPr>
+        <w:t>);</w:t>
       </w:r>
       <w:r>
         <w:rPr>
           <w:lang w:val="en-US"/>
         </w:rPr>
         <w:tab/>
-        <w:t xml:space="preserve">it ignore null value. </w:t>
-      </w:r>
-    </w:p>
-    <w:p>
-      <w:pPr>
-        <w:pStyle w:val="ListParagraph"/>
-        <w:ind w:left="1080"/>
-        <w:rPr>
-          <w:lang w:val="en-US"/>
-        </w:rPr>
-      </w:pPr>
-    </w:p>
-    <w:p>
-      <w:pPr>
-        <w:pStyle w:val="ListParagraph"/>
-        <w:ind w:left="1080"/>
-        <w:rPr>
-          <w:lang w:val="en-US"/>
-        </w:rPr>
-      </w:pPr>
-      <w:r>
-        <w:rPr>
-          <w:lang w:val="en-US"/>
-        </w:rPr>
-        <w:t>select sum(salary) from employee;</w:t>
-      </w:r>
+        <w:t xml:space="preserve">it </w:t>
+      </w:r>
+      <w:proofErr w:type="gramStart"/>
+      <w:r>
+        <w:rPr>
+          <w:lang w:val="en-US"/>
+        </w:rPr>
+        <w:t>ignore</w:t>
+      </w:r>
+      <w:proofErr w:type="gramEnd"/>
+      <w:r>
+        <w:rPr>
+          <w:lang w:val="en-US"/>
+        </w:rPr>
+        <w:t xml:space="preserve"> null value. </w:t>
+      </w:r>
+    </w:p>
+    <w:p>
+      <w:pPr>
+        <w:pStyle w:val="ListParagraph"/>
+        <w:ind w:left="1080"/>
+        <w:rPr>
+          <w:lang w:val="en-US"/>
+        </w:rPr>
+      </w:pPr>
+    </w:p>
+    <w:p>
+      <w:pPr>
+        <w:pStyle w:val="ListParagraph"/>
+        <w:ind w:left="1080"/>
+        <w:rPr>
+          <w:lang w:val="en-US"/>
+        </w:rPr>
+      </w:pPr>
+      <w:r>
+        <w:rPr>
+          <w:lang w:val="en-US"/>
+        </w:rPr>
+        <w:t xml:space="preserve">select sum(salary) from </w:t>
+      </w:r>
+      <w:proofErr w:type="gramStart"/>
+      <w:r>
+        <w:rPr>
+          <w:lang w:val="en-US"/>
+        </w:rPr>
+        <w:t>employee;</w:t>
+      </w:r>
+      <w:proofErr w:type="gramEnd"/>
     </w:p>
     <w:p>
       <w:pPr>
@@ -1297,8 +1885,16 @@
         <w:rPr>
           <w:lang w:val="en-US"/>
         </w:rPr>
-        <w:t xml:space="preserve"> from employee;</w:t>
-      </w:r>
+        <w:t xml:space="preserve"> from </w:t>
+      </w:r>
+      <w:proofErr w:type="gramStart"/>
+      <w:r>
+        <w:rPr>
+          <w:lang w:val="en-US"/>
+        </w:rPr>
+        <w:t>employee;</w:t>
+      </w:r>
+      <w:proofErr w:type="gramEnd"/>
     </w:p>
     <w:p>
       <w:pPr>
@@ -1326,8 +1922,16 @@
         <w:rPr>
           <w:lang w:val="en-US"/>
         </w:rPr>
-        <w:t xml:space="preserve"> from employee;</w:t>
-      </w:r>
+        <w:t xml:space="preserve"> from </w:t>
+      </w:r>
+      <w:proofErr w:type="gramStart"/>
+      <w:r>
+        <w:rPr>
+          <w:lang w:val="en-US"/>
+        </w:rPr>
+        <w:t>employee;</w:t>
+      </w:r>
+      <w:proofErr w:type="gramEnd"/>
     </w:p>
     <w:p>
       <w:pPr>
@@ -1355,8 +1959,16 @@
         <w:rPr>
           <w:lang w:val="en-US"/>
         </w:rPr>
-        <w:t xml:space="preserve"> from employee;</w:t>
-      </w:r>
+        <w:t xml:space="preserve"> from </w:t>
+      </w:r>
+      <w:proofErr w:type="gramStart"/>
+      <w:r>
+        <w:rPr>
+          <w:lang w:val="en-US"/>
+        </w:rPr>
+        <w:t>employee;</w:t>
+      </w:r>
+      <w:proofErr w:type="gramEnd"/>
     </w:p>
     <w:p>
       <w:pPr>
@@ -1384,8 +1996,16 @@
         <w:rPr>
           <w:lang w:val="en-US"/>
         </w:rPr>
-        <w:t xml:space="preserve"> from employee;</w:t>
-      </w:r>
+        <w:t xml:space="preserve"> from </w:t>
+      </w:r>
+      <w:proofErr w:type="gramStart"/>
+      <w:r>
+        <w:rPr>
+          <w:lang w:val="en-US"/>
+        </w:rPr>
+        <w:t>employee;</w:t>
+      </w:r>
+      <w:proofErr w:type="gramEnd"/>
     </w:p>
     <w:p>
       <w:pPr>
@@ -1413,22 +2033,44 @@
         <w:rPr>
           <w:lang w:val="en-US"/>
         </w:rPr>
-        <w:t xml:space="preserve"> from employee;</w:t>
-      </w:r>
-    </w:p>
-    <w:p>
-      <w:pPr>
-        <w:pStyle w:val="ListParagraph"/>
-        <w:ind w:left="1080"/>
-        <w:rPr>
-          <w:lang w:val="en-US"/>
-        </w:rPr>
-      </w:pPr>
-      <w:r>
-        <w:rPr>
-          <w:lang w:val="en-US"/>
-        </w:rPr>
-        <w:t xml:space="preserve">select count(*) as </w:t>
+        <w:t xml:space="preserve"> from </w:t>
+      </w:r>
+      <w:proofErr w:type="gramStart"/>
+      <w:r>
+        <w:rPr>
+          <w:lang w:val="en-US"/>
+        </w:rPr>
+        <w:t>employee;</w:t>
+      </w:r>
+      <w:proofErr w:type="gramEnd"/>
+    </w:p>
+    <w:p>
+      <w:pPr>
+        <w:pStyle w:val="ListParagraph"/>
+        <w:ind w:left="1080"/>
+        <w:rPr>
+          <w:lang w:val="en-US"/>
+        </w:rPr>
+      </w:pPr>
+      <w:r>
+        <w:rPr>
+          <w:lang w:val="en-US"/>
+        </w:rPr>
+        <w:t xml:space="preserve">select </w:t>
+      </w:r>
+      <w:proofErr w:type="gramStart"/>
+      <w:r>
+        <w:rPr>
+          <w:lang w:val="en-US"/>
+        </w:rPr>
+        <w:t>count(</w:t>
+      </w:r>
+      <w:proofErr w:type="gramEnd"/>
+      <w:r>
+        <w:rPr>
+          <w:lang w:val="en-US"/>
+        </w:rPr>
+        <w:t xml:space="preserve">*) as </w:t>
       </w:r>
       <w:proofErr w:type="spellStart"/>
       <w:r>
@@ -1442,13 +2084,679 @@
         <w:rPr>
           <w:lang w:val="en-US"/>
         </w:rPr>
-        <w:t xml:space="preserve"> from employee;</w:t>
-      </w:r>
-    </w:p>
-    <w:p>
-      <w:pPr>
-        <w:pStyle w:val="ListParagraph"/>
-        <w:ind w:left="1080"/>
+        <w:t xml:space="preserve"> from </w:t>
+      </w:r>
+      <w:proofErr w:type="gramStart"/>
+      <w:r>
+        <w:rPr>
+          <w:lang w:val="en-US"/>
+        </w:rPr>
+        <w:t>employee;</w:t>
+      </w:r>
+      <w:proofErr w:type="gramEnd"/>
+    </w:p>
+    <w:p>
+      <w:pPr>
+        <w:pStyle w:val="ListParagraph"/>
+        <w:ind w:left="1080"/>
+        <w:rPr>
+          <w:lang w:val="en-US"/>
+        </w:rPr>
+      </w:pPr>
+    </w:p>
+    <w:p>
+      <w:pPr>
+        <w:pStyle w:val="ListParagraph"/>
+        <w:ind w:left="1080"/>
+        <w:rPr>
+          <w:b/>
+          <w:bCs/>
+          <w:lang w:val="en-US"/>
+        </w:rPr>
+      </w:pPr>
+      <w:r>
+        <w:rPr>
+          <w:b/>
+          <w:bCs/>
+          <w:lang w:val="en-US"/>
+        </w:rPr>
+        <w:t xml:space="preserve">select sum(salary) as </w:t>
+      </w:r>
+      <w:proofErr w:type="spellStart"/>
+      <w:r>
+        <w:rPr>
+          <w:b/>
+          <w:bCs/>
+          <w:lang w:val="en-US"/>
+        </w:rPr>
+        <w:t>total_</w:t>
+      </w:r>
+      <w:proofErr w:type="gramStart"/>
+      <w:r>
+        <w:rPr>
+          <w:b/>
+          <w:bCs/>
+          <w:lang w:val="en-US"/>
+        </w:rPr>
+        <w:t>salary,max</w:t>
+      </w:r>
+      <w:proofErr w:type="spellEnd"/>
+      <w:proofErr w:type="gramEnd"/>
+      <w:r>
+        <w:rPr>
+          <w:b/>
+          <w:bCs/>
+          <w:lang w:val="en-US"/>
+        </w:rPr>
+        <w:t xml:space="preserve">(salary) as </w:t>
+      </w:r>
+      <w:proofErr w:type="spellStart"/>
+      <w:r>
+        <w:rPr>
+          <w:b/>
+          <w:bCs/>
+          <w:lang w:val="en-US"/>
+        </w:rPr>
+        <w:t>max_salary</w:t>
+      </w:r>
+      <w:proofErr w:type="spellEnd"/>
+      <w:r>
+        <w:rPr>
+          <w:b/>
+          <w:bCs/>
+          <w:lang w:val="en-US"/>
+        </w:rPr>
+        <w:t xml:space="preserve">, min(salary) as </w:t>
+      </w:r>
+      <w:proofErr w:type="spellStart"/>
+      <w:r>
+        <w:rPr>
+          <w:b/>
+          <w:bCs/>
+          <w:lang w:val="en-US"/>
+        </w:rPr>
+        <w:t>min_salary</w:t>
+      </w:r>
+      <w:proofErr w:type="spellEnd"/>
+      <w:r>
+        <w:rPr>
+          <w:b/>
+          <w:bCs/>
+          <w:lang w:val="en-US"/>
+        </w:rPr>
+        <w:t xml:space="preserve">, avg(salary) as </w:t>
+      </w:r>
+      <w:proofErr w:type="spellStart"/>
+      <w:r>
+        <w:rPr>
+          <w:b/>
+          <w:bCs/>
+          <w:lang w:val="en-US"/>
+        </w:rPr>
+        <w:t>avg_salary</w:t>
+      </w:r>
+      <w:proofErr w:type="spellEnd"/>
+      <w:r>
+        <w:rPr>
+          <w:b/>
+          <w:bCs/>
+          <w:lang w:val="en-US"/>
+        </w:rPr>
+        <w:t xml:space="preserve">, </w:t>
+      </w:r>
+      <w:proofErr w:type="gramStart"/>
+      <w:r>
+        <w:rPr>
+          <w:b/>
+          <w:bCs/>
+          <w:lang w:val="en-US"/>
+        </w:rPr>
+        <w:t>count(</w:t>
+      </w:r>
+      <w:proofErr w:type="gramEnd"/>
+      <w:r>
+        <w:rPr>
+          <w:b/>
+          <w:bCs/>
+          <w:lang w:val="en-US"/>
+        </w:rPr>
+        <w:t xml:space="preserve">*) as </w:t>
+      </w:r>
+      <w:proofErr w:type="spellStart"/>
+      <w:r>
+        <w:rPr>
+          <w:b/>
+          <w:bCs/>
+          <w:lang w:val="en-US"/>
+        </w:rPr>
+        <w:t>total_employees</w:t>
+      </w:r>
+      <w:proofErr w:type="spellEnd"/>
+      <w:r>
+        <w:rPr>
+          <w:b/>
+          <w:bCs/>
+          <w:lang w:val="en-US"/>
+        </w:rPr>
+        <w:t xml:space="preserve"> from </w:t>
+      </w:r>
+      <w:proofErr w:type="gramStart"/>
+      <w:r>
+        <w:rPr>
+          <w:b/>
+          <w:bCs/>
+          <w:lang w:val="en-US"/>
+        </w:rPr>
+        <w:t>employee;</w:t>
+      </w:r>
+      <w:proofErr w:type="gramEnd"/>
+    </w:p>
+    <w:p>
+      <w:pPr>
+        <w:pStyle w:val="ListParagraph"/>
+        <w:ind w:left="1080"/>
+        <w:rPr>
+          <w:lang w:val="en-US"/>
+        </w:rPr>
+      </w:pPr>
+    </w:p>
+    <w:p>
+      <w:pPr>
+        <w:rPr>
+          <w:lang w:val="en-US"/>
+        </w:rPr>
+      </w:pPr>
+      <w:r>
+        <w:rPr>
+          <w:b/>
+          <w:bCs/>
+          <w:lang w:val="en-US"/>
+        </w:rPr>
+        <w:t xml:space="preserve">group by </w:t>
+      </w:r>
+      <w:proofErr w:type="gramStart"/>
+      <w:r>
+        <w:rPr>
+          <w:b/>
+          <w:bCs/>
+          <w:lang w:val="en-US"/>
+        </w:rPr>
+        <w:t>clause :</w:t>
+      </w:r>
+      <w:proofErr w:type="gramEnd"/>
+      <w:r>
+        <w:rPr>
+          <w:b/>
+          <w:bCs/>
+          <w:lang w:val="en-US"/>
+        </w:rPr>
+        <w:t xml:space="preserve"> </w:t>
+      </w:r>
+      <w:r>
+        <w:rPr>
+          <w:lang w:val="en-US"/>
+        </w:rPr>
+        <w:t xml:space="preserve">this clause </w:t>
+      </w:r>
+      <w:proofErr w:type="gramStart"/>
+      <w:r>
+        <w:rPr>
+          <w:lang w:val="en-US"/>
+        </w:rPr>
+        <w:t>help</w:t>
+      </w:r>
+      <w:proofErr w:type="gramEnd"/>
+      <w:r>
+        <w:rPr>
+          <w:lang w:val="en-US"/>
+        </w:rPr>
+        <w:t xml:space="preserve"> us to make </w:t>
+      </w:r>
+      <w:proofErr w:type="gramStart"/>
+      <w:r>
+        <w:rPr>
+          <w:lang w:val="en-US"/>
+        </w:rPr>
+        <w:t>sub group</w:t>
+      </w:r>
+      <w:proofErr w:type="gramEnd"/>
+      <w:r>
+        <w:rPr>
+          <w:lang w:val="en-US"/>
+        </w:rPr>
+        <w:t xml:space="preserve">. By </w:t>
+      </w:r>
+      <w:proofErr w:type="gramStart"/>
+      <w:r>
+        <w:rPr>
+          <w:lang w:val="en-US"/>
+        </w:rPr>
+        <w:t>default</w:t>
+      </w:r>
+      <w:proofErr w:type="gramEnd"/>
+      <w:r>
+        <w:rPr>
+          <w:lang w:val="en-US"/>
+        </w:rPr>
+        <w:t xml:space="preserve"> whole table consider as one group. Group by clause we use with aggregate functions. </w:t>
+      </w:r>
+    </w:p>
+    <w:p>
+      <w:pPr>
+        <w:pStyle w:val="ListParagraph"/>
+        <w:ind w:left="1080"/>
+        <w:rPr>
+          <w:lang w:val="en-US"/>
+        </w:rPr>
+      </w:pPr>
+    </w:p>
+    <w:p>
+      <w:pPr>
+        <w:rPr>
+          <w:lang w:val="en-US"/>
+        </w:rPr>
+      </w:pPr>
+      <w:r>
+        <w:rPr>
+          <w:lang w:val="en-US"/>
+        </w:rPr>
+        <w:t xml:space="preserve">select </w:t>
+      </w:r>
+      <w:proofErr w:type="spellStart"/>
+      <w:r>
+        <w:rPr>
+          <w:lang w:val="en-US"/>
+        </w:rPr>
+        <w:t>department_</w:t>
+      </w:r>
+      <w:proofErr w:type="gramStart"/>
+      <w:r>
+        <w:rPr>
+          <w:lang w:val="en-US"/>
+        </w:rPr>
+        <w:t>id,sum</w:t>
+      </w:r>
+      <w:proofErr w:type="spellEnd"/>
+      <w:proofErr w:type="gramEnd"/>
+      <w:r>
+        <w:rPr>
+          <w:lang w:val="en-US"/>
+        </w:rPr>
+        <w:t xml:space="preserve">(salary) from employee group by </w:t>
+      </w:r>
+      <w:proofErr w:type="spellStart"/>
+      <w:r>
+        <w:rPr>
+          <w:lang w:val="en-US"/>
+        </w:rPr>
+        <w:t>department_</w:t>
+      </w:r>
+      <w:proofErr w:type="gramStart"/>
+      <w:r>
+        <w:rPr>
+          <w:lang w:val="en-US"/>
+        </w:rPr>
+        <w:t>id</w:t>
+      </w:r>
+      <w:proofErr w:type="spellEnd"/>
+      <w:r>
+        <w:rPr>
+          <w:lang w:val="en-US"/>
+        </w:rPr>
+        <w:t>;</w:t>
+      </w:r>
+      <w:proofErr w:type="gramEnd"/>
+    </w:p>
+    <w:p>
+      <w:pPr>
+        <w:pStyle w:val="ListParagraph"/>
+        <w:ind w:left="1080"/>
+        <w:rPr>
+          <w:lang w:val="en-US"/>
+        </w:rPr>
+      </w:pPr>
+    </w:p>
+    <w:p>
+      <w:pPr>
+        <w:rPr>
+          <w:lang w:val="en-US"/>
+        </w:rPr>
+      </w:pPr>
+      <w:r>
+        <w:rPr>
+          <w:lang w:val="en-US"/>
+        </w:rPr>
+        <w:t xml:space="preserve">select </w:t>
+      </w:r>
+      <w:proofErr w:type="spellStart"/>
+      <w:r>
+        <w:rPr>
+          <w:lang w:val="en-US"/>
+        </w:rPr>
+        <w:t>job_</w:t>
+      </w:r>
+      <w:proofErr w:type="gramStart"/>
+      <w:r>
+        <w:rPr>
+          <w:lang w:val="en-US"/>
+        </w:rPr>
+        <w:t>id,sum</w:t>
+      </w:r>
+      <w:proofErr w:type="spellEnd"/>
+      <w:proofErr w:type="gramEnd"/>
+      <w:r>
+        <w:rPr>
+          <w:lang w:val="en-US"/>
+        </w:rPr>
+        <w:t xml:space="preserve">(salary) as </w:t>
+      </w:r>
+      <w:proofErr w:type="spellStart"/>
+      <w:r>
+        <w:rPr>
+          <w:lang w:val="en-US"/>
+        </w:rPr>
+        <w:t>total_salary</w:t>
+      </w:r>
+      <w:proofErr w:type="spellEnd"/>
+      <w:r>
+        <w:rPr>
+          <w:lang w:val="en-US"/>
+        </w:rPr>
+        <w:t xml:space="preserve"> from employee group by </w:t>
+      </w:r>
+      <w:proofErr w:type="spellStart"/>
+      <w:r>
+        <w:rPr>
+          <w:lang w:val="en-US"/>
+        </w:rPr>
+        <w:t>job_</w:t>
+      </w:r>
+      <w:proofErr w:type="gramStart"/>
+      <w:r>
+        <w:rPr>
+          <w:lang w:val="en-US"/>
+        </w:rPr>
+        <w:t>id</w:t>
+      </w:r>
+      <w:proofErr w:type="spellEnd"/>
+      <w:r>
+        <w:rPr>
+          <w:lang w:val="en-US"/>
+        </w:rPr>
+        <w:t>;</w:t>
+      </w:r>
+      <w:proofErr w:type="gramEnd"/>
+    </w:p>
+    <w:p>
+      <w:pPr>
+        <w:pStyle w:val="ListParagraph"/>
+        <w:rPr>
+          <w:lang w:val="en-US"/>
+        </w:rPr>
+      </w:pPr>
+    </w:p>
+    <w:p>
+      <w:pPr>
+        <w:rPr>
+          <w:lang w:val="en-US"/>
+        </w:rPr>
+      </w:pPr>
+      <w:r>
+        <w:rPr>
+          <w:lang w:val="en-US"/>
+        </w:rPr>
+        <w:t xml:space="preserve">select </w:t>
+      </w:r>
+      <w:proofErr w:type="spellStart"/>
+      <w:r>
+        <w:rPr>
+          <w:lang w:val="en-US"/>
+        </w:rPr>
+        <w:t>job_</w:t>
+      </w:r>
+      <w:proofErr w:type="gramStart"/>
+      <w:r>
+        <w:rPr>
+          <w:lang w:val="en-US"/>
+        </w:rPr>
+        <w:t>id,sum</w:t>
+      </w:r>
+      <w:proofErr w:type="spellEnd"/>
+      <w:proofErr w:type="gramEnd"/>
+      <w:r>
+        <w:rPr>
+          <w:lang w:val="en-US"/>
+        </w:rPr>
+        <w:t xml:space="preserve">(salary) as </w:t>
+      </w:r>
+      <w:proofErr w:type="spellStart"/>
+      <w:r>
+        <w:rPr>
+          <w:lang w:val="en-US"/>
+        </w:rPr>
+        <w:t>total_</w:t>
+      </w:r>
+      <w:proofErr w:type="gramStart"/>
+      <w:r>
+        <w:rPr>
+          <w:lang w:val="en-US"/>
+        </w:rPr>
+        <w:t>salary,count</w:t>
+      </w:r>
+      <w:proofErr w:type="spellEnd"/>
+      <w:proofErr w:type="gramEnd"/>
+      <w:r>
+        <w:rPr>
+          <w:lang w:val="en-US"/>
+        </w:rPr>
+        <w:t xml:space="preserve">(*) </w:t>
+      </w:r>
+      <w:proofErr w:type="spellStart"/>
+      <w:r>
+        <w:rPr>
+          <w:lang w:val="en-US"/>
+        </w:rPr>
+        <w:t>total_number_of_employees</w:t>
+      </w:r>
+      <w:proofErr w:type="spellEnd"/>
+      <w:r>
+        <w:rPr>
+          <w:lang w:val="en-US"/>
+        </w:rPr>
+        <w:t xml:space="preserve"> from employee group by </w:t>
+      </w:r>
+      <w:proofErr w:type="spellStart"/>
+      <w:r>
+        <w:rPr>
+          <w:lang w:val="en-US"/>
+        </w:rPr>
+        <w:t>job_</w:t>
+      </w:r>
+      <w:proofErr w:type="gramStart"/>
+      <w:r>
+        <w:rPr>
+          <w:lang w:val="en-US"/>
+        </w:rPr>
+        <w:t>id</w:t>
+      </w:r>
+      <w:proofErr w:type="spellEnd"/>
+      <w:r>
+        <w:rPr>
+          <w:lang w:val="en-US"/>
+        </w:rPr>
+        <w:t>;</w:t>
+      </w:r>
+      <w:proofErr w:type="gramEnd"/>
+    </w:p>
+    <w:p>
+      <w:pPr>
+        <w:rPr>
+          <w:lang w:val="en-US"/>
+        </w:rPr>
+      </w:pPr>
+    </w:p>
+    <w:p>
+      <w:pPr>
+        <w:rPr>
+          <w:lang w:val="en-US"/>
+        </w:rPr>
+      </w:pPr>
+      <w:r>
+        <w:rPr>
+          <w:b/>
+          <w:bCs/>
+          <w:lang w:val="en-US"/>
+        </w:rPr>
+        <w:t xml:space="preserve">having </w:t>
+      </w:r>
+      <w:proofErr w:type="gramStart"/>
+      <w:r>
+        <w:rPr>
+          <w:b/>
+          <w:bCs/>
+          <w:lang w:val="en-US"/>
+        </w:rPr>
+        <w:t xml:space="preserve">clause </w:t>
+      </w:r>
+      <w:r>
+        <w:rPr>
+          <w:b/>
+          <w:bCs/>
+          <w:lang w:val="en-US"/>
+        </w:rPr>
+        <w:t>:</w:t>
+      </w:r>
+      <w:proofErr w:type="gramEnd"/>
+      <w:r>
+        <w:rPr>
+          <w:b/>
+          <w:bCs/>
+          <w:lang w:val="en-US"/>
+        </w:rPr>
+        <w:t xml:space="preserve"> </w:t>
+      </w:r>
+      <w:r>
+        <w:rPr>
+          <w:lang w:val="en-US"/>
+        </w:rPr>
+        <w:t xml:space="preserve">having clause is like a where clause help to apply condition. Having clause use with group by. It mut be after group by help to apply condition for group of values. </w:t>
+      </w:r>
+    </w:p>
+    <w:p>
+      <w:pPr>
+        <w:rPr>
+          <w:lang w:val="en-US"/>
+        </w:rPr>
+      </w:pPr>
+    </w:p>
+    <w:p>
+      <w:pPr>
+        <w:rPr>
+          <w:lang w:val="en-US"/>
+        </w:rPr>
+      </w:pPr>
+      <w:r>
+        <w:rPr>
+          <w:lang w:val="en-US"/>
+        </w:rPr>
+        <w:t xml:space="preserve">Where clause with group by </w:t>
+      </w:r>
+    </w:p>
+    <w:p>
+      <w:pPr>
+        <w:rPr>
+          <w:lang w:val="en-US"/>
+        </w:rPr>
+      </w:pPr>
+      <w:r>
+        <w:rPr>
+          <w:lang w:val="en-US"/>
+        </w:rPr>
+        <w:t xml:space="preserve">select </w:t>
+      </w:r>
+      <w:proofErr w:type="spellStart"/>
+      <w:r>
+        <w:rPr>
+          <w:lang w:val="en-US"/>
+        </w:rPr>
+        <w:t>department_</w:t>
+      </w:r>
+      <w:proofErr w:type="gramStart"/>
+      <w:r>
+        <w:rPr>
+          <w:lang w:val="en-US"/>
+        </w:rPr>
+        <w:t>id,sum</w:t>
+      </w:r>
+      <w:proofErr w:type="spellEnd"/>
+      <w:proofErr w:type="gramEnd"/>
+      <w:r>
+        <w:rPr>
+          <w:lang w:val="en-US"/>
+        </w:rPr>
+        <w:t xml:space="preserve">(salary) from employee where </w:t>
+      </w:r>
+      <w:proofErr w:type="spellStart"/>
+      <w:r>
+        <w:rPr>
+          <w:lang w:val="en-US"/>
+        </w:rPr>
+        <w:t>department_id</w:t>
+      </w:r>
+      <w:proofErr w:type="spellEnd"/>
+      <w:r>
+        <w:rPr>
+          <w:lang w:val="en-US"/>
+        </w:rPr>
+        <w:t xml:space="preserve"> is not null group by </w:t>
+      </w:r>
+      <w:proofErr w:type="spellStart"/>
+      <w:r>
+        <w:rPr>
+          <w:lang w:val="en-US"/>
+        </w:rPr>
+        <w:t>department_</w:t>
+      </w:r>
+      <w:proofErr w:type="gramStart"/>
+      <w:r>
+        <w:rPr>
+          <w:lang w:val="en-US"/>
+        </w:rPr>
+        <w:t>id</w:t>
+      </w:r>
+      <w:proofErr w:type="spellEnd"/>
+      <w:r>
+        <w:rPr>
+          <w:lang w:val="en-US"/>
+        </w:rPr>
+        <w:t>;</w:t>
+      </w:r>
+      <w:proofErr w:type="gramEnd"/>
+    </w:p>
+    <w:p>
+      <w:pPr>
+        <w:rPr>
+          <w:lang w:val="en-US"/>
+        </w:rPr>
+      </w:pPr>
+    </w:p>
+    <w:p>
+      <w:pPr>
+        <w:rPr>
+          <w:lang w:val="en-US"/>
+        </w:rPr>
+      </w:pPr>
+    </w:p>
+    <w:p>
+      <w:pPr>
+        <w:rPr>
+          <w:lang w:val="en-US"/>
+        </w:rPr>
+      </w:pPr>
+    </w:p>
+    <w:p>
+      <w:pPr>
+        <w:pStyle w:val="ListParagraph"/>
         <w:rPr>
           <w:lang w:val="en-US"/>
         </w:rPr>
@@ -1477,7 +2785,21 @@
         <w:rPr>
           <w:lang w:val="en-US"/>
         </w:rPr>
-        <w:t xml:space="preserve">User defined functions (PL SQL ) </w:t>
+        <w:t xml:space="preserve">User defined functions (PL </w:t>
+      </w:r>
+      <w:proofErr w:type="gramStart"/>
+      <w:r>
+        <w:rPr>
+          <w:lang w:val="en-US"/>
+        </w:rPr>
+        <w:t>SQL )</w:t>
+      </w:r>
+      <w:proofErr w:type="gramEnd"/>
+      <w:r>
+        <w:rPr>
+          <w:lang w:val="en-US"/>
+        </w:rPr>
+        <w:t xml:space="preserve"> </w:t>
       </w:r>
     </w:p>
     <w:sectPr>

--- a/FSD - Designing and Managing Databases with MongoDB/FSD - Designing and Managing Databases with MongoDB - Day 3 - 21-04-206.docx
+++ b/FSD - Designing and Managing Databases with MongoDB/FSD - Designing and Managing Databases with MongoDB - Day 3 - 21-04-206.docx
@@ -2652,11 +2652,15 @@
     <w:p>
       <w:pPr>
         <w:rPr>
-          <w:lang w:val="en-US"/>
-        </w:rPr>
-      </w:pPr>
-      <w:r>
-        <w:rPr>
+          <w:b/>
+          <w:bCs/>
+          <w:lang w:val="en-US"/>
+        </w:rPr>
+      </w:pPr>
+      <w:r>
+        <w:rPr>
+          <w:b/>
+          <w:bCs/>
           <w:lang w:val="en-US"/>
         </w:rPr>
         <w:t xml:space="preserve">Where clause with group by </w:t>
@@ -2743,40 +2747,261 @@
     <w:p>
       <w:pPr>
         <w:rPr>
-          <w:lang w:val="en-US"/>
-        </w:rPr>
-      </w:pPr>
-    </w:p>
-    <w:p>
-      <w:pPr>
-        <w:rPr>
-          <w:lang w:val="en-US"/>
-        </w:rPr>
-      </w:pPr>
-    </w:p>
-    <w:p>
-      <w:pPr>
-        <w:pStyle w:val="ListParagraph"/>
-        <w:rPr>
-          <w:lang w:val="en-US"/>
-        </w:rPr>
-      </w:pPr>
-    </w:p>
-    <w:p>
-      <w:pPr>
-        <w:pStyle w:val="ListParagraph"/>
-        <w:rPr>
-          <w:lang w:val="en-US"/>
-        </w:rPr>
-      </w:pPr>
-    </w:p>
-    <w:p>
-      <w:pPr>
-        <w:pStyle w:val="ListParagraph"/>
-        <w:numPr>
-          <w:ilvl w:val="0"/>
-          <w:numId w:val="10"/>
-        </w:numPr>
+          <w:b/>
+          <w:bCs/>
+          <w:lang w:val="en-US"/>
+        </w:rPr>
+      </w:pPr>
+      <w:r>
+        <w:rPr>
+          <w:b/>
+          <w:bCs/>
+          <w:lang w:val="en-US"/>
+        </w:rPr>
+        <w:t xml:space="preserve">where clause, group by and having clause </w:t>
+      </w:r>
+    </w:p>
+    <w:p>
+      <w:pPr>
+        <w:rPr>
+          <w:lang w:val="en-US"/>
+        </w:rPr>
+      </w:pPr>
+    </w:p>
+    <w:p>
+      <w:pPr>
+        <w:rPr>
+          <w:lang w:val="en-US"/>
+        </w:rPr>
+      </w:pPr>
+      <w:r>
+        <w:rPr>
+          <w:lang w:val="en-US"/>
+        </w:rPr>
+        <w:t xml:space="preserve">select </w:t>
+      </w:r>
+      <w:proofErr w:type="spellStart"/>
+      <w:r>
+        <w:rPr>
+          <w:lang w:val="en-US"/>
+        </w:rPr>
+        <w:t>department_</w:t>
+      </w:r>
+      <w:proofErr w:type="gramStart"/>
+      <w:r>
+        <w:rPr>
+          <w:lang w:val="en-US"/>
+        </w:rPr>
+        <w:t>id,sum</w:t>
+      </w:r>
+      <w:proofErr w:type="spellEnd"/>
+      <w:proofErr w:type="gramEnd"/>
+      <w:r>
+        <w:rPr>
+          <w:lang w:val="en-US"/>
+        </w:rPr>
+        <w:t xml:space="preserve">(salary) from employee where </w:t>
+      </w:r>
+      <w:proofErr w:type="spellStart"/>
+      <w:r>
+        <w:rPr>
+          <w:lang w:val="en-US"/>
+        </w:rPr>
+        <w:t>department_id</w:t>
+      </w:r>
+      <w:proofErr w:type="spellEnd"/>
+      <w:r>
+        <w:rPr>
+          <w:lang w:val="en-US"/>
+        </w:rPr>
+        <w:t xml:space="preserve"> is not null group by </w:t>
+      </w:r>
+      <w:proofErr w:type="spellStart"/>
+      <w:r>
+        <w:rPr>
+          <w:lang w:val="en-US"/>
+        </w:rPr>
+        <w:t>department_id</w:t>
+      </w:r>
+      <w:proofErr w:type="spellEnd"/>
+      <w:r>
+        <w:rPr>
+          <w:lang w:val="en-US"/>
+        </w:rPr>
+        <w:t xml:space="preserve"> having sum(salary) &gt; </w:t>
+      </w:r>
+      <w:proofErr w:type="gramStart"/>
+      <w:r>
+        <w:rPr>
+          <w:lang w:val="en-US"/>
+        </w:rPr>
+        <w:t>50000;</w:t>
+      </w:r>
+      <w:proofErr w:type="gramEnd"/>
+    </w:p>
+    <w:p>
+      <w:pPr>
+        <w:rPr>
+          <w:lang w:val="en-US"/>
+        </w:rPr>
+      </w:pPr>
+    </w:p>
+    <w:p>
+      <w:pPr>
+        <w:rPr>
+          <w:b/>
+          <w:bCs/>
+          <w:lang w:val="en-US"/>
+        </w:rPr>
+      </w:pPr>
+      <w:r>
+        <w:rPr>
+          <w:b/>
+          <w:bCs/>
+          <w:lang w:val="en-US"/>
+        </w:rPr>
+        <w:t>where clause, group by</w:t>
+      </w:r>
+      <w:r>
+        <w:rPr>
+          <w:b/>
+          <w:bCs/>
+          <w:lang w:val="en-US"/>
+        </w:rPr>
+        <w:t xml:space="preserve">, </w:t>
+      </w:r>
+      <w:r>
+        <w:rPr>
+          <w:b/>
+          <w:bCs/>
+          <w:lang w:val="en-US"/>
+        </w:rPr>
+        <w:t>having clause</w:t>
+      </w:r>
+      <w:r>
+        <w:rPr>
+          <w:b/>
+          <w:bCs/>
+          <w:lang w:val="en-US"/>
+        </w:rPr>
+        <w:t xml:space="preserve"> and order by </w:t>
+      </w:r>
+    </w:p>
+    <w:p>
+      <w:pPr>
+        <w:rPr>
+          <w:lang w:val="en-US"/>
+        </w:rPr>
+      </w:pPr>
+      <w:r>
+        <w:rPr>
+          <w:lang w:val="en-US"/>
+        </w:rPr>
+        <w:t xml:space="preserve">select </w:t>
+      </w:r>
+      <w:proofErr w:type="spellStart"/>
+      <w:r>
+        <w:rPr>
+          <w:lang w:val="en-US"/>
+        </w:rPr>
+        <w:t>department_</w:t>
+      </w:r>
+      <w:proofErr w:type="gramStart"/>
+      <w:r>
+        <w:rPr>
+          <w:lang w:val="en-US"/>
+        </w:rPr>
+        <w:t>id,sum</w:t>
+      </w:r>
+      <w:proofErr w:type="spellEnd"/>
+      <w:proofErr w:type="gramEnd"/>
+      <w:r>
+        <w:rPr>
+          <w:lang w:val="en-US"/>
+        </w:rPr>
+        <w:t xml:space="preserve">(salary) from employee where </w:t>
+      </w:r>
+      <w:proofErr w:type="spellStart"/>
+      <w:r>
+        <w:rPr>
+          <w:lang w:val="en-US"/>
+        </w:rPr>
+        <w:t>department_id</w:t>
+      </w:r>
+      <w:proofErr w:type="spellEnd"/>
+      <w:r>
+        <w:rPr>
+          <w:lang w:val="en-US"/>
+        </w:rPr>
+        <w:t xml:space="preserve"> is not null group by </w:t>
+      </w:r>
+      <w:proofErr w:type="spellStart"/>
+      <w:r>
+        <w:rPr>
+          <w:lang w:val="en-US"/>
+        </w:rPr>
+        <w:t>department_id</w:t>
+      </w:r>
+      <w:proofErr w:type="spellEnd"/>
+      <w:r>
+        <w:rPr>
+          <w:lang w:val="en-US"/>
+        </w:rPr>
+        <w:t xml:space="preserve"> having sum(salary) &gt; 50000 order by </w:t>
+      </w:r>
+      <w:proofErr w:type="spellStart"/>
+      <w:r>
+        <w:rPr>
+          <w:lang w:val="en-US"/>
+        </w:rPr>
+        <w:t>department_id</w:t>
+      </w:r>
+      <w:proofErr w:type="spellEnd"/>
+      <w:r>
+        <w:rPr>
+          <w:lang w:val="en-US"/>
+        </w:rPr>
+        <w:t xml:space="preserve"> </w:t>
+      </w:r>
+      <w:proofErr w:type="gramStart"/>
+      <w:r>
+        <w:rPr>
+          <w:lang w:val="en-US"/>
+        </w:rPr>
+        <w:t>desc;</w:t>
+      </w:r>
+      <w:proofErr w:type="gramEnd"/>
+    </w:p>
+    <w:p>
+      <w:pPr>
+        <w:rPr>
+          <w:lang w:val="en-US"/>
+        </w:rPr>
+      </w:pPr>
+    </w:p>
+    <w:p>
+      <w:pPr>
+        <w:rPr>
+          <w:lang w:val="en-US"/>
+        </w:rPr>
+      </w:pPr>
+    </w:p>
+    <w:p>
+      <w:pPr>
+        <w:rPr>
+          <w:lang w:val="en-US"/>
+        </w:rPr>
+      </w:pPr>
+    </w:p>
+    <w:p>
+      <w:pPr>
+        <w:rPr>
+          <w:lang w:val="en-US"/>
+        </w:rPr>
+      </w:pPr>
+    </w:p>
+    <w:p>
+      <w:pPr>
         <w:rPr>
           <w:lang w:val="en-US"/>
         </w:rPr>
@@ -2801,6 +3026,1050 @@
         </w:rPr>
         <w:t xml:space="preserve"> </w:t>
       </w:r>
+    </w:p>
+    <w:p>
+      <w:pPr>
+        <w:rPr>
+          <w:lang w:val="en-US"/>
+        </w:rPr>
+      </w:pPr>
+    </w:p>
+    <w:p>
+      <w:pPr>
+        <w:rPr>
+          <w:lang w:val="en-US"/>
+        </w:rPr>
+      </w:pPr>
+    </w:p>
+    <w:p>
+      <w:pPr>
+        <w:rPr>
+          <w:lang w:val="en-US"/>
+        </w:rPr>
+      </w:pPr>
+      <w:proofErr w:type="gramStart"/>
+      <w:r>
+        <w:rPr>
+          <w:b/>
+          <w:bCs/>
+          <w:lang w:val="en-US"/>
+        </w:rPr>
+        <w:t xml:space="preserve">DDL </w:t>
+      </w:r>
+      <w:r>
+        <w:rPr>
+          <w:b/>
+          <w:bCs/>
+          <w:lang w:val="en-US"/>
+        </w:rPr>
+        <w:t xml:space="preserve"> :</w:t>
+      </w:r>
+      <w:proofErr w:type="gramEnd"/>
+      <w:r>
+        <w:rPr>
+          <w:b/>
+          <w:bCs/>
+          <w:lang w:val="en-US"/>
+        </w:rPr>
+        <w:t xml:space="preserve"> </w:t>
+      </w:r>
+      <w:r>
+        <w:rPr>
+          <w:lang w:val="en-US"/>
+        </w:rPr>
+        <w:t>Data definition language</w:t>
+      </w:r>
+    </w:p>
+    <w:p>
+      <w:pPr>
+        <w:rPr>
+          <w:lang w:val="en-US"/>
+        </w:rPr>
+      </w:pPr>
+      <w:proofErr w:type="gramStart"/>
+      <w:r>
+        <w:rPr>
+          <w:lang w:val="en-US"/>
+        </w:rPr>
+        <w:t>Create :</w:t>
+      </w:r>
+      <w:proofErr w:type="gramEnd"/>
+    </w:p>
+    <w:p>
+      <w:pPr>
+        <w:rPr>
+          <w:lang w:val="en-US"/>
+        </w:rPr>
+      </w:pPr>
+      <w:r>
+        <w:rPr>
+          <w:lang w:val="en-US"/>
+        </w:rPr>
+        <w:t xml:space="preserve">Table </w:t>
+      </w:r>
+      <w:r>
+        <w:rPr>
+          <w:lang w:val="en-US"/>
+        </w:rPr>
+        <w:sym w:font="Wingdings" w:char="F0E0"/>
+      </w:r>
+      <w:r>
+        <w:rPr>
+          <w:lang w:val="en-US"/>
+        </w:rPr>
+        <w:t>Emp</w:t>
+      </w:r>
+    </w:p>
+    <w:p>
+      <w:pPr>
+        <w:rPr>
+          <w:lang w:val="en-US"/>
+        </w:rPr>
+      </w:pPr>
+      <w:r>
+        <w:rPr>
+          <w:lang w:val="en-US"/>
+        </w:rPr>
+        <w:t xml:space="preserve">Id </w:t>
+      </w:r>
+      <w:r>
+        <w:rPr>
+          <w:lang w:val="en-US"/>
+        </w:rPr>
+        <w:sym w:font="Wingdings" w:char="F0E0"/>
+      </w:r>
+      <w:r>
+        <w:rPr>
+          <w:lang w:val="en-US"/>
+        </w:rPr>
+        <w:t xml:space="preserve">Int (int is data type which </w:t>
+      </w:r>
+      <w:proofErr w:type="gramStart"/>
+      <w:r>
+        <w:rPr>
+          <w:lang w:val="en-US"/>
+        </w:rPr>
+        <w:t>help</w:t>
+      </w:r>
+      <w:proofErr w:type="gramEnd"/>
+      <w:r>
+        <w:rPr>
+          <w:lang w:val="en-US"/>
+        </w:rPr>
+        <w:t xml:space="preserve"> to store number without decimal) </w:t>
+      </w:r>
+      <w:r>
+        <w:rPr>
+          <w:lang w:val="en-US"/>
+        </w:rPr>
+        <w:sym w:font="Wingdings" w:char="F0E0"/>
+      </w:r>
+      <w:r>
+        <w:rPr>
+          <w:lang w:val="en-US"/>
+        </w:rPr>
+        <w:t xml:space="preserve"> Primary </w:t>
+      </w:r>
+      <w:proofErr w:type="gramStart"/>
+      <w:r>
+        <w:rPr>
+          <w:lang w:val="en-US"/>
+        </w:rPr>
+        <w:t>Key(</w:t>
+      </w:r>
+      <w:proofErr w:type="gramEnd"/>
+      <w:r>
+        <w:rPr>
+          <w:lang w:val="en-US"/>
+        </w:rPr>
+        <w:t xml:space="preserve">column doesn’t allow duplicate as well as null (empty) value). </w:t>
+      </w:r>
+    </w:p>
+    <w:p>
+      <w:pPr>
+        <w:rPr>
+          <w:lang w:val="en-US"/>
+        </w:rPr>
+      </w:pPr>
+      <w:r>
+        <w:rPr>
+          <w:lang w:val="en-US"/>
+        </w:rPr>
+        <w:t xml:space="preserve">Name </w:t>
+      </w:r>
+      <w:r>
+        <w:rPr>
+          <w:lang w:val="en-US"/>
+        </w:rPr>
+        <w:sym w:font="Wingdings" w:char="F0E0"/>
+      </w:r>
+      <w:r>
+        <w:rPr>
+          <w:lang w:val="en-US"/>
+        </w:rPr>
+        <w:t xml:space="preserve"> </w:t>
+      </w:r>
+      <w:proofErr w:type="gramStart"/>
+      <w:r>
+        <w:rPr>
+          <w:lang w:val="en-US"/>
+        </w:rPr>
+        <w:t>varchar(</w:t>
+      </w:r>
+      <w:proofErr w:type="gramEnd"/>
+      <w:r>
+        <w:rPr>
+          <w:lang w:val="en-US"/>
+        </w:rPr>
+        <w:t>25</w:t>
+      </w:r>
+      <w:proofErr w:type="gramStart"/>
+      <w:r>
+        <w:rPr>
+          <w:lang w:val="en-US"/>
+        </w:rPr>
+        <w:t>) :</w:t>
+      </w:r>
+      <w:proofErr w:type="gramEnd"/>
+      <w:r>
+        <w:rPr>
+          <w:lang w:val="en-US"/>
+        </w:rPr>
+        <w:t xml:space="preserve"> it is </w:t>
+      </w:r>
+      <w:proofErr w:type="gramStart"/>
+      <w:r>
+        <w:rPr>
+          <w:lang w:val="en-US"/>
+        </w:rPr>
+        <w:t>use</w:t>
+      </w:r>
+      <w:proofErr w:type="gramEnd"/>
+      <w:r>
+        <w:rPr>
+          <w:lang w:val="en-US"/>
+        </w:rPr>
+        <w:t xml:space="preserve"> to store string value with maximum number of </w:t>
+      </w:r>
+      <w:proofErr w:type="gramStart"/>
+      <w:r>
+        <w:rPr>
+          <w:lang w:val="en-US"/>
+        </w:rPr>
+        <w:t>character</w:t>
+      </w:r>
+      <w:proofErr w:type="gramEnd"/>
+      <w:r>
+        <w:rPr>
+          <w:lang w:val="en-US"/>
+        </w:rPr>
+        <w:t xml:space="preserve"> is 25.  Not null (means we need enter name value mandatory). </w:t>
+      </w:r>
+    </w:p>
+    <w:p>
+      <w:pPr>
+        <w:rPr>
+          <w:lang w:val="en-US"/>
+        </w:rPr>
+      </w:pPr>
+      <w:r>
+        <w:rPr>
+          <w:lang w:val="en-US"/>
+        </w:rPr>
+        <w:t xml:space="preserve">Salary </w:t>
+      </w:r>
+      <w:r>
+        <w:rPr>
+          <w:lang w:val="en-US"/>
+        </w:rPr>
+        <w:sym w:font="Wingdings" w:char="F0E0"/>
+      </w:r>
+      <w:r>
+        <w:rPr>
+          <w:lang w:val="en-US"/>
+        </w:rPr>
+        <w:t xml:space="preserve"> float (float is data type is </w:t>
+      </w:r>
+      <w:proofErr w:type="gramStart"/>
+      <w:r>
+        <w:rPr>
+          <w:lang w:val="en-US"/>
+        </w:rPr>
+        <w:t>use</w:t>
+      </w:r>
+      <w:proofErr w:type="gramEnd"/>
+      <w:r>
+        <w:rPr>
+          <w:lang w:val="en-US"/>
+        </w:rPr>
+        <w:t xml:space="preserve"> to store value with decimal)</w:t>
+      </w:r>
+    </w:p>
+    <w:p>
+      <w:pPr>
+        <w:rPr>
+          <w:lang w:val="en-US"/>
+        </w:rPr>
+      </w:pPr>
+      <w:proofErr w:type="spellStart"/>
+      <w:proofErr w:type="gramStart"/>
+      <w:r>
+        <w:rPr>
+          <w:lang w:val="en-US"/>
+        </w:rPr>
+        <w:t>EmailId</w:t>
+      </w:r>
+      <w:proofErr w:type="spellEnd"/>
+      <w:r>
+        <w:rPr>
+          <w:lang w:val="en-US"/>
+        </w:rPr>
+        <w:t xml:space="preserve"> :</w:t>
+      </w:r>
+      <w:proofErr w:type="gramEnd"/>
+      <w:r>
+        <w:rPr>
+          <w:lang w:val="en-US"/>
+        </w:rPr>
+        <w:t xml:space="preserve"> </w:t>
+      </w:r>
+      <w:proofErr w:type="gramStart"/>
+      <w:r>
+        <w:rPr>
+          <w:lang w:val="en-US"/>
+        </w:rPr>
+        <w:t>varchar(</w:t>
+      </w:r>
+      <w:proofErr w:type="gramEnd"/>
+      <w:r>
+        <w:rPr>
+          <w:lang w:val="en-US"/>
+        </w:rPr>
+        <w:t>30) unique key (column doesn’t allow duplicate but can allow null (empty) value).</w:t>
+      </w:r>
+    </w:p>
+    <w:p>
+      <w:pPr>
+        <w:rPr>
+          <w:lang w:val="en-US"/>
+        </w:rPr>
+      </w:pPr>
+    </w:p>
+    <w:p>
+      <w:pPr>
+        <w:rPr>
+          <w:lang w:val="en-US"/>
+        </w:rPr>
+      </w:pPr>
+      <w:r>
+        <w:rPr>
+          <w:lang w:val="en-US"/>
+        </w:rPr>
+        <w:t xml:space="preserve">Syntax to create the table </w:t>
+      </w:r>
+    </w:p>
+    <w:p>
+      <w:pPr>
+        <w:rPr>
+          <w:lang w:val="en-US"/>
+        </w:rPr>
+      </w:pPr>
+    </w:p>
+    <w:p>
+      <w:pPr>
+        <w:rPr>
+          <w:lang w:val="en-US"/>
+        </w:rPr>
+      </w:pPr>
+      <w:r>
+        <w:rPr>
+          <w:lang w:val="en-US"/>
+        </w:rPr>
+        <w:t xml:space="preserve">create table </w:t>
+      </w:r>
+      <w:proofErr w:type="spellStart"/>
+      <w:proofErr w:type="gramStart"/>
+      <w:r>
+        <w:rPr>
+          <w:lang w:val="en-US"/>
+        </w:rPr>
+        <w:t>tableName</w:t>
+      </w:r>
+      <w:proofErr w:type="spellEnd"/>
+      <w:r>
+        <w:rPr>
+          <w:lang w:val="en-US"/>
+        </w:rPr>
+        <w:t>(</w:t>
+      </w:r>
+      <w:proofErr w:type="gramEnd"/>
+    </w:p>
+    <w:p>
+      <w:pPr>
+        <w:rPr>
+          <w:lang w:val="en-US"/>
+        </w:rPr>
+      </w:pPr>
+      <w:proofErr w:type="spellStart"/>
+      <w:r>
+        <w:rPr>
+          <w:lang w:val="en-US"/>
+        </w:rPr>
+        <w:t>columnName</w:t>
+      </w:r>
+      <w:proofErr w:type="spellEnd"/>
+      <w:r>
+        <w:rPr>
+          <w:lang w:val="en-US"/>
+        </w:rPr>
+        <w:t xml:space="preserve"> datatype key,</w:t>
+      </w:r>
+    </w:p>
+    <w:p>
+      <w:pPr>
+        <w:rPr>
+          <w:lang w:val="en-US"/>
+        </w:rPr>
+      </w:pPr>
+      <w:proofErr w:type="spellStart"/>
+      <w:r>
+        <w:rPr>
+          <w:lang w:val="en-US"/>
+        </w:rPr>
+        <w:t>columnName</w:t>
+      </w:r>
+      <w:proofErr w:type="spellEnd"/>
+      <w:r>
+        <w:rPr>
+          <w:lang w:val="en-US"/>
+        </w:rPr>
+        <w:t xml:space="preserve"> datatype key</w:t>
+      </w:r>
+      <w:proofErr w:type="gramStart"/>
+      <w:r>
+        <w:rPr>
+          <w:lang w:val="en-US"/>
+        </w:rPr>
+        <w:t>);</w:t>
+      </w:r>
+      <w:proofErr w:type="gramEnd"/>
+    </w:p>
+    <w:p>
+      <w:pPr>
+        <w:rPr>
+          <w:lang w:val="en-US"/>
+        </w:rPr>
+      </w:pPr>
+    </w:p>
+    <w:p>
+      <w:pPr>
+        <w:rPr>
+          <w:lang w:val="en-US"/>
+        </w:rPr>
+      </w:pPr>
+      <w:r>
+        <w:rPr>
+          <w:lang w:val="en-US"/>
+        </w:rPr>
+        <w:t xml:space="preserve">create table </w:t>
+      </w:r>
+      <w:proofErr w:type="gramStart"/>
+      <w:r>
+        <w:rPr>
+          <w:lang w:val="en-US"/>
+        </w:rPr>
+        <w:t>emp(</w:t>
+      </w:r>
+      <w:proofErr w:type="gramEnd"/>
+    </w:p>
+    <w:p>
+      <w:pPr>
+        <w:rPr>
+          <w:lang w:val="en-US"/>
+        </w:rPr>
+      </w:pPr>
+      <w:proofErr w:type="spellStart"/>
+      <w:r>
+        <w:rPr>
+          <w:lang w:val="en-US"/>
+        </w:rPr>
+        <w:t>eid</w:t>
+      </w:r>
+      <w:proofErr w:type="spellEnd"/>
+      <w:r>
+        <w:rPr>
+          <w:lang w:val="en-US"/>
+        </w:rPr>
+        <w:t xml:space="preserve"> int primary key,</w:t>
+      </w:r>
+    </w:p>
+    <w:p>
+      <w:pPr>
+        <w:rPr>
+          <w:lang w:val="en-US"/>
+        </w:rPr>
+      </w:pPr>
+      <w:proofErr w:type="spellStart"/>
+      <w:r>
+        <w:rPr>
+          <w:lang w:val="en-US"/>
+        </w:rPr>
+        <w:t>ename</w:t>
+      </w:r>
+      <w:proofErr w:type="spellEnd"/>
+      <w:r>
+        <w:rPr>
+          <w:lang w:val="en-US"/>
+        </w:rPr>
+        <w:t xml:space="preserve"> </w:t>
+      </w:r>
+      <w:proofErr w:type="gramStart"/>
+      <w:r>
+        <w:rPr>
+          <w:lang w:val="en-US"/>
+        </w:rPr>
+        <w:t>varchar(</w:t>
+      </w:r>
+      <w:proofErr w:type="gramEnd"/>
+      <w:r>
+        <w:rPr>
+          <w:lang w:val="en-US"/>
+        </w:rPr>
+        <w:t xml:space="preserve">30) not null, </w:t>
+      </w:r>
+    </w:p>
+    <w:p>
+      <w:pPr>
+        <w:rPr>
+          <w:lang w:val="en-US"/>
+        </w:rPr>
+      </w:pPr>
+      <w:r>
+        <w:rPr>
+          <w:lang w:val="en-US"/>
+        </w:rPr>
+        <w:t xml:space="preserve">salary float, </w:t>
+      </w:r>
+    </w:p>
+    <w:p>
+      <w:pPr>
+        <w:rPr>
+          <w:lang w:val="en-US"/>
+        </w:rPr>
+      </w:pPr>
+      <w:proofErr w:type="spellStart"/>
+      <w:r>
+        <w:rPr>
+          <w:lang w:val="en-US"/>
+        </w:rPr>
+        <w:t>emailid</w:t>
+      </w:r>
+      <w:proofErr w:type="spellEnd"/>
+      <w:r>
+        <w:rPr>
+          <w:lang w:val="en-US"/>
+        </w:rPr>
+        <w:t xml:space="preserve"> </w:t>
+      </w:r>
+      <w:proofErr w:type="gramStart"/>
+      <w:r>
+        <w:rPr>
+          <w:lang w:val="en-US"/>
+        </w:rPr>
+        <w:t>varchar(</w:t>
+      </w:r>
+      <w:proofErr w:type="gramEnd"/>
+      <w:r>
+        <w:rPr>
+          <w:lang w:val="en-US"/>
+        </w:rPr>
+        <w:t>30) unique</w:t>
+      </w:r>
+      <w:proofErr w:type="gramStart"/>
+      <w:r>
+        <w:rPr>
+          <w:lang w:val="en-US"/>
+        </w:rPr>
+        <w:t>);</w:t>
+      </w:r>
+      <w:proofErr w:type="gramEnd"/>
+    </w:p>
+    <w:p>
+      <w:pPr>
+        <w:rPr>
+          <w:lang w:val="en-US"/>
+        </w:rPr>
+      </w:pPr>
+    </w:p>
+    <w:p>
+      <w:pPr>
+        <w:rPr>
+          <w:lang w:val="en-US"/>
+        </w:rPr>
+      </w:pPr>
+      <w:r>
+        <w:rPr>
+          <w:lang w:val="en-US"/>
+        </w:rPr>
+        <w:t xml:space="preserve">desc </w:t>
+      </w:r>
+      <w:proofErr w:type="gramStart"/>
+      <w:r>
+        <w:rPr>
+          <w:lang w:val="en-US"/>
+        </w:rPr>
+        <w:t>emp;</w:t>
+      </w:r>
+      <w:proofErr w:type="gramEnd"/>
+    </w:p>
+    <w:p>
+      <w:pPr>
+        <w:rPr>
+          <w:lang w:val="en-US"/>
+        </w:rPr>
+      </w:pPr>
+    </w:p>
+    <w:p>
+      <w:pPr>
+        <w:rPr>
+          <w:b/>
+          <w:bCs/>
+          <w:lang w:val="en-US"/>
+        </w:rPr>
+      </w:pPr>
+      <w:r>
+        <w:rPr>
+          <w:b/>
+          <w:bCs/>
+          <w:lang w:val="en-US"/>
+        </w:rPr>
+        <w:lastRenderedPageBreak/>
+        <w:t xml:space="preserve">DML </w:t>
+      </w:r>
+    </w:p>
+    <w:p>
+      <w:pPr>
+        <w:rPr>
+          <w:lang w:val="en-US"/>
+        </w:rPr>
+      </w:pPr>
+    </w:p>
+    <w:p>
+      <w:pPr>
+        <w:rPr>
+          <w:b/>
+          <w:bCs/>
+          <w:lang w:val="en-US"/>
+        </w:rPr>
+      </w:pPr>
+      <w:r>
+        <w:rPr>
+          <w:b/>
+          <w:bCs/>
+          <w:lang w:val="en-US"/>
+        </w:rPr>
+        <w:t xml:space="preserve">Insert query </w:t>
+      </w:r>
+    </w:p>
+    <w:p>
+      <w:pPr>
+        <w:rPr>
+          <w:lang w:val="en-US"/>
+        </w:rPr>
+      </w:pPr>
+      <w:r>
+        <w:rPr>
+          <w:lang w:val="en-US"/>
+        </w:rPr>
+        <w:t xml:space="preserve">Insert into </w:t>
+      </w:r>
+      <w:proofErr w:type="spellStart"/>
+      <w:r>
+        <w:rPr>
+          <w:lang w:val="en-US"/>
+        </w:rPr>
+        <w:t>tableName</w:t>
+      </w:r>
+      <w:proofErr w:type="spellEnd"/>
+      <w:r>
+        <w:rPr>
+          <w:lang w:val="en-US"/>
+        </w:rPr>
+        <w:t>(c</w:t>
+      </w:r>
+      <w:proofErr w:type="gramStart"/>
+      <w:r>
+        <w:rPr>
+          <w:lang w:val="en-US"/>
+        </w:rPr>
+        <w:t>1,c2,c</w:t>
+      </w:r>
+      <w:proofErr w:type="gramEnd"/>
+      <w:r>
+        <w:rPr>
+          <w:lang w:val="en-US"/>
+        </w:rPr>
+        <w:t>3) values(v</w:t>
+      </w:r>
+      <w:proofErr w:type="gramStart"/>
+      <w:r>
+        <w:rPr>
+          <w:lang w:val="en-US"/>
+        </w:rPr>
+        <w:t>1,v2,v</w:t>
+      </w:r>
+      <w:proofErr w:type="gramEnd"/>
+      <w:r>
+        <w:rPr>
+          <w:lang w:val="en-US"/>
+        </w:rPr>
+        <w:t>3</w:t>
+      </w:r>
+      <w:proofErr w:type="gramStart"/>
+      <w:r>
+        <w:rPr>
+          <w:lang w:val="en-US"/>
+        </w:rPr>
+        <w:t>);</w:t>
+      </w:r>
+      <w:proofErr w:type="gramEnd"/>
+    </w:p>
+    <w:p>
+      <w:pPr>
+        <w:rPr>
+          <w:lang w:val="en-US"/>
+        </w:rPr>
+      </w:pPr>
+    </w:p>
+    <w:p>
+      <w:pPr>
+        <w:rPr>
+          <w:lang w:val="en-US"/>
+        </w:rPr>
+      </w:pPr>
+      <w:r>
+        <w:rPr>
+          <w:lang w:val="en-US"/>
+        </w:rPr>
+        <w:t>insert into emp(</w:t>
+      </w:r>
+      <w:proofErr w:type="spellStart"/>
+      <w:proofErr w:type="gramStart"/>
+      <w:r>
+        <w:rPr>
+          <w:lang w:val="en-US"/>
+        </w:rPr>
+        <w:t>eid,ename</w:t>
+      </w:r>
+      <w:proofErr w:type="gramEnd"/>
+      <w:r>
+        <w:rPr>
+          <w:lang w:val="en-US"/>
+        </w:rPr>
+        <w:t>,</w:t>
+      </w:r>
+      <w:proofErr w:type="gramStart"/>
+      <w:r>
+        <w:rPr>
+          <w:lang w:val="en-US"/>
+        </w:rPr>
+        <w:t>salary,emailid</w:t>
+      </w:r>
+      <w:proofErr w:type="spellEnd"/>
+      <w:proofErr w:type="gramEnd"/>
+      <w:r>
+        <w:rPr>
+          <w:lang w:val="en-US"/>
+        </w:rPr>
+        <w:t>) values(100,'John',</w:t>
+      </w:r>
+      <w:proofErr w:type="gramStart"/>
+      <w:r>
+        <w:rPr>
+          <w:lang w:val="en-US"/>
+        </w:rPr>
+        <w:t>24000,'john@gmail.com</w:t>
+      </w:r>
+      <w:proofErr w:type="gramEnd"/>
+      <w:r>
+        <w:rPr>
+          <w:lang w:val="en-US"/>
+        </w:rPr>
+        <w:t>'</w:t>
+      </w:r>
+      <w:proofErr w:type="gramStart"/>
+      <w:r>
+        <w:rPr>
+          <w:lang w:val="en-US"/>
+        </w:rPr>
+        <w:t>);</w:t>
+      </w:r>
+      <w:proofErr w:type="gramEnd"/>
+    </w:p>
+    <w:p>
+      <w:pPr>
+        <w:rPr>
+          <w:lang w:val="en-US"/>
+        </w:rPr>
+      </w:pPr>
+      <w:r>
+        <w:rPr>
+          <w:lang w:val="en-US"/>
+        </w:rPr>
+        <w:t>insert into emp(</w:t>
+      </w:r>
+      <w:proofErr w:type="spellStart"/>
+      <w:proofErr w:type="gramStart"/>
+      <w:r>
+        <w:rPr>
+          <w:lang w:val="en-US"/>
+        </w:rPr>
+        <w:t>eid,ename</w:t>
+      </w:r>
+      <w:proofErr w:type="gramEnd"/>
+      <w:r>
+        <w:rPr>
+          <w:lang w:val="en-US"/>
+        </w:rPr>
+        <w:t>,</w:t>
+      </w:r>
+      <w:proofErr w:type="gramStart"/>
+      <w:r>
+        <w:rPr>
+          <w:lang w:val="en-US"/>
+        </w:rPr>
+        <w:t>salary,emailid</w:t>
+      </w:r>
+      <w:proofErr w:type="spellEnd"/>
+      <w:proofErr w:type="gramEnd"/>
+      <w:r>
+        <w:rPr>
+          <w:lang w:val="en-US"/>
+        </w:rPr>
+        <w:t>) values(101,'Bob',</w:t>
+      </w:r>
+      <w:proofErr w:type="gramStart"/>
+      <w:r>
+        <w:rPr>
+          <w:lang w:val="en-US"/>
+        </w:rPr>
+        <w:t>21000,'bob@gmail.com</w:t>
+      </w:r>
+      <w:proofErr w:type="gramEnd"/>
+      <w:r>
+        <w:rPr>
+          <w:lang w:val="en-US"/>
+        </w:rPr>
+        <w:t>'</w:t>
+      </w:r>
+      <w:proofErr w:type="gramStart"/>
+      <w:r>
+        <w:rPr>
+          <w:lang w:val="en-US"/>
+        </w:rPr>
+        <w:t>);</w:t>
+      </w:r>
+      <w:proofErr w:type="gramEnd"/>
+    </w:p>
+    <w:p>
+      <w:pPr>
+        <w:rPr>
+          <w:lang w:val="en-US"/>
+        </w:rPr>
+      </w:pPr>
+      <w:r>
+        <w:rPr>
+          <w:lang w:val="en-US"/>
+        </w:rPr>
+        <w:t>insert into emp(</w:t>
+      </w:r>
+      <w:proofErr w:type="spellStart"/>
+      <w:proofErr w:type="gramStart"/>
+      <w:r>
+        <w:rPr>
+          <w:lang w:val="en-US"/>
+        </w:rPr>
+        <w:t>eid,ename</w:t>
+      </w:r>
+      <w:proofErr w:type="gramEnd"/>
+      <w:r>
+        <w:rPr>
+          <w:lang w:val="en-US"/>
+        </w:rPr>
+        <w:t>,salary</w:t>
+      </w:r>
+      <w:proofErr w:type="spellEnd"/>
+      <w:r>
+        <w:rPr>
+          <w:lang w:val="en-US"/>
+        </w:rPr>
+        <w:t>) values(102,'Alice',18000</w:t>
+      </w:r>
+      <w:proofErr w:type="gramStart"/>
+      <w:r>
+        <w:rPr>
+          <w:lang w:val="en-US"/>
+        </w:rPr>
+        <w:t>);</w:t>
+      </w:r>
+      <w:proofErr w:type="gramEnd"/>
+    </w:p>
+    <w:p>
+      <w:pPr>
+        <w:rPr>
+          <w:lang w:val="en-US"/>
+        </w:rPr>
+      </w:pPr>
+      <w:r>
+        <w:rPr>
+          <w:lang w:val="en-US"/>
+        </w:rPr>
+        <w:t>insert into emp(</w:t>
+      </w:r>
+      <w:proofErr w:type="spellStart"/>
+      <w:proofErr w:type="gramStart"/>
+      <w:r>
+        <w:rPr>
+          <w:lang w:val="en-US"/>
+        </w:rPr>
+        <w:t>eid,ename</w:t>
+      </w:r>
+      <w:proofErr w:type="spellEnd"/>
+      <w:proofErr w:type="gramEnd"/>
+      <w:r>
+        <w:rPr>
+          <w:lang w:val="en-US"/>
+        </w:rPr>
+        <w:t>) values(103,'Charlie'</w:t>
+      </w:r>
+      <w:proofErr w:type="gramStart"/>
+      <w:r>
+        <w:rPr>
+          <w:lang w:val="en-US"/>
+        </w:rPr>
+        <w:t>);</w:t>
+      </w:r>
+      <w:proofErr w:type="gramEnd"/>
+    </w:p>
+    <w:p>
+      <w:pPr>
+        <w:rPr>
+          <w:lang w:val="en-US"/>
+        </w:rPr>
+      </w:pPr>
+      <w:r>
+        <w:rPr>
+          <w:lang w:val="en-US"/>
+        </w:rPr>
+        <w:t>insert into emp(</w:t>
+      </w:r>
+      <w:proofErr w:type="spellStart"/>
+      <w:proofErr w:type="gramStart"/>
+      <w:r>
+        <w:rPr>
+          <w:lang w:val="en-US"/>
+        </w:rPr>
+        <w:t>eid,ename</w:t>
+      </w:r>
+      <w:proofErr w:type="gramEnd"/>
+      <w:r>
+        <w:rPr>
+          <w:lang w:val="en-US"/>
+        </w:rPr>
+        <w:t>,emailid</w:t>
+      </w:r>
+      <w:proofErr w:type="spellEnd"/>
+      <w:r>
+        <w:rPr>
+          <w:lang w:val="en-US"/>
+        </w:rPr>
+        <w:t>) values(105,'Elie</w:t>
+      </w:r>
+      <w:proofErr w:type="gramStart"/>
+      <w:r>
+        <w:rPr>
+          <w:lang w:val="en-US"/>
+        </w:rPr>
+        <w:t>','Elie@gmail.com</w:t>
+      </w:r>
+      <w:proofErr w:type="gramEnd"/>
+      <w:r>
+        <w:rPr>
+          <w:lang w:val="en-US"/>
+        </w:rPr>
+        <w:t>'</w:t>
+      </w:r>
+      <w:proofErr w:type="gramStart"/>
+      <w:r>
+        <w:rPr>
+          <w:lang w:val="en-US"/>
+        </w:rPr>
+        <w:t>);</w:t>
+      </w:r>
+      <w:proofErr w:type="gramEnd"/>
+    </w:p>
+    <w:p>
+      <w:pPr>
+        <w:rPr>
+          <w:lang w:val="en-US"/>
+        </w:rPr>
+      </w:pPr>
+      <w:r>
+        <w:rPr>
+          <w:lang w:val="en-US"/>
+        </w:rPr>
+        <w:t>insert into emp values(106,'Steven',</w:t>
+      </w:r>
+      <w:proofErr w:type="gramStart"/>
+      <w:r>
+        <w:rPr>
+          <w:lang w:val="en-US"/>
+        </w:rPr>
+        <w:t>28000,'steven@gmail.com</w:t>
+      </w:r>
+      <w:proofErr w:type="gramEnd"/>
+      <w:r>
+        <w:rPr>
+          <w:lang w:val="en-US"/>
+        </w:rPr>
+        <w:t>'</w:t>
+      </w:r>
+      <w:proofErr w:type="gramStart"/>
+      <w:r>
+        <w:rPr>
+          <w:lang w:val="en-US"/>
+        </w:rPr>
+        <w:t>);</w:t>
+      </w:r>
+      <w:proofErr w:type="gramEnd"/>
+    </w:p>
+    <w:p>
+      <w:pPr>
+        <w:rPr>
+          <w:lang w:val="en-US"/>
+        </w:rPr>
+      </w:pPr>
+    </w:p>
+    <w:p>
+      <w:pPr>
+        <w:rPr>
+          <w:lang w:val="en-US"/>
+        </w:rPr>
+      </w:pPr>
+    </w:p>
+    <w:p>
+      <w:pPr>
+        <w:rPr>
+          <w:lang w:val="en-US"/>
+        </w:rPr>
+      </w:pPr>
+    </w:p>
+    <w:p>
+      <w:pPr>
+        <w:rPr>
+          <w:lang w:val="en-US"/>
+        </w:rPr>
+      </w:pPr>
     </w:p>
     <w:sectPr>
       <w:pgSz w:w="11906" w:h="16838"/>

--- a/FSD - Designing and Managing Databases with MongoDB/FSD - Designing and Managing Databases with MongoDB - Day 3 - 21-04-206.docx
+++ b/FSD - Designing and Managing Databases with MongoDB/FSD - Designing and Managing Databases with MongoDB - Day 3 - 21-04-206.docx
@@ -4063,6 +4063,33 @@
           <w:lang w:val="en-US"/>
         </w:rPr>
       </w:pPr>
+      <w:r>
+        <w:rPr>
+          <w:lang w:val="en-US"/>
+        </w:rPr>
+        <w:t xml:space="preserve">view the records using select query </w:t>
+      </w:r>
+    </w:p>
+    <w:p>
+      <w:pPr>
+        <w:rPr>
+          <w:lang w:val="en-US"/>
+        </w:rPr>
+      </w:pPr>
+      <w:r>
+        <w:rPr>
+          <w:lang w:val="en-US"/>
+        </w:rPr>
+        <w:t xml:space="preserve">select * from </w:t>
+      </w:r>
+      <w:proofErr w:type="gramStart"/>
+      <w:r>
+        <w:rPr>
+          <w:lang w:val="en-US"/>
+        </w:rPr>
+        <w:t>emp;</w:t>
+      </w:r>
+      <w:proofErr w:type="gramEnd"/>
     </w:p>
     <w:p>
       <w:pPr>

--- a/FSD - Designing and Managing Databases with MongoDB/FSD - Designing and Managing Databases with MongoDB - Day 3 - 21-04-206.docx
+++ b/FSD - Designing and Managing Databases with MongoDB/FSD - Designing and Managing Databases with MongoDB - Day 3 - 21-04-206.docx
@@ -4090,6 +4090,360 @@
         <w:t>emp;</w:t>
       </w:r>
       <w:proofErr w:type="gramEnd"/>
+    </w:p>
+    <w:p>
+      <w:pPr>
+        <w:rPr>
+          <w:lang w:val="en-US"/>
+        </w:rPr>
+      </w:pPr>
+    </w:p>
+    <w:p>
+      <w:pPr>
+        <w:rPr>
+          <w:b/>
+          <w:bCs/>
+          <w:lang w:val="en-US"/>
+        </w:rPr>
+      </w:pPr>
+      <w:r>
+        <w:rPr>
+          <w:b/>
+          <w:bCs/>
+          <w:lang w:val="en-US"/>
+        </w:rPr>
+        <w:t xml:space="preserve">Update </w:t>
+      </w:r>
+      <w:proofErr w:type="gramStart"/>
+      <w:r>
+        <w:rPr>
+          <w:b/>
+          <w:bCs/>
+          <w:lang w:val="en-US"/>
+        </w:rPr>
+        <w:t>Query :</w:t>
+      </w:r>
+      <w:proofErr w:type="gramEnd"/>
+    </w:p>
+    <w:p>
+      <w:pPr>
+        <w:rPr>
+          <w:lang w:val="en-US"/>
+        </w:rPr>
+      </w:pPr>
+      <w:r>
+        <w:rPr>
+          <w:lang w:val="en-US"/>
+        </w:rPr>
+        <w:t xml:space="preserve">Update </w:t>
+      </w:r>
+      <w:proofErr w:type="spellStart"/>
+      <w:r>
+        <w:rPr>
+          <w:lang w:val="en-US"/>
+        </w:rPr>
+        <w:t>tableName</w:t>
+      </w:r>
+      <w:proofErr w:type="spellEnd"/>
+      <w:r>
+        <w:rPr>
+          <w:lang w:val="en-US"/>
+        </w:rPr>
+        <w:t xml:space="preserve"> set </w:t>
+      </w:r>
+      <w:proofErr w:type="spellStart"/>
+      <w:r>
+        <w:rPr>
+          <w:lang w:val="en-US"/>
+        </w:rPr>
+        <w:t>columnName</w:t>
+      </w:r>
+      <w:proofErr w:type="spellEnd"/>
+      <w:r>
+        <w:rPr>
+          <w:lang w:val="en-US"/>
+        </w:rPr>
+        <w:t xml:space="preserve"> = </w:t>
+      </w:r>
+      <w:proofErr w:type="gramStart"/>
+      <w:r>
+        <w:rPr>
+          <w:lang w:val="en-US"/>
+        </w:rPr>
+        <w:t>value;</w:t>
+      </w:r>
+      <w:proofErr w:type="gramEnd"/>
+    </w:p>
+    <w:p>
+      <w:pPr>
+        <w:rPr>
+          <w:lang w:val="en-US"/>
+        </w:rPr>
+      </w:pPr>
+      <w:r>
+        <w:rPr>
+          <w:lang w:val="en-US"/>
+        </w:rPr>
+        <w:t>update emp set salary = 25000</w:t>
+      </w:r>
+      <w:proofErr w:type="gramStart"/>
+      <w:r>
+        <w:rPr>
+          <w:lang w:val="en-US"/>
+        </w:rPr>
+        <w:t>;</w:t>
+      </w:r>
+      <w:r>
+        <w:rPr>
+          <w:lang w:val="en-US"/>
+        </w:rPr>
+        <w:tab/>
+      </w:r>
+      <w:r>
+        <w:rPr>
+          <w:lang w:val="en-US"/>
+        </w:rPr>
+        <w:tab/>
+        <w:t>all</w:t>
+      </w:r>
+      <w:proofErr w:type="gramEnd"/>
+      <w:r>
+        <w:rPr>
+          <w:lang w:val="en-US"/>
+        </w:rPr>
+        <w:t xml:space="preserve"> employee salary </w:t>
+      </w:r>
+      <w:proofErr w:type="gramStart"/>
+      <w:r>
+        <w:rPr>
+          <w:lang w:val="en-US"/>
+        </w:rPr>
+        <w:t>update</w:t>
+      </w:r>
+      <w:proofErr w:type="gramEnd"/>
+      <w:r>
+        <w:rPr>
+          <w:lang w:val="en-US"/>
+        </w:rPr>
+        <w:t xml:space="preserve"> to 25000 </w:t>
+      </w:r>
+    </w:p>
+    <w:p>
+      <w:pPr>
+        <w:rPr>
+          <w:lang w:val="en-US"/>
+        </w:rPr>
+      </w:pPr>
+      <w:r>
+        <w:rPr>
+          <w:lang w:val="en-US"/>
+        </w:rPr>
+        <w:t xml:space="preserve">update with where clause </w:t>
+      </w:r>
+    </w:p>
+    <w:p>
+      <w:pPr>
+        <w:rPr>
+          <w:lang w:val="en-US"/>
+        </w:rPr>
+      </w:pPr>
+      <w:r>
+        <w:rPr>
+          <w:lang w:val="en-US"/>
+        </w:rPr>
+        <w:t xml:space="preserve">update emp set salary = 25000 where </w:t>
+      </w:r>
+      <w:proofErr w:type="spellStart"/>
+      <w:r>
+        <w:rPr>
+          <w:lang w:val="en-US"/>
+        </w:rPr>
+        <w:t>eid</w:t>
+      </w:r>
+      <w:proofErr w:type="spellEnd"/>
+      <w:r>
+        <w:rPr>
+          <w:lang w:val="en-US"/>
+        </w:rPr>
+        <w:t>=</w:t>
+      </w:r>
+      <w:proofErr w:type="gramStart"/>
+      <w:r>
+        <w:rPr>
+          <w:lang w:val="en-US"/>
+        </w:rPr>
+        <w:t>100;</w:t>
+      </w:r>
+      <w:proofErr w:type="gramEnd"/>
+    </w:p>
+    <w:p>
+      <w:pPr>
+        <w:rPr>
+          <w:lang w:val="en-US"/>
+        </w:rPr>
+      </w:pPr>
+      <w:r>
+        <w:rPr>
+          <w:lang w:val="en-US"/>
+        </w:rPr>
+        <w:t xml:space="preserve">update emp set salary = 23000 where </w:t>
+      </w:r>
+      <w:proofErr w:type="spellStart"/>
+      <w:r>
+        <w:rPr>
+          <w:lang w:val="en-US"/>
+        </w:rPr>
+        <w:t>emailid</w:t>
+      </w:r>
+      <w:proofErr w:type="spellEnd"/>
+      <w:r>
+        <w:rPr>
+          <w:lang w:val="en-US"/>
+        </w:rPr>
+        <w:t>='bob@gmail.com</w:t>
+      </w:r>
+      <w:proofErr w:type="gramStart"/>
+      <w:r>
+        <w:rPr>
+          <w:lang w:val="en-US"/>
+        </w:rPr>
+        <w:t>';</w:t>
+      </w:r>
+      <w:proofErr w:type="gramEnd"/>
+    </w:p>
+    <w:p>
+      <w:pPr>
+        <w:rPr>
+          <w:lang w:val="en-US"/>
+        </w:rPr>
+      </w:pPr>
+      <w:r>
+        <w:rPr>
+          <w:lang w:val="en-US"/>
+        </w:rPr>
+        <w:t xml:space="preserve">update emp set </w:t>
+      </w:r>
+      <w:proofErr w:type="spellStart"/>
+      <w:r>
+        <w:rPr>
+          <w:lang w:val="en-US"/>
+        </w:rPr>
+        <w:t>emailid</w:t>
+      </w:r>
+      <w:proofErr w:type="spellEnd"/>
+      <w:r>
+        <w:rPr>
+          <w:lang w:val="en-US"/>
+        </w:rPr>
+        <w:t xml:space="preserve"> = 'alice@gmail.com' where </w:t>
+      </w:r>
+      <w:proofErr w:type="spellStart"/>
+      <w:r>
+        <w:rPr>
+          <w:lang w:val="en-US"/>
+        </w:rPr>
+        <w:t>eid</w:t>
+      </w:r>
+      <w:proofErr w:type="spellEnd"/>
+      <w:r>
+        <w:rPr>
+          <w:lang w:val="en-US"/>
+        </w:rPr>
+        <w:t>=</w:t>
+      </w:r>
+      <w:proofErr w:type="gramStart"/>
+      <w:r>
+        <w:rPr>
+          <w:lang w:val="en-US"/>
+        </w:rPr>
+        <w:t>102;</w:t>
+      </w:r>
+      <w:proofErr w:type="gramEnd"/>
+    </w:p>
+    <w:p>
+      <w:pPr>
+        <w:rPr>
+          <w:lang w:val="en-US"/>
+        </w:rPr>
+      </w:pPr>
+      <w:r>
+        <w:rPr>
+          <w:lang w:val="en-US"/>
+        </w:rPr>
+        <w:t xml:space="preserve">update emp set </w:t>
+      </w:r>
+      <w:proofErr w:type="spellStart"/>
+      <w:r>
+        <w:rPr>
+          <w:lang w:val="en-US"/>
+        </w:rPr>
+        <w:t>emailid</w:t>
+      </w:r>
+      <w:proofErr w:type="spellEnd"/>
+      <w:r>
+        <w:rPr>
+          <w:lang w:val="en-US"/>
+        </w:rPr>
+        <w:t xml:space="preserve"> = 'charlie@gmail.com' where </w:t>
+      </w:r>
+      <w:proofErr w:type="spellStart"/>
+      <w:r>
+        <w:rPr>
+          <w:lang w:val="en-US"/>
+        </w:rPr>
+        <w:t>ename</w:t>
+      </w:r>
+      <w:proofErr w:type="spellEnd"/>
+      <w:r>
+        <w:rPr>
+          <w:lang w:val="en-US"/>
+        </w:rPr>
+        <w:t>='</w:t>
+      </w:r>
+      <w:proofErr w:type="spellStart"/>
+      <w:r>
+        <w:rPr>
+          <w:lang w:val="en-US"/>
+        </w:rPr>
+        <w:t>charlie</w:t>
+      </w:r>
+      <w:proofErr w:type="spellEnd"/>
+      <w:proofErr w:type="gramStart"/>
+      <w:r>
+        <w:rPr>
+          <w:lang w:val="en-US"/>
+        </w:rPr>
+        <w:t>';</w:t>
+      </w:r>
+      <w:proofErr w:type="gramEnd"/>
+    </w:p>
+    <w:p>
+      <w:pPr>
+        <w:rPr>
+          <w:lang w:val="en-US"/>
+        </w:rPr>
+      </w:pPr>
+      <w:r>
+        <w:rPr>
+          <w:lang w:val="en-US"/>
+        </w:rPr>
+        <w:t xml:space="preserve">update emp set salary = 12000 where salary is </w:t>
+      </w:r>
+      <w:proofErr w:type="gramStart"/>
+      <w:r>
+        <w:rPr>
+          <w:lang w:val="en-US"/>
+        </w:rPr>
+        <w:t>null;</w:t>
+      </w:r>
+      <w:proofErr w:type="gramEnd"/>
+    </w:p>
+    <w:p>
+      <w:pPr>
+        <w:rPr>
+          <w:lang w:val="en-US"/>
+        </w:rPr>
+      </w:pPr>
     </w:p>
     <w:p>
       <w:pPr>

--- a/FSD - Designing and Managing Databases with MongoDB/FSD - Designing and Managing Databases with MongoDB - Day 3 - 21-04-206.docx
+++ b/FSD - Designing and Managing Databases with MongoDB/FSD - Designing and Managing Databases with MongoDB - Day 3 - 21-04-206.docx
@@ -50,23 +50,13 @@
           <w:lang w:val="en-US"/>
         </w:rPr>
       </w:pPr>
-      <w:proofErr w:type="gramStart"/>
       <w:r>
         <w:rPr>
           <w:b/>
           <w:bCs/>
           <w:lang w:val="en-US"/>
         </w:rPr>
-        <w:t>Functions :</w:t>
-      </w:r>
-      <w:proofErr w:type="gramEnd"/>
-      <w:r>
-        <w:rPr>
-          <w:b/>
-          <w:bCs/>
-          <w:lang w:val="en-US"/>
-        </w:rPr>
-        <w:t xml:space="preserve"> </w:t>
+        <w:t xml:space="preserve">Functions : </w:t>
       </w:r>
       <w:r>
         <w:rPr>
@@ -85,21 +75,7 @@
         <w:rPr>
           <w:lang w:val="en-US"/>
         </w:rPr>
-        <w:t xml:space="preserve">Function </w:t>
-      </w:r>
-      <w:proofErr w:type="gramStart"/>
-      <w:r>
-        <w:rPr>
-          <w:lang w:val="en-US"/>
-        </w:rPr>
-        <w:t>mainly</w:t>
-      </w:r>
-      <w:proofErr w:type="gramEnd"/>
-      <w:r>
-        <w:rPr>
-          <w:lang w:val="en-US"/>
-        </w:rPr>
-        <w:t xml:space="preserve"> divided into 2 types. </w:t>
+        <w:t xml:space="preserve">Function mainly divided into 2 types. </w:t>
       </w:r>
     </w:p>
     <w:p>
@@ -139,21 +115,7 @@
         <w:rPr>
           <w:lang w:val="en-US"/>
         </w:rPr>
-        <w:t xml:space="preserve">It </w:t>
-      </w:r>
-      <w:proofErr w:type="gramStart"/>
-      <w:r>
-        <w:rPr>
-          <w:lang w:val="en-US"/>
-        </w:rPr>
-        <w:t>divided</w:t>
-      </w:r>
-      <w:proofErr w:type="gramEnd"/>
-      <w:r>
-        <w:rPr>
-          <w:lang w:val="en-US"/>
-        </w:rPr>
-        <w:t xml:space="preserve"> into 2 types. </w:t>
+        <w:t xml:space="preserve">It divided into 2 types. </w:t>
       </w:r>
     </w:p>
     <w:p>
@@ -171,21 +133,7 @@
         <w:rPr>
           <w:lang w:val="en-US"/>
         </w:rPr>
-        <w:t xml:space="preserve">Single row </w:t>
-      </w:r>
-      <w:proofErr w:type="gramStart"/>
-      <w:r>
-        <w:rPr>
-          <w:lang w:val="en-US"/>
-        </w:rPr>
-        <w:t>functions  :</w:t>
-      </w:r>
-      <w:proofErr w:type="gramEnd"/>
-      <w:r>
-        <w:rPr>
-          <w:lang w:val="en-US"/>
-        </w:rPr>
-        <w:t xml:space="preserve"> the function functionality apply for each record individually. </w:t>
+        <w:t xml:space="preserve">Single row functions  : the function functionality apply for each record individually. </w:t>
       </w:r>
     </w:p>
     <w:p>
@@ -223,35 +171,7 @@
         <w:rPr>
           <w:lang w:val="en-US"/>
         </w:rPr>
-        <w:t xml:space="preserve">; it is </w:t>
-      </w:r>
-      <w:proofErr w:type="gramStart"/>
-      <w:r>
-        <w:rPr>
-          <w:lang w:val="en-US"/>
-        </w:rPr>
-        <w:t>use</w:t>
-      </w:r>
-      <w:proofErr w:type="gramEnd"/>
-      <w:r>
-        <w:rPr>
-          <w:lang w:val="en-US"/>
-        </w:rPr>
-        <w:t xml:space="preserve"> to </w:t>
-      </w:r>
-      <w:proofErr w:type="gramStart"/>
-      <w:r>
-        <w:rPr>
-          <w:lang w:val="en-US"/>
-        </w:rPr>
-        <w:t>check function</w:t>
-      </w:r>
-      <w:proofErr w:type="gramEnd"/>
-      <w:r>
-        <w:rPr>
-          <w:lang w:val="en-US"/>
-        </w:rPr>
-        <w:t xml:space="preserve"> functionality. </w:t>
+        <w:t xml:space="preserve">; it is use to check function functionality. </w:t>
       </w:r>
     </w:p>
     <w:p>
@@ -289,16 +209,8 @@
         <w:rPr>
           <w:lang w:val="en-US"/>
         </w:rPr>
-        <w:t xml:space="preserve">" as </w:t>
-      </w:r>
-      <w:proofErr w:type="gramStart"/>
-      <w:r>
-        <w:rPr>
-          <w:lang w:val="en-US"/>
-        </w:rPr>
-        <w:t>msg;</w:t>
-      </w:r>
-      <w:proofErr w:type="gramEnd"/>
+        <w:t>" as msg;</w:t>
+      </w:r>
     </w:p>
     <w:p>
       <w:pPr>
@@ -361,16 +273,8 @@
         <w:rPr>
           <w:lang w:val="en-US"/>
         </w:rPr>
-        <w:t>'</w:t>
-      </w:r>
-      <w:proofErr w:type="gramStart"/>
-      <w:r>
-        <w:rPr>
-          <w:lang w:val="en-US"/>
-        </w:rPr>
-        <w:t>);</w:t>
-      </w:r>
-      <w:proofErr w:type="gramEnd"/>
+        <w:t>');</w:t>
+      </w:r>
     </w:p>
     <w:p>
       <w:pPr>
@@ -401,7 +305,6 @@
         <w:t xml:space="preserve">') as </w:t>
       </w:r>
       <w:proofErr w:type="spellStart"/>
-      <w:proofErr w:type="gramStart"/>
       <w:r>
         <w:rPr>
           <w:lang w:val="en-US"/>
@@ -415,7 +318,6 @@
         </w:rPr>
         <w:t>;</w:t>
       </w:r>
-      <w:proofErr w:type="gramEnd"/>
     </w:p>
     <w:p>
       <w:pPr>
@@ -436,17 +338,9 @@
         <w:rPr>
           <w:lang w:val="en-US"/>
         </w:rPr>
-        <w:t>first_</w:t>
-      </w:r>
-      <w:proofErr w:type="gramStart"/>
-      <w:r>
-        <w:rPr>
-          <w:lang w:val="en-US"/>
-        </w:rPr>
-        <w:t>name,upper</w:t>
-      </w:r>
-      <w:proofErr w:type="spellEnd"/>
-      <w:proofErr w:type="gramEnd"/>
+        <w:t>first_name,upper</w:t>
+      </w:r>
+      <w:proofErr w:type="spellEnd"/>
       <w:r>
         <w:rPr>
           <w:lang w:val="en-US"/>
@@ -479,62 +373,38 @@
         <w:rPr>
           <w:lang w:val="en-US"/>
         </w:rPr>
-        <w:t xml:space="preserve"> from </w:t>
-      </w:r>
-      <w:proofErr w:type="gramStart"/>
-      <w:r>
-        <w:rPr>
-          <w:lang w:val="en-US"/>
-        </w:rPr>
-        <w:t>employee;</w:t>
-      </w:r>
-      <w:proofErr w:type="gramEnd"/>
-    </w:p>
-    <w:p>
-      <w:pPr>
-        <w:pStyle w:val="ListParagraph"/>
-        <w:ind w:left="1080"/>
-        <w:rPr>
-          <w:lang w:val="en-US"/>
-        </w:rPr>
-      </w:pPr>
-      <w:r>
-        <w:rPr>
-          <w:lang w:val="en-US"/>
-        </w:rPr>
-        <w:t>select lower('AKASH'</w:t>
-      </w:r>
-      <w:proofErr w:type="gramStart"/>
-      <w:r>
-        <w:rPr>
-          <w:lang w:val="en-US"/>
-        </w:rPr>
-        <w:t>);</w:t>
-      </w:r>
-      <w:proofErr w:type="gramEnd"/>
-    </w:p>
-    <w:p>
-      <w:pPr>
-        <w:pStyle w:val="ListParagraph"/>
-        <w:ind w:left="1080"/>
-        <w:rPr>
-          <w:lang w:val="en-US"/>
-        </w:rPr>
-      </w:pPr>
-      <w:r>
-        <w:rPr>
-          <w:lang w:val="en-US"/>
-        </w:rPr>
-        <w:t>select length('AKASH'</w:t>
-      </w:r>
-      <w:proofErr w:type="gramStart"/>
-      <w:r>
-        <w:rPr>
-          <w:lang w:val="en-US"/>
-        </w:rPr>
-        <w:t>);</w:t>
-      </w:r>
-      <w:proofErr w:type="gramEnd"/>
+        <w:t xml:space="preserve"> from employee;</w:t>
+      </w:r>
+    </w:p>
+    <w:p>
+      <w:pPr>
+        <w:pStyle w:val="ListParagraph"/>
+        <w:ind w:left="1080"/>
+        <w:rPr>
+          <w:lang w:val="en-US"/>
+        </w:rPr>
+      </w:pPr>
+      <w:r>
+        <w:rPr>
+          <w:lang w:val="en-US"/>
+        </w:rPr>
+        <w:t>select lower('AKASH');</w:t>
+      </w:r>
+    </w:p>
+    <w:p>
+      <w:pPr>
+        <w:pStyle w:val="ListParagraph"/>
+        <w:ind w:left="1080"/>
+        <w:rPr>
+          <w:lang w:val="en-US"/>
+        </w:rPr>
+      </w:pPr>
+      <w:r>
+        <w:rPr>
+          <w:lang w:val="en-US"/>
+        </w:rPr>
+        <w:t>select length('AKASH');</w:t>
+      </w:r>
     </w:p>
     <w:p>
       <w:pPr>
@@ -562,16 +432,8 @@
         <w:rPr>
           <w:lang w:val="en-US"/>
         </w:rPr>
-        <w:t>('AKASH',2</w:t>
-      </w:r>
-      <w:proofErr w:type="gramStart"/>
-      <w:r>
-        <w:rPr>
-          <w:lang w:val="en-US"/>
-        </w:rPr>
-        <w:t>);</w:t>
-      </w:r>
-      <w:proofErr w:type="gramEnd"/>
+        <w:t>('AKASH',2);</w:t>
+      </w:r>
     </w:p>
     <w:p>
       <w:pPr>
@@ -599,16 +461,8 @@
         <w:rPr>
           <w:lang w:val="en-US"/>
         </w:rPr>
-        <w:t>('AKASH',2,3</w:t>
-      </w:r>
-      <w:proofErr w:type="gramStart"/>
-      <w:r>
-        <w:rPr>
-          <w:lang w:val="en-US"/>
-        </w:rPr>
-        <w:t>);</w:t>
-      </w:r>
-      <w:proofErr w:type="gramEnd"/>
+        <w:t>('AKASH',2,3);</w:t>
+      </w:r>
     </w:p>
     <w:p>
       <w:pPr>
@@ -659,137 +513,86 @@
         <w:rPr>
           <w:lang w:val="en-US"/>
         </w:rPr>
+        <w:t>select abs(-100);</w:t>
+      </w:r>
+    </w:p>
+    <w:p>
+      <w:pPr>
+        <w:pStyle w:val="ListParagraph"/>
+        <w:ind w:left="1080"/>
+        <w:rPr>
+          <w:lang w:val="en-US"/>
+        </w:rPr>
+      </w:pPr>
+    </w:p>
+    <w:p>
+      <w:pPr>
+        <w:pStyle w:val="ListParagraph"/>
+        <w:ind w:left="1080"/>
+        <w:rPr>
+          <w:lang w:val="en-US"/>
+        </w:rPr>
+      </w:pPr>
+      <w:r>
+        <w:rPr>
+          <w:lang w:val="en-US"/>
+        </w:rPr>
+        <w:t>select ceil(10.</w:t>
+      </w:r>
+      <w:r>
+        <w:rPr>
+          <w:lang w:val="en-US"/>
+        </w:rPr>
+        <w:t>9</w:t>
+      </w:r>
+      <w:r>
+        <w:rPr>
+          <w:lang w:val="en-US"/>
+        </w:rPr>
+        <w:t>);</w:t>
+      </w:r>
+      <w:r>
+        <w:rPr>
+          <w:lang w:val="en-US"/>
+        </w:rPr>
+        <w:tab/>
+      </w:r>
+      <w:r>
+        <w:rPr>
+          <w:lang w:val="en-US"/>
+        </w:rPr>
+        <w:tab/>
+        <w:t xml:space="preserve">refer to next number </w:t>
+      </w:r>
+      <w:proofErr w:type="spellStart"/>
+      <w:r>
+        <w:rPr>
+          <w:lang w:val="en-US"/>
+        </w:rPr>
+        <w:t>ie</w:t>
+      </w:r>
+      <w:proofErr w:type="spellEnd"/>
+      <w:r>
+        <w:rPr>
+          <w:lang w:val="en-US"/>
+        </w:rPr>
+        <w:t xml:space="preserve"> 11 </w:t>
+      </w:r>
+    </w:p>
+    <w:p>
+      <w:pPr>
+        <w:pStyle w:val="ListParagraph"/>
+        <w:ind w:left="1080"/>
+        <w:rPr>
+          <w:lang w:val="en-US"/>
+        </w:rPr>
+      </w:pPr>
+      <w:r>
+        <w:rPr>
+          <w:lang w:val="en-US"/>
+        </w:rPr>
         <w:t xml:space="preserve">select </w:t>
       </w:r>
-      <w:proofErr w:type="gramStart"/>
-      <w:r>
-        <w:rPr>
-          <w:lang w:val="en-US"/>
-        </w:rPr>
-        <w:t>abs(</w:t>
-      </w:r>
-      <w:proofErr w:type="gramEnd"/>
-      <w:r>
-        <w:rPr>
-          <w:lang w:val="en-US"/>
-        </w:rPr>
-        <w:t>-100</w:t>
-      </w:r>
-      <w:proofErr w:type="gramStart"/>
-      <w:r>
-        <w:rPr>
-          <w:lang w:val="en-US"/>
-        </w:rPr>
-        <w:t>);</w:t>
-      </w:r>
-      <w:proofErr w:type="gramEnd"/>
-    </w:p>
-    <w:p>
-      <w:pPr>
-        <w:pStyle w:val="ListParagraph"/>
-        <w:ind w:left="1080"/>
-        <w:rPr>
-          <w:lang w:val="en-US"/>
-        </w:rPr>
-      </w:pPr>
-    </w:p>
-    <w:p>
-      <w:pPr>
-        <w:pStyle w:val="ListParagraph"/>
-        <w:ind w:left="1080"/>
-        <w:rPr>
-          <w:lang w:val="en-US"/>
-        </w:rPr>
-      </w:pPr>
-      <w:r>
-        <w:rPr>
-          <w:lang w:val="en-US"/>
-        </w:rPr>
-        <w:t xml:space="preserve">select </w:t>
-      </w:r>
-      <w:proofErr w:type="gramStart"/>
-      <w:r>
-        <w:rPr>
-          <w:lang w:val="en-US"/>
-        </w:rPr>
-        <w:t>ceil(</w:t>
-      </w:r>
-      <w:proofErr w:type="gramEnd"/>
-      <w:r>
-        <w:rPr>
-          <w:lang w:val="en-US"/>
-        </w:rPr>
-        <w:t>10.</w:t>
-      </w:r>
-      <w:r>
-        <w:rPr>
-          <w:lang w:val="en-US"/>
-        </w:rPr>
-        <w:t>9</w:t>
-      </w:r>
-      <w:r>
-        <w:rPr>
-          <w:lang w:val="en-US"/>
-        </w:rPr>
-        <w:t>)</w:t>
-      </w:r>
-      <w:proofErr w:type="gramStart"/>
-      <w:r>
-        <w:rPr>
-          <w:lang w:val="en-US"/>
-        </w:rPr>
-        <w:t>;</w:t>
-      </w:r>
-      <w:r>
-        <w:rPr>
-          <w:lang w:val="en-US"/>
-        </w:rPr>
-        <w:tab/>
-      </w:r>
-      <w:r>
-        <w:rPr>
-          <w:lang w:val="en-US"/>
-        </w:rPr>
-        <w:tab/>
-        <w:t>refer</w:t>
-      </w:r>
-      <w:proofErr w:type="gramEnd"/>
-      <w:r>
-        <w:rPr>
-          <w:lang w:val="en-US"/>
-        </w:rPr>
-        <w:t xml:space="preserve"> to next number </w:t>
-      </w:r>
-      <w:proofErr w:type="spellStart"/>
-      <w:r>
-        <w:rPr>
-          <w:lang w:val="en-US"/>
-        </w:rPr>
-        <w:t>ie</w:t>
-      </w:r>
-      <w:proofErr w:type="spellEnd"/>
-      <w:r>
-        <w:rPr>
-          <w:lang w:val="en-US"/>
-        </w:rPr>
-        <w:t xml:space="preserve"> 11 </w:t>
-      </w:r>
-    </w:p>
-    <w:p>
-      <w:pPr>
-        <w:pStyle w:val="ListParagraph"/>
-        <w:ind w:left="1080"/>
-        <w:rPr>
-          <w:lang w:val="en-US"/>
-        </w:rPr>
-      </w:pPr>
-      <w:r>
-        <w:rPr>
-          <w:lang w:val="en-US"/>
-        </w:rPr>
-        <w:t xml:space="preserve">select </w:t>
-      </w:r>
-      <w:proofErr w:type="gramStart"/>
       <w:r>
         <w:rPr>
           <w:lang w:val="en-US"/>
@@ -800,14 +603,7 @@
         <w:rPr>
           <w:lang w:val="en-US"/>
         </w:rPr>
-        <w:t>(</w:t>
-      </w:r>
-      <w:proofErr w:type="gramEnd"/>
-      <w:r>
-        <w:rPr>
-          <w:lang w:val="en-US"/>
-        </w:rPr>
-        <w:t>10.1);</w:t>
+        <w:t>(10.1);</w:t>
       </w:r>
       <w:r>
         <w:rPr>
@@ -843,21 +639,7 @@
         <w:rPr>
           <w:lang w:val="en-US"/>
         </w:rPr>
-        <w:t xml:space="preserve">select </w:t>
-      </w:r>
-      <w:proofErr w:type="gramStart"/>
-      <w:r>
-        <w:rPr>
-          <w:lang w:val="en-US"/>
-        </w:rPr>
-        <w:t>ceil(</w:t>
-      </w:r>
-      <w:proofErr w:type="gramEnd"/>
-      <w:r>
-        <w:rPr>
-          <w:lang w:val="en-US"/>
-        </w:rPr>
-        <w:t>10</w:t>
+        <w:t>select ceil(10</w:t>
       </w:r>
       <w:r>
         <w:rPr>
@@ -869,14 +651,7 @@
         <w:rPr>
           <w:lang w:val="en-US"/>
         </w:rPr>
-        <w:t>)</w:t>
-      </w:r>
-      <w:proofErr w:type="gramStart"/>
-      <w:r>
-        <w:rPr>
-          <w:lang w:val="en-US"/>
-        </w:rPr>
-        <w:t>;</w:t>
+        <w:t>);</w:t>
       </w:r>
       <w:r>
         <w:rPr>
@@ -889,43 +664,22 @@
           <w:lang w:val="en-US"/>
         </w:rPr>
         <w:tab/>
-        <w:t>refer</w:t>
-      </w:r>
-      <w:proofErr w:type="gramEnd"/>
-      <w:r>
-        <w:rPr>
-          <w:lang w:val="en-US"/>
-        </w:rPr>
-        <w:t xml:space="preserve"> to previous number is 10</w:t>
-      </w:r>
-    </w:p>
-    <w:p>
-      <w:pPr>
-        <w:pStyle w:val="ListParagraph"/>
-        <w:ind w:left="1080"/>
-        <w:rPr>
-          <w:lang w:val="en-US"/>
-        </w:rPr>
-      </w:pPr>
-      <w:r>
-        <w:rPr>
-          <w:lang w:val="en-US"/>
-        </w:rPr>
-        <w:t xml:space="preserve">select </w:t>
-      </w:r>
-      <w:proofErr w:type="gramStart"/>
-      <w:r>
-        <w:rPr>
-          <w:lang w:val="en-US"/>
-        </w:rPr>
-        <w:t>round(</w:t>
-      </w:r>
-      <w:proofErr w:type="gramEnd"/>
-      <w:r>
-        <w:rPr>
-          <w:lang w:val="en-US"/>
-        </w:rPr>
-        <w:t>10.5);</w:t>
+        <w:t>refer to previous number is 10</w:t>
+      </w:r>
+    </w:p>
+    <w:p>
+      <w:pPr>
+        <w:pStyle w:val="ListParagraph"/>
+        <w:ind w:left="1080"/>
+        <w:rPr>
+          <w:lang w:val="en-US"/>
+        </w:rPr>
+      </w:pPr>
+      <w:r>
+        <w:rPr>
+          <w:lang w:val="en-US"/>
+        </w:rPr>
+        <w:t>select round(10.5);</w:t>
       </w:r>
       <w:r>
         <w:rPr>
@@ -947,21 +701,7 @@
         <w:rPr>
           <w:lang w:val="en-US"/>
         </w:rPr>
-        <w:t xml:space="preserve">select </w:t>
-      </w:r>
-      <w:proofErr w:type="gramStart"/>
-      <w:r>
-        <w:rPr>
-          <w:lang w:val="en-US"/>
-        </w:rPr>
-        <w:t>round(</w:t>
-      </w:r>
-      <w:proofErr w:type="gramEnd"/>
-      <w:r>
-        <w:rPr>
-          <w:lang w:val="en-US"/>
-        </w:rPr>
-        <w:t>10.</w:t>
+        <w:t>select round(10.</w:t>
       </w:r>
       <w:r>
         <w:rPr>
@@ -1033,16 +773,37 @@
           <w:lang w:val="en-US"/>
         </w:rPr>
         <w:lastRenderedPageBreak/>
+        <w:t>select now();</w:t>
+      </w:r>
+    </w:p>
+    <w:p>
+      <w:pPr>
+        <w:pStyle w:val="ListParagraph"/>
+        <w:ind w:left="1080"/>
+        <w:rPr>
+          <w:lang w:val="en-US"/>
+        </w:rPr>
+      </w:pPr>
+      <w:r>
+        <w:rPr>
+          <w:lang w:val="en-US"/>
+        </w:rPr>
         <w:t xml:space="preserve">select </w:t>
       </w:r>
-      <w:proofErr w:type="gramStart"/>
-      <w:r>
-        <w:rPr>
-          <w:lang w:val="en-US"/>
-        </w:rPr>
-        <w:t>now();</w:t>
-      </w:r>
-      <w:proofErr w:type="gramEnd"/>
+      <w:proofErr w:type="spellStart"/>
+      <w:r>
+        <w:rPr>
+          <w:lang w:val="en-US"/>
+        </w:rPr>
+        <w:t>sysdate</w:t>
+      </w:r>
+      <w:proofErr w:type="spellEnd"/>
+      <w:r>
+        <w:rPr>
+          <w:lang w:val="en-US"/>
+        </w:rPr>
+        <w:t>();</w:t>
+      </w:r>
     </w:p>
     <w:p>
       <w:pPr>
@@ -1059,12 +820,11 @@
         <w:t xml:space="preserve">select </w:t>
       </w:r>
       <w:proofErr w:type="spellStart"/>
-      <w:proofErr w:type="gramStart"/>
-      <w:r>
-        <w:rPr>
-          <w:lang w:val="en-US"/>
-        </w:rPr>
-        <w:t>sysdate</w:t>
+      <w:r>
+        <w:rPr>
+          <w:lang w:val="en-US"/>
+        </w:rPr>
+        <w:t>curdate</w:t>
       </w:r>
       <w:proofErr w:type="spellEnd"/>
       <w:r>
@@ -1073,7 +833,6 @@
         </w:rPr>
         <w:t>();</w:t>
       </w:r>
-      <w:proofErr w:type="gramEnd"/>
     </w:p>
     <w:p>
       <w:pPr>
@@ -1090,12 +849,11 @@
         <w:t xml:space="preserve">select </w:t>
       </w:r>
       <w:proofErr w:type="spellStart"/>
-      <w:proofErr w:type="gramStart"/>
-      <w:r>
-        <w:rPr>
-          <w:lang w:val="en-US"/>
-        </w:rPr>
-        <w:t>curdate</w:t>
+      <w:r>
+        <w:rPr>
+          <w:lang w:val="en-US"/>
+        </w:rPr>
+        <w:t>curtime</w:t>
       </w:r>
       <w:proofErr w:type="spellEnd"/>
       <w:r>
@@ -1104,7 +862,51 @@
         </w:rPr>
         <w:t>();</w:t>
       </w:r>
-      <w:proofErr w:type="gramEnd"/>
+    </w:p>
+    <w:p>
+      <w:pPr>
+        <w:pStyle w:val="ListParagraph"/>
+        <w:ind w:left="1080"/>
+        <w:rPr>
+          <w:lang w:val="en-US"/>
+        </w:rPr>
+      </w:pPr>
+      <w:r>
+        <w:rPr>
+          <w:lang w:val="en-US"/>
+        </w:rPr>
+        <w:t>select year(now());</w:t>
+      </w:r>
+    </w:p>
+    <w:p>
+      <w:pPr>
+        <w:pStyle w:val="ListParagraph"/>
+        <w:ind w:left="1080"/>
+        <w:rPr>
+          <w:lang w:val="en-US"/>
+        </w:rPr>
+      </w:pPr>
+      <w:r>
+        <w:rPr>
+          <w:lang w:val="en-US"/>
+        </w:rPr>
+        <w:t>select month(now());</w:t>
+      </w:r>
+    </w:p>
+    <w:p>
+      <w:pPr>
+        <w:pStyle w:val="ListParagraph"/>
+        <w:ind w:left="1080"/>
+        <w:rPr>
+          <w:lang w:val="en-US"/>
+        </w:rPr>
+      </w:pPr>
+      <w:r>
+        <w:rPr>
+          <w:lang w:val="en-US"/>
+        </w:rPr>
+        <w:t>select month(now());</w:t>
+      </w:r>
     </w:p>
     <w:p>
       <w:pPr>
@@ -1121,132 +923,19 @@
         <w:t xml:space="preserve">select </w:t>
       </w:r>
       <w:proofErr w:type="spellStart"/>
-      <w:proofErr w:type="gramStart"/>
-      <w:r>
-        <w:rPr>
-          <w:lang w:val="en-US"/>
-        </w:rPr>
-        <w:t>curtime</w:t>
-      </w:r>
-      <w:proofErr w:type="spellEnd"/>
-      <w:r>
-        <w:rPr>
-          <w:lang w:val="en-US"/>
-        </w:rPr>
-        <w:t>();</w:t>
-      </w:r>
-      <w:proofErr w:type="gramEnd"/>
-    </w:p>
-    <w:p>
-      <w:pPr>
-        <w:pStyle w:val="ListParagraph"/>
-        <w:ind w:left="1080"/>
-        <w:rPr>
-          <w:lang w:val="en-US"/>
-        </w:rPr>
-      </w:pPr>
-      <w:r>
-        <w:rPr>
-          <w:lang w:val="en-US"/>
-        </w:rPr>
-        <w:t>select year(</w:t>
-      </w:r>
-      <w:proofErr w:type="gramStart"/>
-      <w:r>
-        <w:rPr>
-          <w:lang w:val="en-US"/>
-        </w:rPr>
-        <w:t>now(</w:t>
-      </w:r>
-      <w:proofErr w:type="gramEnd"/>
-      <w:r>
-        <w:rPr>
-          <w:lang w:val="en-US"/>
-        </w:rPr>
-        <w:t>)</w:t>
-      </w:r>
-      <w:proofErr w:type="gramStart"/>
-      <w:r>
-        <w:rPr>
-          <w:lang w:val="en-US"/>
-        </w:rPr>
-        <w:t>);</w:t>
-      </w:r>
-      <w:proofErr w:type="gramEnd"/>
-    </w:p>
-    <w:p>
-      <w:pPr>
-        <w:pStyle w:val="ListParagraph"/>
-        <w:ind w:left="1080"/>
-        <w:rPr>
-          <w:lang w:val="en-US"/>
-        </w:rPr>
-      </w:pPr>
-      <w:r>
-        <w:rPr>
-          <w:lang w:val="en-US"/>
-        </w:rPr>
-        <w:t>select month(</w:t>
-      </w:r>
-      <w:proofErr w:type="gramStart"/>
-      <w:r>
-        <w:rPr>
-          <w:lang w:val="en-US"/>
-        </w:rPr>
-        <w:t>now(</w:t>
-      </w:r>
-      <w:proofErr w:type="gramEnd"/>
-      <w:r>
-        <w:rPr>
-          <w:lang w:val="en-US"/>
-        </w:rPr>
-        <w:t>)</w:t>
-      </w:r>
-      <w:proofErr w:type="gramStart"/>
-      <w:r>
-        <w:rPr>
-          <w:lang w:val="en-US"/>
-        </w:rPr>
-        <w:t>);</w:t>
-      </w:r>
-      <w:proofErr w:type="gramEnd"/>
-    </w:p>
-    <w:p>
-      <w:pPr>
-        <w:pStyle w:val="ListParagraph"/>
-        <w:ind w:left="1080"/>
-        <w:rPr>
-          <w:lang w:val="en-US"/>
-        </w:rPr>
-      </w:pPr>
-      <w:r>
-        <w:rPr>
-          <w:lang w:val="en-US"/>
-        </w:rPr>
-        <w:t>select month(</w:t>
-      </w:r>
-      <w:proofErr w:type="gramStart"/>
-      <w:r>
-        <w:rPr>
-          <w:lang w:val="en-US"/>
-        </w:rPr>
-        <w:t>now(</w:t>
-      </w:r>
-      <w:proofErr w:type="gramEnd"/>
-      <w:r>
-        <w:rPr>
-          <w:lang w:val="en-US"/>
-        </w:rPr>
-        <w:t>)</w:t>
-      </w:r>
-      <w:proofErr w:type="gramStart"/>
-      <w:r>
-        <w:rPr>
-          <w:lang w:val="en-US"/>
-        </w:rPr>
-        <w:t>);</w:t>
-      </w:r>
-      <w:proofErr w:type="gramEnd"/>
+      <w:r>
+        <w:rPr>
+          <w:lang w:val="en-US"/>
+        </w:rPr>
+        <w:t>date_format</w:t>
+      </w:r>
+      <w:proofErr w:type="spellEnd"/>
+      <w:r>
+        <w:rPr>
+          <w:lang w:val="en-US"/>
+        </w:rPr>
+        <w:t>(now(),'%d-%m-%Y');</w:t>
+      </w:r>
     </w:p>
     <w:p>
       <w:pPr>
@@ -1274,16 +963,8 @@
         <w:rPr>
           <w:lang w:val="en-US"/>
         </w:rPr>
-        <w:t>(now(),'%d-%m-%Y'</w:t>
-      </w:r>
-      <w:proofErr w:type="gramStart"/>
-      <w:r>
-        <w:rPr>
-          <w:lang w:val="en-US"/>
-        </w:rPr>
-        <w:t>);</w:t>
-      </w:r>
-      <w:proofErr w:type="gramEnd"/>
+        <w:t>(now(),'%D-%m-%Y');</w:t>
+      </w:r>
     </w:p>
     <w:p>
       <w:pPr>
@@ -1311,16 +992,41 @@
         <w:rPr>
           <w:lang w:val="en-US"/>
         </w:rPr>
-        <w:t>(now(),'%D-%m-%Y'</w:t>
-      </w:r>
-      <w:proofErr w:type="gramStart"/>
-      <w:r>
-        <w:rPr>
-          <w:lang w:val="en-US"/>
-        </w:rPr>
-        <w:t>);</w:t>
-      </w:r>
-      <w:proofErr w:type="gramEnd"/>
+        <w:t>(now(),'%D-%M-%Y');</w:t>
+      </w:r>
+    </w:p>
+    <w:p>
+      <w:pPr>
+        <w:pStyle w:val="ListParagraph"/>
+        <w:ind w:left="1080"/>
+      </w:pPr>
+      <w:r>
+        <w:t>SELECT DATE_SUB('2026-04-21', INTERVAL 5 DAY);</w:t>
+      </w:r>
+    </w:p>
+    <w:p>
+      <w:pPr>
+        <w:pStyle w:val="ListParagraph"/>
+        <w:ind w:left="1080"/>
+      </w:pPr>
+      <w:r>
+        <w:t>SELECT DATE_ADD('2026-04-21', INTERVAL 10 DAY);</w:t>
+      </w:r>
+    </w:p>
+    <w:p>
+      <w:pPr>
+        <w:pStyle w:val="ListParagraph"/>
+        <w:ind w:left="1080"/>
+        <w:rPr>
+          <w:lang w:val="en-US"/>
+        </w:rPr>
+      </w:pPr>
+      <w:r>
+        <w:rPr>
+          <w:lang w:val="en-US"/>
+        </w:rPr>
+        <w:t>SELECT DATEDIFF('2026-04-30', '2026-04-21');</w:t>
+      </w:r>
     </w:p>
     <w:p>
       <w:pPr>
@@ -1341,191 +1047,29 @@
         <w:rPr>
           <w:lang w:val="en-US"/>
         </w:rPr>
-        <w:t>date_format</w:t>
-      </w:r>
-      <w:proofErr w:type="spellEnd"/>
-      <w:r>
-        <w:rPr>
-          <w:lang w:val="en-US"/>
-        </w:rPr>
-        <w:t>(now(),'%D-%M-%Y'</w:t>
-      </w:r>
-      <w:proofErr w:type="gramStart"/>
-      <w:r>
-        <w:rPr>
-          <w:lang w:val="en-US"/>
-        </w:rPr>
-        <w:t>);</w:t>
-      </w:r>
-      <w:proofErr w:type="gramEnd"/>
-    </w:p>
-    <w:p>
-      <w:pPr>
-        <w:pStyle w:val="ListParagraph"/>
-        <w:ind w:left="1080"/>
-      </w:pPr>
-      <w:r>
-        <w:t>SELECT DATE_</w:t>
-      </w:r>
-      <w:proofErr w:type="gramStart"/>
-      <w:r>
-        <w:t>SUB(</w:t>
-      </w:r>
-      <w:proofErr w:type="gramEnd"/>
-      <w:r>
-        <w:t>'2026-04-21', INTERVAL 5 DAY</w:t>
-      </w:r>
-      <w:proofErr w:type="gramStart"/>
-      <w:r>
-        <w:t>);</w:t>
-      </w:r>
-      <w:proofErr w:type="gramEnd"/>
-    </w:p>
-    <w:p>
-      <w:pPr>
-        <w:pStyle w:val="ListParagraph"/>
-        <w:ind w:left="1080"/>
-      </w:pPr>
-      <w:r>
-        <w:t>SELECT DATE_</w:t>
-      </w:r>
-      <w:proofErr w:type="gramStart"/>
-      <w:r>
-        <w:t>ADD(</w:t>
-      </w:r>
-      <w:proofErr w:type="gramEnd"/>
-      <w:r>
-        <w:t>'2026-04-21', INTERVAL 10 DAY</w:t>
-      </w:r>
-      <w:proofErr w:type="gramStart"/>
-      <w:r>
-        <w:t>);</w:t>
-      </w:r>
-      <w:proofErr w:type="gramEnd"/>
-    </w:p>
-    <w:p>
-      <w:pPr>
-        <w:pStyle w:val="ListParagraph"/>
-        <w:ind w:left="1080"/>
-        <w:rPr>
-          <w:lang w:val="en-US"/>
-        </w:rPr>
-      </w:pPr>
-      <w:r>
-        <w:rPr>
-          <w:lang w:val="en-US"/>
-        </w:rPr>
-        <w:t xml:space="preserve">SELECT </w:t>
-      </w:r>
-      <w:proofErr w:type="gramStart"/>
-      <w:r>
-        <w:rPr>
-          <w:lang w:val="en-US"/>
-        </w:rPr>
-        <w:t>DATEDIFF(</w:t>
-      </w:r>
-      <w:proofErr w:type="gramEnd"/>
-      <w:r>
-        <w:rPr>
-          <w:lang w:val="en-US"/>
-        </w:rPr>
-        <w:t>'2026-04-30', '2026-04-21'</w:t>
-      </w:r>
-      <w:proofErr w:type="gramStart"/>
-      <w:r>
-        <w:rPr>
-          <w:lang w:val="en-US"/>
-        </w:rPr>
-        <w:t>);</w:t>
-      </w:r>
-      <w:proofErr w:type="gramEnd"/>
-    </w:p>
-    <w:p>
-      <w:pPr>
-        <w:pStyle w:val="ListParagraph"/>
-        <w:ind w:left="1080"/>
-        <w:rPr>
-          <w:lang w:val="en-US"/>
-        </w:rPr>
-      </w:pPr>
-      <w:r>
-        <w:rPr>
-          <w:lang w:val="en-US"/>
-        </w:rPr>
-        <w:t xml:space="preserve">select </w:t>
-      </w:r>
-      <w:proofErr w:type="spellStart"/>
-      <w:r>
-        <w:rPr>
-          <w:lang w:val="en-US"/>
-        </w:rPr>
-        <w:t>first_</w:t>
-      </w:r>
-      <w:proofErr w:type="gramStart"/>
-      <w:r>
-        <w:rPr>
-          <w:lang w:val="en-US"/>
-        </w:rPr>
-        <w:t>name,hire</w:t>
-      </w:r>
-      <w:proofErr w:type="gramEnd"/>
-      <w:r>
-        <w:rPr>
-          <w:lang w:val="en-US"/>
-        </w:rPr>
-        <w:t>_</w:t>
-      </w:r>
-      <w:proofErr w:type="gramStart"/>
-      <w:r>
-        <w:rPr>
-          <w:lang w:val="en-US"/>
-        </w:rPr>
-        <w:t>date,datediff</w:t>
-      </w:r>
-      <w:proofErr w:type="spellEnd"/>
-      <w:proofErr w:type="gramEnd"/>
-      <w:r>
-        <w:rPr>
-          <w:lang w:val="en-US"/>
-        </w:rPr>
-        <w:t>(now(</w:t>
-      </w:r>
-      <w:proofErr w:type="gramStart"/>
-      <w:r>
-        <w:rPr>
-          <w:lang w:val="en-US"/>
-        </w:rPr>
-        <w:t>),</w:t>
-      </w:r>
-      <w:proofErr w:type="spellStart"/>
-      <w:r>
-        <w:rPr>
-          <w:lang w:val="en-US"/>
-        </w:rPr>
-        <w:t>hire</w:t>
-      </w:r>
-      <w:proofErr w:type="gramEnd"/>
-      <w:r>
-        <w:rPr>
-          <w:lang w:val="en-US"/>
-        </w:rPr>
-        <w:t>_date</w:t>
-      </w:r>
-      <w:proofErr w:type="spellEnd"/>
-      <w:r>
-        <w:rPr>
-          <w:lang w:val="en-US"/>
-        </w:rPr>
-        <w:t xml:space="preserve">) from </w:t>
-      </w:r>
-      <w:proofErr w:type="gramStart"/>
-      <w:r>
-        <w:rPr>
-          <w:lang w:val="en-US"/>
-        </w:rPr>
-        <w:t>employee;</w:t>
-      </w:r>
-      <w:proofErr w:type="gramEnd"/>
+        <w:t>first_name,hire_date,datediff</w:t>
+      </w:r>
+      <w:proofErr w:type="spellEnd"/>
+      <w:r>
+        <w:rPr>
+          <w:lang w:val="en-US"/>
+        </w:rPr>
+        <w:t>(now(),</w:t>
+      </w:r>
+      <w:proofErr w:type="spellStart"/>
+      <w:r>
+        <w:rPr>
+          <w:lang w:val="en-US"/>
+        </w:rPr>
+        <w:t>hire_date</w:t>
+      </w:r>
+      <w:proofErr w:type="spellEnd"/>
+      <w:r>
+        <w:rPr>
+          <w:lang w:val="en-US"/>
+        </w:rPr>
+        <w:t>) from employee;</w:t>
+      </w:r>
     </w:p>
     <w:p>
       <w:pPr>
@@ -1610,254 +1154,122 @@
         <w:rPr>
           <w:lang w:val="en-US"/>
         </w:rPr>
-        <w:t xml:space="preserve">: the function functionality </w:t>
-      </w:r>
-      <w:proofErr w:type="gramStart"/>
-      <w:r>
-        <w:rPr>
-          <w:lang w:val="en-US"/>
-        </w:rPr>
-        <w:t>apply</w:t>
-      </w:r>
-      <w:proofErr w:type="gramEnd"/>
-      <w:r>
-        <w:rPr>
-          <w:lang w:val="en-US"/>
-        </w:rPr>
-        <w:t xml:space="preserve"> for more than one </w:t>
-      </w:r>
-      <w:proofErr w:type="gramStart"/>
-      <w:r>
-        <w:rPr>
-          <w:lang w:val="en-US"/>
-        </w:rPr>
-        <w:t>records base</w:t>
-      </w:r>
-      <w:proofErr w:type="gramEnd"/>
-      <w:r>
-        <w:rPr>
-          <w:lang w:val="en-US"/>
-        </w:rPr>
-        <w:t xml:space="preserve"> upon group. By </w:t>
-      </w:r>
-      <w:proofErr w:type="gramStart"/>
-      <w:r>
-        <w:rPr>
-          <w:lang w:val="en-US"/>
-        </w:rPr>
-        <w:t>default</w:t>
-      </w:r>
-      <w:proofErr w:type="gramEnd"/>
-      <w:r>
-        <w:rPr>
-          <w:lang w:val="en-US"/>
-        </w:rPr>
-        <w:t xml:space="preserve"> whole </w:t>
-      </w:r>
-      <w:proofErr w:type="gramStart"/>
-      <w:r>
-        <w:rPr>
-          <w:lang w:val="en-US"/>
-        </w:rPr>
-        <w:t>table is</w:t>
-      </w:r>
-      <w:proofErr w:type="gramEnd"/>
-      <w:r>
-        <w:rPr>
-          <w:lang w:val="en-US"/>
-        </w:rPr>
-        <w:t xml:space="preserve"> </w:t>
-      </w:r>
-      <w:proofErr w:type="gramStart"/>
-      <w:r>
-        <w:rPr>
-          <w:lang w:val="en-US"/>
-        </w:rPr>
-        <w:t>consider</w:t>
-      </w:r>
-      <w:proofErr w:type="gramEnd"/>
-      <w:r>
-        <w:rPr>
-          <w:lang w:val="en-US"/>
-        </w:rPr>
-        <w:t xml:space="preserve"> one group. We can create custom group. </w:t>
-      </w:r>
-    </w:p>
-    <w:p>
-      <w:pPr>
-        <w:pStyle w:val="ListParagraph"/>
-        <w:rPr>
-          <w:lang w:val="en-US"/>
-        </w:rPr>
-      </w:pPr>
-    </w:p>
-    <w:p>
-      <w:pPr>
-        <w:pStyle w:val="ListParagraph"/>
-        <w:ind w:left="1080"/>
-        <w:rPr>
-          <w:lang w:val="en-US"/>
-        </w:rPr>
-      </w:pPr>
-      <w:proofErr w:type="gramStart"/>
-      <w:r>
-        <w:rPr>
-          <w:lang w:val="en-US"/>
-        </w:rPr>
-        <w:t>Sum(</w:t>
-      </w:r>
-      <w:proofErr w:type="gramEnd"/>
-      <w:r>
-        <w:rPr>
-          <w:lang w:val="en-US"/>
-        </w:rPr>
-        <w:t>)</w:t>
-      </w:r>
-    </w:p>
-    <w:p>
-      <w:pPr>
-        <w:pStyle w:val="ListParagraph"/>
-        <w:ind w:left="1080"/>
-        <w:rPr>
-          <w:lang w:val="en-US"/>
-        </w:rPr>
-      </w:pPr>
-      <w:proofErr w:type="gramStart"/>
-      <w:r>
-        <w:rPr>
-          <w:lang w:val="en-US"/>
-        </w:rPr>
-        <w:t>Max(</w:t>
-      </w:r>
-      <w:proofErr w:type="gramEnd"/>
-      <w:r>
-        <w:rPr>
-          <w:lang w:val="en-US"/>
-        </w:rPr>
-        <w:t>)</w:t>
-      </w:r>
-    </w:p>
-    <w:p>
-      <w:pPr>
-        <w:pStyle w:val="ListParagraph"/>
-        <w:ind w:left="1080"/>
-        <w:rPr>
-          <w:lang w:val="en-US"/>
-        </w:rPr>
-      </w:pPr>
-      <w:proofErr w:type="gramStart"/>
-      <w:r>
-        <w:rPr>
-          <w:lang w:val="en-US"/>
-        </w:rPr>
-        <w:t>Min(</w:t>
-      </w:r>
-      <w:proofErr w:type="gramEnd"/>
-      <w:r>
-        <w:rPr>
-          <w:lang w:val="en-US"/>
-        </w:rPr>
-        <w:t>)</w:t>
-      </w:r>
-    </w:p>
-    <w:p>
-      <w:pPr>
-        <w:pStyle w:val="ListParagraph"/>
-        <w:ind w:left="1080"/>
-        <w:rPr>
-          <w:lang w:val="en-US"/>
-        </w:rPr>
-      </w:pPr>
-      <w:proofErr w:type="gramStart"/>
-      <w:r>
-        <w:rPr>
-          <w:lang w:val="en-US"/>
-        </w:rPr>
-        <w:t>Avg(</w:t>
-      </w:r>
-      <w:proofErr w:type="gramEnd"/>
-      <w:r>
-        <w:rPr>
-          <w:lang w:val="en-US"/>
-        </w:rPr>
-        <w:t>)</w:t>
-      </w:r>
-    </w:p>
-    <w:p>
-      <w:pPr>
-        <w:pStyle w:val="ListParagraph"/>
-        <w:ind w:left="1080"/>
-        <w:rPr>
-          <w:lang w:val="en-US"/>
-        </w:rPr>
-      </w:pPr>
-      <w:proofErr w:type="gramStart"/>
-      <w:r>
-        <w:rPr>
-          <w:lang w:val="en-US"/>
-        </w:rPr>
-        <w:t>Count(</w:t>
-      </w:r>
-      <w:proofErr w:type="gramEnd"/>
-      <w:r>
-        <w:rPr>
-          <w:lang w:val="en-US"/>
-        </w:rPr>
-        <w:t>);</w:t>
+        <w:t xml:space="preserve">: the function functionality apply for more than one records base upon group. By default whole table is consider one group. We can create custom group. </w:t>
+      </w:r>
+    </w:p>
+    <w:p>
+      <w:pPr>
+        <w:pStyle w:val="ListParagraph"/>
+        <w:rPr>
+          <w:lang w:val="en-US"/>
+        </w:rPr>
+      </w:pPr>
+    </w:p>
+    <w:p>
+      <w:pPr>
+        <w:pStyle w:val="ListParagraph"/>
+        <w:ind w:left="1080"/>
+        <w:rPr>
+          <w:lang w:val="en-US"/>
+        </w:rPr>
+      </w:pPr>
+      <w:r>
+        <w:rPr>
+          <w:lang w:val="en-US"/>
+        </w:rPr>
+        <w:t>Sum()</w:t>
+      </w:r>
+    </w:p>
+    <w:p>
+      <w:pPr>
+        <w:pStyle w:val="ListParagraph"/>
+        <w:ind w:left="1080"/>
+        <w:rPr>
+          <w:lang w:val="en-US"/>
+        </w:rPr>
+      </w:pPr>
+      <w:r>
+        <w:rPr>
+          <w:lang w:val="en-US"/>
+        </w:rPr>
+        <w:t>Max()</w:t>
+      </w:r>
+    </w:p>
+    <w:p>
+      <w:pPr>
+        <w:pStyle w:val="ListParagraph"/>
+        <w:ind w:left="1080"/>
+        <w:rPr>
+          <w:lang w:val="en-US"/>
+        </w:rPr>
+      </w:pPr>
+      <w:r>
+        <w:rPr>
+          <w:lang w:val="en-US"/>
+        </w:rPr>
+        <w:t>Min()</w:t>
+      </w:r>
+    </w:p>
+    <w:p>
+      <w:pPr>
+        <w:pStyle w:val="ListParagraph"/>
+        <w:ind w:left="1080"/>
+        <w:rPr>
+          <w:lang w:val="en-US"/>
+        </w:rPr>
+      </w:pPr>
+      <w:r>
+        <w:rPr>
+          <w:lang w:val="en-US"/>
+        </w:rPr>
+        <w:t>Avg()</w:t>
+      </w:r>
+    </w:p>
+    <w:p>
+      <w:pPr>
+        <w:pStyle w:val="ListParagraph"/>
+        <w:ind w:left="1080"/>
+        <w:rPr>
+          <w:lang w:val="en-US"/>
+        </w:rPr>
+      </w:pPr>
+      <w:r>
+        <w:rPr>
+          <w:lang w:val="en-US"/>
+        </w:rPr>
+        <w:t>Count();</w:t>
       </w:r>
       <w:r>
         <w:rPr>
           <w:lang w:val="en-US"/>
         </w:rPr>
         <w:tab/>
-        <w:t xml:space="preserve">it </w:t>
-      </w:r>
-      <w:proofErr w:type="gramStart"/>
-      <w:r>
-        <w:rPr>
-          <w:lang w:val="en-US"/>
-        </w:rPr>
-        <w:t>ignore</w:t>
-      </w:r>
-      <w:proofErr w:type="gramEnd"/>
-      <w:r>
-        <w:rPr>
-          <w:lang w:val="en-US"/>
-        </w:rPr>
-        <w:t xml:space="preserve"> null value. </w:t>
-      </w:r>
-    </w:p>
-    <w:p>
-      <w:pPr>
-        <w:pStyle w:val="ListParagraph"/>
-        <w:ind w:left="1080"/>
-        <w:rPr>
-          <w:lang w:val="en-US"/>
-        </w:rPr>
-      </w:pPr>
-    </w:p>
-    <w:p>
-      <w:pPr>
-        <w:pStyle w:val="ListParagraph"/>
-        <w:ind w:left="1080"/>
-        <w:rPr>
-          <w:lang w:val="en-US"/>
-        </w:rPr>
-      </w:pPr>
-      <w:r>
-        <w:rPr>
-          <w:lang w:val="en-US"/>
-        </w:rPr>
-        <w:t xml:space="preserve">select sum(salary) from </w:t>
-      </w:r>
-      <w:proofErr w:type="gramStart"/>
-      <w:r>
-        <w:rPr>
-          <w:lang w:val="en-US"/>
-        </w:rPr>
-        <w:t>employee;</w:t>
-      </w:r>
-      <w:proofErr w:type="gramEnd"/>
+        <w:t xml:space="preserve">it ignore null value. </w:t>
+      </w:r>
+    </w:p>
+    <w:p>
+      <w:pPr>
+        <w:pStyle w:val="ListParagraph"/>
+        <w:ind w:left="1080"/>
+        <w:rPr>
+          <w:lang w:val="en-US"/>
+        </w:rPr>
+      </w:pPr>
+    </w:p>
+    <w:p>
+      <w:pPr>
+        <w:pStyle w:val="ListParagraph"/>
+        <w:ind w:left="1080"/>
+        <w:rPr>
+          <w:lang w:val="en-US"/>
+        </w:rPr>
+      </w:pPr>
+      <w:r>
+        <w:rPr>
+          <w:lang w:val="en-US"/>
+        </w:rPr>
+        <w:t>select sum(salary) from employee;</w:t>
+      </w:r>
     </w:p>
     <w:p>
       <w:pPr>
@@ -1885,16 +1297,8 @@
         <w:rPr>
           <w:lang w:val="en-US"/>
         </w:rPr>
-        <w:t xml:space="preserve"> from </w:t>
-      </w:r>
-      <w:proofErr w:type="gramStart"/>
-      <w:r>
-        <w:rPr>
-          <w:lang w:val="en-US"/>
-        </w:rPr>
-        <w:t>employee;</w:t>
-      </w:r>
-      <w:proofErr w:type="gramEnd"/>
+        <w:t xml:space="preserve"> from employee;</w:t>
+      </w:r>
     </w:p>
     <w:p>
       <w:pPr>
@@ -1922,16 +1326,8 @@
         <w:rPr>
           <w:lang w:val="en-US"/>
         </w:rPr>
-        <w:t xml:space="preserve"> from </w:t>
-      </w:r>
-      <w:proofErr w:type="gramStart"/>
-      <w:r>
-        <w:rPr>
-          <w:lang w:val="en-US"/>
-        </w:rPr>
-        <w:t>employee;</w:t>
-      </w:r>
-      <w:proofErr w:type="gramEnd"/>
+        <w:t xml:space="preserve"> from employee;</w:t>
+      </w:r>
     </w:p>
     <w:p>
       <w:pPr>
@@ -1959,16 +1355,8 @@
         <w:rPr>
           <w:lang w:val="en-US"/>
         </w:rPr>
-        <w:t xml:space="preserve"> from </w:t>
-      </w:r>
-      <w:proofErr w:type="gramStart"/>
-      <w:r>
-        <w:rPr>
-          <w:lang w:val="en-US"/>
-        </w:rPr>
-        <w:t>employee;</w:t>
-      </w:r>
-      <w:proofErr w:type="gramEnd"/>
+        <w:t xml:space="preserve"> from employee;</w:t>
+      </w:r>
     </w:p>
     <w:p>
       <w:pPr>
@@ -1996,16 +1384,8 @@
         <w:rPr>
           <w:lang w:val="en-US"/>
         </w:rPr>
-        <w:t xml:space="preserve"> from </w:t>
-      </w:r>
-      <w:proofErr w:type="gramStart"/>
-      <w:r>
-        <w:rPr>
-          <w:lang w:val="en-US"/>
-        </w:rPr>
-        <w:t>employee;</w:t>
-      </w:r>
-      <w:proofErr w:type="gramEnd"/>
+        <w:t xml:space="preserve"> from employee;</w:t>
+      </w:r>
     </w:p>
     <w:p>
       <w:pPr>
@@ -2033,44 +1413,22 @@
         <w:rPr>
           <w:lang w:val="en-US"/>
         </w:rPr>
-        <w:t xml:space="preserve"> from </w:t>
-      </w:r>
-      <w:proofErr w:type="gramStart"/>
-      <w:r>
-        <w:rPr>
-          <w:lang w:val="en-US"/>
-        </w:rPr>
-        <w:t>employee;</w:t>
-      </w:r>
-      <w:proofErr w:type="gramEnd"/>
-    </w:p>
-    <w:p>
-      <w:pPr>
-        <w:pStyle w:val="ListParagraph"/>
-        <w:ind w:left="1080"/>
-        <w:rPr>
-          <w:lang w:val="en-US"/>
-        </w:rPr>
-      </w:pPr>
-      <w:r>
-        <w:rPr>
-          <w:lang w:val="en-US"/>
-        </w:rPr>
-        <w:t xml:space="preserve">select </w:t>
-      </w:r>
-      <w:proofErr w:type="gramStart"/>
-      <w:r>
-        <w:rPr>
-          <w:lang w:val="en-US"/>
-        </w:rPr>
-        <w:t>count(</w:t>
-      </w:r>
-      <w:proofErr w:type="gramEnd"/>
-      <w:r>
-        <w:rPr>
-          <w:lang w:val="en-US"/>
-        </w:rPr>
-        <w:t xml:space="preserve">*) as </w:t>
+        <w:t xml:space="preserve"> from employee;</w:t>
+      </w:r>
+    </w:p>
+    <w:p>
+      <w:pPr>
+        <w:pStyle w:val="ListParagraph"/>
+        <w:ind w:left="1080"/>
+        <w:rPr>
+          <w:lang w:val="en-US"/>
+        </w:rPr>
+      </w:pPr>
+      <w:r>
+        <w:rPr>
+          <w:lang w:val="en-US"/>
+        </w:rPr>
+        <w:t xml:space="preserve">select count(*) as </w:t>
       </w:r>
       <w:proofErr w:type="spellStart"/>
       <w:r>
@@ -2084,16 +1442,8 @@
         <w:rPr>
           <w:lang w:val="en-US"/>
         </w:rPr>
-        <w:t xml:space="preserve"> from </w:t>
-      </w:r>
-      <w:proofErr w:type="gramStart"/>
-      <w:r>
-        <w:rPr>
-          <w:lang w:val="en-US"/>
-        </w:rPr>
-        <w:t>employee;</w:t>
-      </w:r>
-      <w:proofErr w:type="gramEnd"/>
+        <w:t xml:space="preserve"> from employee;</w:t>
+      </w:r>
     </w:p>
     <w:p>
       <w:pPr>
@@ -2129,142 +1479,361 @@
           <w:bCs/>
           <w:lang w:val="en-US"/>
         </w:rPr>
-        <w:t>total_</w:t>
-      </w:r>
-      <w:proofErr w:type="gramStart"/>
+        <w:t>total_salary,max</w:t>
+      </w:r>
+      <w:proofErr w:type="spellEnd"/>
       <w:r>
         <w:rPr>
           <w:b/>
           <w:bCs/>
           <w:lang w:val="en-US"/>
         </w:rPr>
-        <w:t>salary,max</w:t>
-      </w:r>
-      <w:proofErr w:type="spellEnd"/>
-      <w:proofErr w:type="gramEnd"/>
+        <w:t xml:space="preserve">(salary) as </w:t>
+      </w:r>
+      <w:proofErr w:type="spellStart"/>
       <w:r>
         <w:rPr>
           <w:b/>
           <w:bCs/>
           <w:lang w:val="en-US"/>
         </w:rPr>
-        <w:t xml:space="preserve">(salary) as </w:t>
-      </w:r>
-      <w:proofErr w:type="spellStart"/>
+        <w:t>max_salary</w:t>
+      </w:r>
+      <w:proofErr w:type="spellEnd"/>
       <w:r>
         <w:rPr>
           <w:b/>
           <w:bCs/>
           <w:lang w:val="en-US"/>
         </w:rPr>
-        <w:t>max_salary</w:t>
-      </w:r>
-      <w:proofErr w:type="spellEnd"/>
+        <w:t xml:space="preserve">, min(salary) as </w:t>
+      </w:r>
+      <w:proofErr w:type="spellStart"/>
       <w:r>
         <w:rPr>
           <w:b/>
           <w:bCs/>
           <w:lang w:val="en-US"/>
         </w:rPr>
-        <w:t xml:space="preserve">, min(salary) as </w:t>
-      </w:r>
-      <w:proofErr w:type="spellStart"/>
+        <w:t>min_salary</w:t>
+      </w:r>
+      <w:proofErr w:type="spellEnd"/>
       <w:r>
         <w:rPr>
           <w:b/>
           <w:bCs/>
           <w:lang w:val="en-US"/>
         </w:rPr>
-        <w:t>min_salary</w:t>
-      </w:r>
-      <w:proofErr w:type="spellEnd"/>
+        <w:t xml:space="preserve">, avg(salary) as </w:t>
+      </w:r>
+      <w:proofErr w:type="spellStart"/>
       <w:r>
         <w:rPr>
           <w:b/>
           <w:bCs/>
           <w:lang w:val="en-US"/>
         </w:rPr>
-        <w:t xml:space="preserve">, avg(salary) as </w:t>
-      </w:r>
-      <w:proofErr w:type="spellStart"/>
+        <w:t>avg_salary</w:t>
+      </w:r>
+      <w:proofErr w:type="spellEnd"/>
       <w:r>
         <w:rPr>
           <w:b/>
           <w:bCs/>
           <w:lang w:val="en-US"/>
         </w:rPr>
-        <w:t>avg_salary</w:t>
-      </w:r>
-      <w:proofErr w:type="spellEnd"/>
+        <w:t xml:space="preserve">, count(*) as </w:t>
+      </w:r>
+      <w:proofErr w:type="spellStart"/>
       <w:r>
         <w:rPr>
           <w:b/>
           <w:bCs/>
           <w:lang w:val="en-US"/>
         </w:rPr>
-        <w:t xml:space="preserve">, </w:t>
-      </w:r>
-      <w:proofErr w:type="gramStart"/>
+        <w:t>total_employees</w:t>
+      </w:r>
+      <w:proofErr w:type="spellEnd"/>
       <w:r>
         <w:rPr>
           <w:b/>
           <w:bCs/>
           <w:lang w:val="en-US"/>
         </w:rPr>
-        <w:t>count(</w:t>
-      </w:r>
-      <w:proofErr w:type="gramEnd"/>
+        <w:t xml:space="preserve"> from employee;</w:t>
+      </w:r>
+    </w:p>
+    <w:p>
+      <w:pPr>
+        <w:pStyle w:val="ListParagraph"/>
+        <w:ind w:left="1080"/>
+        <w:rPr>
+          <w:lang w:val="en-US"/>
+        </w:rPr>
+      </w:pPr>
+    </w:p>
+    <w:p>
+      <w:pPr>
+        <w:rPr>
+          <w:lang w:val="en-US"/>
+        </w:rPr>
+      </w:pPr>
       <w:r>
         <w:rPr>
           <w:b/>
           <w:bCs/>
           <w:lang w:val="en-US"/>
         </w:rPr>
-        <w:t xml:space="preserve">*) as </w:t>
-      </w:r>
-      <w:proofErr w:type="spellStart"/>
+        <w:t xml:space="preserve">group by clause : </w:t>
+      </w:r>
+      <w:r>
+        <w:rPr>
+          <w:lang w:val="en-US"/>
+        </w:rPr>
+        <w:t xml:space="preserve">this clause help us to make sub group. By default whole table consider as one group. Group by clause we use with aggregate functions. </w:t>
+      </w:r>
+    </w:p>
+    <w:p>
+      <w:pPr>
+        <w:pStyle w:val="ListParagraph"/>
+        <w:ind w:left="1080"/>
+        <w:rPr>
+          <w:lang w:val="en-US"/>
+        </w:rPr>
+      </w:pPr>
+    </w:p>
+    <w:p>
+      <w:pPr>
+        <w:rPr>
+          <w:lang w:val="en-US"/>
+        </w:rPr>
+      </w:pPr>
+      <w:r>
+        <w:rPr>
+          <w:lang w:val="en-US"/>
+        </w:rPr>
+        <w:t xml:space="preserve">select </w:t>
+      </w:r>
+      <w:proofErr w:type="spellStart"/>
+      <w:r>
+        <w:rPr>
+          <w:lang w:val="en-US"/>
+        </w:rPr>
+        <w:t>department_id,sum</w:t>
+      </w:r>
+      <w:proofErr w:type="spellEnd"/>
+      <w:r>
+        <w:rPr>
+          <w:lang w:val="en-US"/>
+        </w:rPr>
+        <w:t xml:space="preserve">(salary) from employee group by </w:t>
+      </w:r>
+      <w:proofErr w:type="spellStart"/>
+      <w:r>
+        <w:rPr>
+          <w:lang w:val="en-US"/>
+        </w:rPr>
+        <w:t>department_id</w:t>
+      </w:r>
+      <w:proofErr w:type="spellEnd"/>
+      <w:r>
+        <w:rPr>
+          <w:lang w:val="en-US"/>
+        </w:rPr>
+        <w:t>;</w:t>
+      </w:r>
+    </w:p>
+    <w:p>
+      <w:pPr>
+        <w:pStyle w:val="ListParagraph"/>
+        <w:ind w:left="1080"/>
+        <w:rPr>
+          <w:lang w:val="en-US"/>
+        </w:rPr>
+      </w:pPr>
+    </w:p>
+    <w:p>
+      <w:pPr>
+        <w:rPr>
+          <w:lang w:val="en-US"/>
+        </w:rPr>
+      </w:pPr>
+      <w:r>
+        <w:rPr>
+          <w:lang w:val="en-US"/>
+        </w:rPr>
+        <w:t xml:space="preserve">select </w:t>
+      </w:r>
+      <w:proofErr w:type="spellStart"/>
+      <w:r>
+        <w:rPr>
+          <w:lang w:val="en-US"/>
+        </w:rPr>
+        <w:t>job_id,sum</w:t>
+      </w:r>
+      <w:proofErr w:type="spellEnd"/>
+      <w:r>
+        <w:rPr>
+          <w:lang w:val="en-US"/>
+        </w:rPr>
+        <w:t xml:space="preserve">(salary) as </w:t>
+      </w:r>
+      <w:proofErr w:type="spellStart"/>
+      <w:r>
+        <w:rPr>
+          <w:lang w:val="en-US"/>
+        </w:rPr>
+        <w:t>total_salary</w:t>
+      </w:r>
+      <w:proofErr w:type="spellEnd"/>
+      <w:r>
+        <w:rPr>
+          <w:lang w:val="en-US"/>
+        </w:rPr>
+        <w:t xml:space="preserve"> from employee group by </w:t>
+      </w:r>
+      <w:proofErr w:type="spellStart"/>
+      <w:r>
+        <w:rPr>
+          <w:lang w:val="en-US"/>
+        </w:rPr>
+        <w:t>job_id</w:t>
+      </w:r>
+      <w:proofErr w:type="spellEnd"/>
+      <w:r>
+        <w:rPr>
+          <w:lang w:val="en-US"/>
+        </w:rPr>
+        <w:t>;</w:t>
+      </w:r>
+    </w:p>
+    <w:p>
+      <w:pPr>
+        <w:pStyle w:val="ListParagraph"/>
+        <w:rPr>
+          <w:lang w:val="en-US"/>
+        </w:rPr>
+      </w:pPr>
+    </w:p>
+    <w:p>
+      <w:pPr>
+        <w:rPr>
+          <w:lang w:val="en-US"/>
+        </w:rPr>
+      </w:pPr>
+      <w:r>
+        <w:rPr>
+          <w:lang w:val="en-US"/>
+        </w:rPr>
+        <w:t xml:space="preserve">select </w:t>
+      </w:r>
+      <w:proofErr w:type="spellStart"/>
+      <w:r>
+        <w:rPr>
+          <w:lang w:val="en-US"/>
+        </w:rPr>
+        <w:t>job_id,sum</w:t>
+      </w:r>
+      <w:proofErr w:type="spellEnd"/>
+      <w:r>
+        <w:rPr>
+          <w:lang w:val="en-US"/>
+        </w:rPr>
+        <w:t xml:space="preserve">(salary) as </w:t>
+      </w:r>
+      <w:proofErr w:type="spellStart"/>
+      <w:r>
+        <w:rPr>
+          <w:lang w:val="en-US"/>
+        </w:rPr>
+        <w:t>total_salary,count</w:t>
+      </w:r>
+      <w:proofErr w:type="spellEnd"/>
+      <w:r>
+        <w:rPr>
+          <w:lang w:val="en-US"/>
+        </w:rPr>
+        <w:t xml:space="preserve">(*) </w:t>
+      </w:r>
+      <w:proofErr w:type="spellStart"/>
+      <w:r>
+        <w:rPr>
+          <w:lang w:val="en-US"/>
+        </w:rPr>
+        <w:t>total_number_of_employees</w:t>
+      </w:r>
+      <w:proofErr w:type="spellEnd"/>
+      <w:r>
+        <w:rPr>
+          <w:lang w:val="en-US"/>
+        </w:rPr>
+        <w:t xml:space="preserve"> from employee group by </w:t>
+      </w:r>
+      <w:proofErr w:type="spellStart"/>
+      <w:r>
+        <w:rPr>
+          <w:lang w:val="en-US"/>
+        </w:rPr>
+        <w:t>job_id</w:t>
+      </w:r>
+      <w:proofErr w:type="spellEnd"/>
+      <w:r>
+        <w:rPr>
+          <w:lang w:val="en-US"/>
+        </w:rPr>
+        <w:t>;</w:t>
+      </w:r>
+    </w:p>
+    <w:p>
+      <w:pPr>
+        <w:rPr>
+          <w:lang w:val="en-US"/>
+        </w:rPr>
+      </w:pPr>
+    </w:p>
+    <w:p>
+      <w:pPr>
+        <w:rPr>
+          <w:lang w:val="en-US"/>
+        </w:rPr>
+      </w:pPr>
       <w:r>
         <w:rPr>
           <w:b/>
           <w:bCs/>
           <w:lang w:val="en-US"/>
         </w:rPr>
-        <w:t>total_employees</w:t>
-      </w:r>
-      <w:proofErr w:type="spellEnd"/>
+        <w:t xml:space="preserve">having clause </w:t>
+      </w:r>
       <w:r>
         <w:rPr>
           <w:b/>
           <w:bCs/>
           <w:lang w:val="en-US"/>
         </w:rPr>
-        <w:t xml:space="preserve"> from </w:t>
-      </w:r>
-      <w:proofErr w:type="gramStart"/>
-      <w:r>
+        <w:t xml:space="preserve">: </w:t>
+      </w:r>
+      <w:r>
+        <w:rPr>
+          <w:lang w:val="en-US"/>
+        </w:rPr>
+        <w:t xml:space="preserve">having clause is like a where clause help to apply condition. Having clause use with group by. It mut be after group by help to apply condition for group of values. </w:t>
+      </w:r>
+    </w:p>
+    <w:p>
+      <w:pPr>
+        <w:rPr>
+          <w:lang w:val="en-US"/>
+        </w:rPr>
+      </w:pPr>
+    </w:p>
+    <w:p>
+      <w:pPr>
         <w:rPr>
           <w:b/>
           <w:bCs/>
           <w:lang w:val="en-US"/>
         </w:rPr>
-        <w:t>employee;</w:t>
-      </w:r>
-      <w:proofErr w:type="gramEnd"/>
-    </w:p>
-    <w:p>
-      <w:pPr>
-        <w:pStyle w:val="ListParagraph"/>
-        <w:ind w:left="1080"/>
-        <w:rPr>
-          <w:lang w:val="en-US"/>
-        </w:rPr>
-      </w:pPr>
-    </w:p>
-    <w:p>
-      <w:pPr>
-        <w:rPr>
-          <w:lang w:val="en-US"/>
-        </w:rPr>
       </w:pPr>
       <w:r>
         <w:rPr>
@@ -2272,79 +1841,90 @@
           <w:bCs/>
           <w:lang w:val="en-US"/>
         </w:rPr>
-        <w:t xml:space="preserve">group by </w:t>
-      </w:r>
-      <w:proofErr w:type="gramStart"/>
-      <w:r>
+        <w:t xml:space="preserve">Where clause with group by </w:t>
+      </w:r>
+    </w:p>
+    <w:p>
+      <w:pPr>
+        <w:rPr>
+          <w:lang w:val="en-US"/>
+        </w:rPr>
+      </w:pPr>
+      <w:r>
+        <w:rPr>
+          <w:lang w:val="en-US"/>
+        </w:rPr>
+        <w:t xml:space="preserve">select </w:t>
+      </w:r>
+      <w:proofErr w:type="spellStart"/>
+      <w:r>
+        <w:rPr>
+          <w:lang w:val="en-US"/>
+        </w:rPr>
+        <w:t>department_id,sum</w:t>
+      </w:r>
+      <w:proofErr w:type="spellEnd"/>
+      <w:r>
+        <w:rPr>
+          <w:lang w:val="en-US"/>
+        </w:rPr>
+        <w:t xml:space="preserve">(salary) from employee where </w:t>
+      </w:r>
+      <w:proofErr w:type="spellStart"/>
+      <w:r>
+        <w:rPr>
+          <w:lang w:val="en-US"/>
+        </w:rPr>
+        <w:t>department_id</w:t>
+      </w:r>
+      <w:proofErr w:type="spellEnd"/>
+      <w:r>
+        <w:rPr>
+          <w:lang w:val="en-US"/>
+        </w:rPr>
+        <w:t xml:space="preserve"> is not null group by </w:t>
+      </w:r>
+      <w:proofErr w:type="spellStart"/>
+      <w:r>
+        <w:rPr>
+          <w:lang w:val="en-US"/>
+        </w:rPr>
+        <w:t>department_id</w:t>
+      </w:r>
+      <w:proofErr w:type="spellEnd"/>
+      <w:r>
+        <w:rPr>
+          <w:lang w:val="en-US"/>
+        </w:rPr>
+        <w:t>;</w:t>
+      </w:r>
+    </w:p>
+    <w:p>
+      <w:pPr>
+        <w:rPr>
+          <w:lang w:val="en-US"/>
+        </w:rPr>
+      </w:pPr>
+    </w:p>
+    <w:p>
+      <w:pPr>
         <w:rPr>
           <w:b/>
           <w:bCs/>
           <w:lang w:val="en-US"/>
         </w:rPr>
-        <w:t>clause :</w:t>
-      </w:r>
-      <w:proofErr w:type="gramEnd"/>
+      </w:pPr>
       <w:r>
         <w:rPr>
           <w:b/>
           <w:bCs/>
           <w:lang w:val="en-US"/>
         </w:rPr>
-        <w:t xml:space="preserve"> </w:t>
-      </w:r>
-      <w:r>
-        <w:rPr>
-          <w:lang w:val="en-US"/>
-        </w:rPr>
-        <w:t xml:space="preserve">this clause </w:t>
-      </w:r>
-      <w:proofErr w:type="gramStart"/>
-      <w:r>
-        <w:rPr>
-          <w:lang w:val="en-US"/>
-        </w:rPr>
-        <w:t>help</w:t>
-      </w:r>
-      <w:proofErr w:type="gramEnd"/>
-      <w:r>
-        <w:rPr>
-          <w:lang w:val="en-US"/>
-        </w:rPr>
-        <w:t xml:space="preserve"> us to make </w:t>
-      </w:r>
-      <w:proofErr w:type="gramStart"/>
-      <w:r>
-        <w:rPr>
-          <w:lang w:val="en-US"/>
-        </w:rPr>
-        <w:t>sub group</w:t>
-      </w:r>
-      <w:proofErr w:type="gramEnd"/>
-      <w:r>
-        <w:rPr>
-          <w:lang w:val="en-US"/>
-        </w:rPr>
-        <w:t xml:space="preserve">. By </w:t>
-      </w:r>
-      <w:proofErr w:type="gramStart"/>
-      <w:r>
-        <w:rPr>
-          <w:lang w:val="en-US"/>
-        </w:rPr>
-        <w:t>default</w:t>
-      </w:r>
-      <w:proofErr w:type="gramEnd"/>
-      <w:r>
-        <w:rPr>
-          <w:lang w:val="en-US"/>
-        </w:rPr>
-        <w:t xml:space="preserve"> whole table consider as one group. Group by clause we use with aggregate functions. </w:t>
-      </w:r>
-    </w:p>
-    <w:p>
-      <w:pPr>
-        <w:pStyle w:val="ListParagraph"/>
-        <w:ind w:left="1080"/>
+        <w:t xml:space="preserve">where clause, group by and having clause </w:t>
+      </w:r>
+    </w:p>
+    <w:p>
+      <w:pPr>
         <w:rPr>
           <w:lang w:val="en-US"/>
         </w:rPr>
@@ -2367,256 +1947,66 @@
         <w:rPr>
           <w:lang w:val="en-US"/>
         </w:rPr>
-        <w:t>department_</w:t>
-      </w:r>
-      <w:proofErr w:type="gramStart"/>
-      <w:r>
-        <w:rPr>
-          <w:lang w:val="en-US"/>
-        </w:rPr>
-        <w:t>id,sum</w:t>
-      </w:r>
-      <w:proofErr w:type="spellEnd"/>
-      <w:proofErr w:type="gramEnd"/>
-      <w:r>
-        <w:rPr>
-          <w:lang w:val="en-US"/>
-        </w:rPr>
-        <w:t xml:space="preserve">(salary) from employee group by </w:t>
-      </w:r>
-      <w:proofErr w:type="spellStart"/>
-      <w:r>
-        <w:rPr>
-          <w:lang w:val="en-US"/>
-        </w:rPr>
-        <w:t>department_</w:t>
-      </w:r>
-      <w:proofErr w:type="gramStart"/>
-      <w:r>
-        <w:rPr>
-          <w:lang w:val="en-US"/>
-        </w:rPr>
-        <w:t>id</w:t>
-      </w:r>
-      <w:proofErr w:type="spellEnd"/>
-      <w:r>
-        <w:rPr>
-          <w:lang w:val="en-US"/>
-        </w:rPr>
-        <w:t>;</w:t>
-      </w:r>
-      <w:proofErr w:type="gramEnd"/>
-    </w:p>
-    <w:p>
-      <w:pPr>
-        <w:pStyle w:val="ListParagraph"/>
-        <w:ind w:left="1080"/>
-        <w:rPr>
-          <w:lang w:val="en-US"/>
-        </w:rPr>
-      </w:pPr>
-    </w:p>
-    <w:p>
-      <w:pPr>
-        <w:rPr>
-          <w:lang w:val="en-US"/>
-        </w:rPr>
-      </w:pPr>
-      <w:r>
-        <w:rPr>
-          <w:lang w:val="en-US"/>
-        </w:rPr>
-        <w:t xml:space="preserve">select </w:t>
-      </w:r>
-      <w:proofErr w:type="spellStart"/>
-      <w:r>
-        <w:rPr>
-          <w:lang w:val="en-US"/>
-        </w:rPr>
-        <w:t>job_</w:t>
-      </w:r>
-      <w:proofErr w:type="gramStart"/>
-      <w:r>
-        <w:rPr>
-          <w:lang w:val="en-US"/>
-        </w:rPr>
-        <w:t>id,sum</w:t>
-      </w:r>
-      <w:proofErr w:type="spellEnd"/>
-      <w:proofErr w:type="gramEnd"/>
-      <w:r>
-        <w:rPr>
-          <w:lang w:val="en-US"/>
-        </w:rPr>
-        <w:t xml:space="preserve">(salary) as </w:t>
-      </w:r>
-      <w:proofErr w:type="spellStart"/>
-      <w:r>
-        <w:rPr>
-          <w:lang w:val="en-US"/>
-        </w:rPr>
-        <w:t>total_salary</w:t>
-      </w:r>
-      <w:proofErr w:type="spellEnd"/>
-      <w:r>
-        <w:rPr>
-          <w:lang w:val="en-US"/>
-        </w:rPr>
-        <w:t xml:space="preserve"> from employee group by </w:t>
-      </w:r>
-      <w:proofErr w:type="spellStart"/>
-      <w:r>
-        <w:rPr>
-          <w:lang w:val="en-US"/>
-        </w:rPr>
-        <w:t>job_</w:t>
-      </w:r>
-      <w:proofErr w:type="gramStart"/>
-      <w:r>
-        <w:rPr>
-          <w:lang w:val="en-US"/>
-        </w:rPr>
-        <w:t>id</w:t>
-      </w:r>
-      <w:proofErr w:type="spellEnd"/>
-      <w:r>
-        <w:rPr>
-          <w:lang w:val="en-US"/>
-        </w:rPr>
-        <w:t>;</w:t>
-      </w:r>
-      <w:proofErr w:type="gramEnd"/>
-    </w:p>
-    <w:p>
-      <w:pPr>
-        <w:pStyle w:val="ListParagraph"/>
-        <w:rPr>
-          <w:lang w:val="en-US"/>
-        </w:rPr>
-      </w:pPr>
-    </w:p>
-    <w:p>
-      <w:pPr>
-        <w:rPr>
-          <w:lang w:val="en-US"/>
-        </w:rPr>
-      </w:pPr>
-      <w:r>
-        <w:rPr>
-          <w:lang w:val="en-US"/>
-        </w:rPr>
-        <w:t xml:space="preserve">select </w:t>
-      </w:r>
-      <w:proofErr w:type="spellStart"/>
-      <w:r>
-        <w:rPr>
-          <w:lang w:val="en-US"/>
-        </w:rPr>
-        <w:t>job_</w:t>
-      </w:r>
-      <w:proofErr w:type="gramStart"/>
-      <w:r>
-        <w:rPr>
-          <w:lang w:val="en-US"/>
-        </w:rPr>
-        <w:t>id,sum</w:t>
-      </w:r>
-      <w:proofErr w:type="spellEnd"/>
-      <w:proofErr w:type="gramEnd"/>
-      <w:r>
-        <w:rPr>
-          <w:lang w:val="en-US"/>
-        </w:rPr>
-        <w:t xml:space="preserve">(salary) as </w:t>
-      </w:r>
-      <w:proofErr w:type="spellStart"/>
-      <w:r>
-        <w:rPr>
-          <w:lang w:val="en-US"/>
-        </w:rPr>
-        <w:t>total_</w:t>
-      </w:r>
-      <w:proofErr w:type="gramStart"/>
-      <w:r>
-        <w:rPr>
-          <w:lang w:val="en-US"/>
-        </w:rPr>
-        <w:t>salary,count</w:t>
-      </w:r>
-      <w:proofErr w:type="spellEnd"/>
-      <w:proofErr w:type="gramEnd"/>
-      <w:r>
-        <w:rPr>
-          <w:lang w:val="en-US"/>
-        </w:rPr>
-        <w:t xml:space="preserve">(*) </w:t>
-      </w:r>
-      <w:proofErr w:type="spellStart"/>
-      <w:r>
-        <w:rPr>
-          <w:lang w:val="en-US"/>
-        </w:rPr>
-        <w:t>total_number_of_employees</w:t>
-      </w:r>
-      <w:proofErr w:type="spellEnd"/>
-      <w:r>
-        <w:rPr>
-          <w:lang w:val="en-US"/>
-        </w:rPr>
-        <w:t xml:space="preserve"> from employee group by </w:t>
-      </w:r>
-      <w:proofErr w:type="spellStart"/>
-      <w:r>
-        <w:rPr>
-          <w:lang w:val="en-US"/>
-        </w:rPr>
-        <w:t>job_</w:t>
-      </w:r>
-      <w:proofErr w:type="gramStart"/>
-      <w:r>
-        <w:rPr>
-          <w:lang w:val="en-US"/>
-        </w:rPr>
-        <w:t>id</w:t>
-      </w:r>
-      <w:proofErr w:type="spellEnd"/>
-      <w:r>
-        <w:rPr>
-          <w:lang w:val="en-US"/>
-        </w:rPr>
-        <w:t>;</w:t>
-      </w:r>
-      <w:proofErr w:type="gramEnd"/>
-    </w:p>
-    <w:p>
-      <w:pPr>
-        <w:rPr>
-          <w:lang w:val="en-US"/>
-        </w:rPr>
-      </w:pPr>
-    </w:p>
-    <w:p>
-      <w:pPr>
-        <w:rPr>
-          <w:lang w:val="en-US"/>
-        </w:rPr>
-      </w:pPr>
-      <w:r>
+        <w:t>department_id,sum</w:t>
+      </w:r>
+      <w:proofErr w:type="spellEnd"/>
+      <w:r>
+        <w:rPr>
+          <w:lang w:val="en-US"/>
+        </w:rPr>
+        <w:t xml:space="preserve">(salary) from employee where </w:t>
+      </w:r>
+      <w:proofErr w:type="spellStart"/>
+      <w:r>
+        <w:rPr>
+          <w:lang w:val="en-US"/>
+        </w:rPr>
+        <w:t>department_id</w:t>
+      </w:r>
+      <w:proofErr w:type="spellEnd"/>
+      <w:r>
+        <w:rPr>
+          <w:lang w:val="en-US"/>
+        </w:rPr>
+        <w:t xml:space="preserve"> is not null group by </w:t>
+      </w:r>
+      <w:proofErr w:type="spellStart"/>
+      <w:r>
+        <w:rPr>
+          <w:lang w:val="en-US"/>
+        </w:rPr>
+        <w:t>department_id</w:t>
+      </w:r>
+      <w:proofErr w:type="spellEnd"/>
+      <w:r>
+        <w:rPr>
+          <w:lang w:val="en-US"/>
+        </w:rPr>
+        <w:t xml:space="preserve"> having sum(salary) &gt; 50000;</w:t>
+      </w:r>
+    </w:p>
+    <w:p>
+      <w:pPr>
+        <w:rPr>
+          <w:lang w:val="en-US"/>
+        </w:rPr>
+      </w:pPr>
+    </w:p>
+    <w:p>
+      <w:pPr>
         <w:rPr>
           <w:b/>
           <w:bCs/>
           <w:lang w:val="en-US"/>
         </w:rPr>
-        <w:t xml:space="preserve">having </w:t>
-      </w:r>
-      <w:proofErr w:type="gramStart"/>
+      </w:pPr>
       <w:r>
         <w:rPr>
           <w:b/>
           <w:bCs/>
           <w:lang w:val="en-US"/>
         </w:rPr>
-        <w:t xml:space="preserve">clause </w:t>
+        <w:t>where clause, group by</w:t>
       </w:r>
       <w:r>
         <w:rPr>
@@ -2624,38 +2014,154 @@
           <w:bCs/>
           <w:lang w:val="en-US"/>
         </w:rPr>
-        <w:t>:</w:t>
-      </w:r>
-      <w:proofErr w:type="gramEnd"/>
+        <w:t xml:space="preserve">, </w:t>
+      </w:r>
       <w:r>
         <w:rPr>
           <w:b/>
           <w:bCs/>
           <w:lang w:val="en-US"/>
         </w:rPr>
-        <w:t xml:space="preserve"> </w:t>
-      </w:r>
-      <w:r>
-        <w:rPr>
-          <w:lang w:val="en-US"/>
-        </w:rPr>
-        <w:t xml:space="preserve">having clause is like a where clause help to apply condition. Having clause use with group by. It mut be after group by help to apply condition for group of values. </w:t>
-      </w:r>
-    </w:p>
-    <w:p>
-      <w:pPr>
-        <w:rPr>
-          <w:lang w:val="en-US"/>
-        </w:rPr>
-      </w:pPr>
-    </w:p>
-    <w:p>
-      <w:pPr>
+        <w:t>having clause</w:t>
+      </w:r>
+      <w:r>
         <w:rPr>
           <w:b/>
           <w:bCs/>
           <w:lang w:val="en-US"/>
         </w:rPr>
+        <w:t xml:space="preserve"> and order by </w:t>
+      </w:r>
+    </w:p>
+    <w:p>
+      <w:pPr>
+        <w:rPr>
+          <w:lang w:val="en-US"/>
+        </w:rPr>
+      </w:pPr>
+      <w:r>
+        <w:rPr>
+          <w:lang w:val="en-US"/>
+        </w:rPr>
+        <w:t xml:space="preserve">select </w:t>
+      </w:r>
+      <w:proofErr w:type="spellStart"/>
+      <w:r>
+        <w:rPr>
+          <w:lang w:val="en-US"/>
+        </w:rPr>
+        <w:t>department_id,sum</w:t>
+      </w:r>
+      <w:proofErr w:type="spellEnd"/>
+      <w:r>
+        <w:rPr>
+          <w:lang w:val="en-US"/>
+        </w:rPr>
+        <w:t xml:space="preserve">(salary) from employee where </w:t>
+      </w:r>
+      <w:proofErr w:type="spellStart"/>
+      <w:r>
+        <w:rPr>
+          <w:lang w:val="en-US"/>
+        </w:rPr>
+        <w:t>department_id</w:t>
+      </w:r>
+      <w:proofErr w:type="spellEnd"/>
+      <w:r>
+        <w:rPr>
+          <w:lang w:val="en-US"/>
+        </w:rPr>
+        <w:t xml:space="preserve"> is not null group by </w:t>
+      </w:r>
+      <w:proofErr w:type="spellStart"/>
+      <w:r>
+        <w:rPr>
+          <w:lang w:val="en-US"/>
+        </w:rPr>
+        <w:t>department_id</w:t>
+      </w:r>
+      <w:proofErr w:type="spellEnd"/>
+      <w:r>
+        <w:rPr>
+          <w:lang w:val="en-US"/>
+        </w:rPr>
+        <w:t xml:space="preserve"> having sum(salary) &gt; 50000 order by </w:t>
+      </w:r>
+      <w:proofErr w:type="spellStart"/>
+      <w:r>
+        <w:rPr>
+          <w:lang w:val="en-US"/>
+        </w:rPr>
+        <w:t>department_id</w:t>
+      </w:r>
+      <w:proofErr w:type="spellEnd"/>
+      <w:r>
+        <w:rPr>
+          <w:lang w:val="en-US"/>
+        </w:rPr>
+        <w:t xml:space="preserve"> desc;</w:t>
+      </w:r>
+    </w:p>
+    <w:p>
+      <w:pPr>
+        <w:rPr>
+          <w:lang w:val="en-US"/>
+        </w:rPr>
+      </w:pPr>
+    </w:p>
+    <w:p>
+      <w:pPr>
+        <w:rPr>
+          <w:lang w:val="en-US"/>
+        </w:rPr>
+      </w:pPr>
+    </w:p>
+    <w:p>
+      <w:pPr>
+        <w:rPr>
+          <w:lang w:val="en-US"/>
+        </w:rPr>
+      </w:pPr>
+    </w:p>
+    <w:p>
+      <w:pPr>
+        <w:rPr>
+          <w:lang w:val="en-US"/>
+        </w:rPr>
+      </w:pPr>
+    </w:p>
+    <w:p>
+      <w:pPr>
+        <w:rPr>
+          <w:lang w:val="en-US"/>
+        </w:rPr>
+      </w:pPr>
+      <w:r>
+        <w:rPr>
+          <w:lang w:val="en-US"/>
+        </w:rPr>
+        <w:t xml:space="preserve">User defined functions (PL SQL ) </w:t>
+      </w:r>
+    </w:p>
+    <w:p>
+      <w:pPr>
+        <w:rPr>
+          <w:lang w:val="en-US"/>
+        </w:rPr>
+      </w:pPr>
+    </w:p>
+    <w:p>
+      <w:pPr>
+        <w:rPr>
+          <w:lang w:val="en-US"/>
+        </w:rPr>
+      </w:pPr>
+    </w:p>
+    <w:p>
+      <w:pPr>
+        <w:rPr>
+          <w:lang w:val="en-US"/>
+        </w:rPr>
       </w:pPr>
       <w:r>
         <w:rPr>
@@ -2663,1025 +2169,980 @@
           <w:bCs/>
           <w:lang w:val="en-US"/>
         </w:rPr>
-        <w:t xml:space="preserve">Where clause with group by </w:t>
-      </w:r>
-    </w:p>
-    <w:p>
-      <w:pPr>
-        <w:rPr>
-          <w:lang w:val="en-US"/>
-        </w:rPr>
-      </w:pPr>
-      <w:r>
-        <w:rPr>
-          <w:lang w:val="en-US"/>
-        </w:rPr>
-        <w:t xml:space="preserve">select </w:t>
-      </w:r>
-      <w:proofErr w:type="spellStart"/>
-      <w:r>
-        <w:rPr>
-          <w:lang w:val="en-US"/>
-        </w:rPr>
-        <w:t>department_</w:t>
-      </w:r>
-      <w:proofErr w:type="gramStart"/>
-      <w:r>
-        <w:rPr>
-          <w:lang w:val="en-US"/>
-        </w:rPr>
-        <w:t>id,sum</w:t>
-      </w:r>
-      <w:proofErr w:type="spellEnd"/>
-      <w:proofErr w:type="gramEnd"/>
-      <w:r>
-        <w:rPr>
-          <w:lang w:val="en-US"/>
-        </w:rPr>
-        <w:t xml:space="preserve">(salary) from employee where </w:t>
-      </w:r>
-      <w:proofErr w:type="spellStart"/>
-      <w:r>
-        <w:rPr>
-          <w:lang w:val="en-US"/>
-        </w:rPr>
-        <w:t>department_id</w:t>
-      </w:r>
-      <w:proofErr w:type="spellEnd"/>
-      <w:r>
-        <w:rPr>
-          <w:lang w:val="en-US"/>
-        </w:rPr>
-        <w:t xml:space="preserve"> is not null group by </w:t>
-      </w:r>
-      <w:proofErr w:type="spellStart"/>
-      <w:r>
-        <w:rPr>
-          <w:lang w:val="en-US"/>
-        </w:rPr>
-        <w:t>department_</w:t>
-      </w:r>
-      <w:proofErr w:type="gramStart"/>
-      <w:r>
-        <w:rPr>
-          <w:lang w:val="en-US"/>
-        </w:rPr>
-        <w:t>id</w:t>
-      </w:r>
-      <w:proofErr w:type="spellEnd"/>
-      <w:r>
-        <w:rPr>
-          <w:lang w:val="en-US"/>
-        </w:rPr>
-        <w:t>;</w:t>
-      </w:r>
-      <w:proofErr w:type="gramEnd"/>
-    </w:p>
-    <w:p>
-      <w:pPr>
-        <w:rPr>
-          <w:lang w:val="en-US"/>
-        </w:rPr>
-      </w:pPr>
-    </w:p>
-    <w:p>
-      <w:pPr>
+        <w:t xml:space="preserve">DDL </w:t>
+      </w:r>
+      <w:r>
         <w:rPr>
           <w:b/>
           <w:bCs/>
           <w:lang w:val="en-US"/>
         </w:rPr>
-      </w:pPr>
-      <w:r>
+        <w:t xml:space="preserve"> : </w:t>
+      </w:r>
+      <w:r>
+        <w:rPr>
+          <w:lang w:val="en-US"/>
+        </w:rPr>
+        <w:t>Data definition language</w:t>
+      </w:r>
+    </w:p>
+    <w:p>
+      <w:pPr>
+        <w:rPr>
+          <w:lang w:val="en-US"/>
+        </w:rPr>
+      </w:pPr>
+      <w:r>
+        <w:rPr>
+          <w:lang w:val="en-US"/>
+        </w:rPr>
+        <w:t>Create :</w:t>
+      </w:r>
+    </w:p>
+    <w:p>
+      <w:pPr>
+        <w:rPr>
+          <w:lang w:val="en-US"/>
+        </w:rPr>
+      </w:pPr>
+      <w:r>
+        <w:rPr>
+          <w:lang w:val="en-US"/>
+        </w:rPr>
+        <w:t xml:space="preserve">Table </w:t>
+      </w:r>
+      <w:r>
+        <w:rPr>
+          <w:lang w:val="en-US"/>
+        </w:rPr>
+        <w:sym w:font="Wingdings" w:char="F0E0"/>
+      </w:r>
+      <w:r>
+        <w:rPr>
+          <w:lang w:val="en-US"/>
+        </w:rPr>
+        <w:t>Emp</w:t>
+      </w:r>
+    </w:p>
+    <w:p>
+      <w:pPr>
+        <w:rPr>
+          <w:lang w:val="en-US"/>
+        </w:rPr>
+      </w:pPr>
+      <w:r>
+        <w:rPr>
+          <w:lang w:val="en-US"/>
+        </w:rPr>
+        <w:t xml:space="preserve">Id </w:t>
+      </w:r>
+      <w:r>
+        <w:rPr>
+          <w:lang w:val="en-US"/>
+        </w:rPr>
+        <w:sym w:font="Wingdings" w:char="F0E0"/>
+      </w:r>
+      <w:r>
+        <w:rPr>
+          <w:lang w:val="en-US"/>
+        </w:rPr>
+        <w:t xml:space="preserve">Int (int is data type which help to store number without decimal) </w:t>
+      </w:r>
+      <w:r>
+        <w:rPr>
+          <w:lang w:val="en-US"/>
+        </w:rPr>
+        <w:sym w:font="Wingdings" w:char="F0E0"/>
+      </w:r>
+      <w:r>
+        <w:rPr>
+          <w:lang w:val="en-US"/>
+        </w:rPr>
+        <w:t xml:space="preserve"> Primary Key(column doesn’t allow duplicate as well as null (empty) value). </w:t>
+      </w:r>
+    </w:p>
+    <w:p>
+      <w:pPr>
+        <w:rPr>
+          <w:lang w:val="en-US"/>
+        </w:rPr>
+      </w:pPr>
+      <w:r>
+        <w:rPr>
+          <w:lang w:val="en-US"/>
+        </w:rPr>
+        <w:t xml:space="preserve">Name </w:t>
+      </w:r>
+      <w:r>
+        <w:rPr>
+          <w:lang w:val="en-US"/>
+        </w:rPr>
+        <w:sym w:font="Wingdings" w:char="F0E0"/>
+      </w:r>
+      <w:r>
+        <w:rPr>
+          <w:lang w:val="en-US"/>
+        </w:rPr>
+        <w:t xml:space="preserve"> varchar(25) : it is use to store string value with maximum number of character is 25.  Not null (means we need enter name value mandatory). </w:t>
+      </w:r>
+    </w:p>
+    <w:p>
+      <w:pPr>
+        <w:rPr>
+          <w:lang w:val="en-US"/>
+        </w:rPr>
+      </w:pPr>
+      <w:r>
+        <w:rPr>
+          <w:lang w:val="en-US"/>
+        </w:rPr>
+        <w:t xml:space="preserve">Salary </w:t>
+      </w:r>
+      <w:r>
+        <w:rPr>
+          <w:lang w:val="en-US"/>
+        </w:rPr>
+        <w:sym w:font="Wingdings" w:char="F0E0"/>
+      </w:r>
+      <w:r>
+        <w:rPr>
+          <w:lang w:val="en-US"/>
+        </w:rPr>
+        <w:t xml:space="preserve"> float (float is data type is use to store value with decimal)</w:t>
+      </w:r>
+    </w:p>
+    <w:p>
+      <w:pPr>
+        <w:rPr>
+          <w:lang w:val="en-US"/>
+        </w:rPr>
+      </w:pPr>
+      <w:proofErr w:type="spellStart"/>
+      <w:r>
+        <w:rPr>
+          <w:lang w:val="en-US"/>
+        </w:rPr>
+        <w:t>EmailId</w:t>
+      </w:r>
+      <w:proofErr w:type="spellEnd"/>
+      <w:r>
+        <w:rPr>
+          <w:lang w:val="en-US"/>
+        </w:rPr>
+        <w:t xml:space="preserve"> : varchar(30) unique key (column doesn’t allow duplicate but can allow null (empty) value).</w:t>
+      </w:r>
+    </w:p>
+    <w:p>
+      <w:pPr>
+        <w:rPr>
+          <w:lang w:val="en-US"/>
+        </w:rPr>
+      </w:pPr>
+    </w:p>
+    <w:p>
+      <w:pPr>
+        <w:rPr>
+          <w:lang w:val="en-US"/>
+        </w:rPr>
+      </w:pPr>
+      <w:r>
+        <w:rPr>
+          <w:lang w:val="en-US"/>
+        </w:rPr>
+        <w:t xml:space="preserve">Syntax to create the table </w:t>
+      </w:r>
+    </w:p>
+    <w:p>
+      <w:pPr>
+        <w:rPr>
+          <w:lang w:val="en-US"/>
+        </w:rPr>
+      </w:pPr>
+    </w:p>
+    <w:p>
+      <w:pPr>
+        <w:rPr>
+          <w:lang w:val="en-US"/>
+        </w:rPr>
+      </w:pPr>
+      <w:r>
+        <w:rPr>
+          <w:lang w:val="en-US"/>
+        </w:rPr>
+        <w:t xml:space="preserve">create table </w:t>
+      </w:r>
+      <w:proofErr w:type="spellStart"/>
+      <w:r>
+        <w:rPr>
+          <w:lang w:val="en-US"/>
+        </w:rPr>
+        <w:t>tableName</w:t>
+      </w:r>
+      <w:proofErr w:type="spellEnd"/>
+      <w:r>
+        <w:rPr>
+          <w:lang w:val="en-US"/>
+        </w:rPr>
+        <w:t>(</w:t>
+      </w:r>
+    </w:p>
+    <w:p>
+      <w:pPr>
+        <w:rPr>
+          <w:lang w:val="en-US"/>
+        </w:rPr>
+      </w:pPr>
+      <w:proofErr w:type="spellStart"/>
+      <w:r>
+        <w:rPr>
+          <w:lang w:val="en-US"/>
+        </w:rPr>
+        <w:t>columnName</w:t>
+      </w:r>
+      <w:proofErr w:type="spellEnd"/>
+      <w:r>
+        <w:rPr>
+          <w:lang w:val="en-US"/>
+        </w:rPr>
+        <w:t xml:space="preserve"> datatype key,</w:t>
+      </w:r>
+    </w:p>
+    <w:p>
+      <w:pPr>
+        <w:rPr>
+          <w:lang w:val="en-US"/>
+        </w:rPr>
+      </w:pPr>
+      <w:proofErr w:type="spellStart"/>
+      <w:r>
+        <w:rPr>
+          <w:lang w:val="en-US"/>
+        </w:rPr>
+        <w:t>columnName</w:t>
+      </w:r>
+      <w:proofErr w:type="spellEnd"/>
+      <w:r>
+        <w:rPr>
+          <w:lang w:val="en-US"/>
+        </w:rPr>
+        <w:t xml:space="preserve"> datatype key);</w:t>
+      </w:r>
+    </w:p>
+    <w:p>
+      <w:pPr>
+        <w:rPr>
+          <w:lang w:val="en-US"/>
+        </w:rPr>
+      </w:pPr>
+    </w:p>
+    <w:p>
+      <w:pPr>
+        <w:rPr>
+          <w:lang w:val="en-US"/>
+        </w:rPr>
+      </w:pPr>
+      <w:r>
+        <w:rPr>
+          <w:lang w:val="en-US"/>
+        </w:rPr>
+        <w:t>create table emp(</w:t>
+      </w:r>
+    </w:p>
+    <w:p>
+      <w:pPr>
+        <w:rPr>
+          <w:lang w:val="en-US"/>
+        </w:rPr>
+      </w:pPr>
+      <w:proofErr w:type="spellStart"/>
+      <w:r>
+        <w:rPr>
+          <w:lang w:val="en-US"/>
+        </w:rPr>
+        <w:t>eid</w:t>
+      </w:r>
+      <w:proofErr w:type="spellEnd"/>
+      <w:r>
+        <w:rPr>
+          <w:lang w:val="en-US"/>
+        </w:rPr>
+        <w:t xml:space="preserve"> int primary key,</w:t>
+      </w:r>
+    </w:p>
+    <w:p>
+      <w:pPr>
+        <w:rPr>
+          <w:lang w:val="en-US"/>
+        </w:rPr>
+      </w:pPr>
+      <w:proofErr w:type="spellStart"/>
+      <w:r>
+        <w:rPr>
+          <w:lang w:val="en-US"/>
+        </w:rPr>
+        <w:t>ename</w:t>
+      </w:r>
+      <w:proofErr w:type="spellEnd"/>
+      <w:r>
+        <w:rPr>
+          <w:lang w:val="en-US"/>
+        </w:rPr>
+        <w:t xml:space="preserve"> varchar(30) not null, </w:t>
+      </w:r>
+    </w:p>
+    <w:p>
+      <w:pPr>
+        <w:rPr>
+          <w:lang w:val="en-US"/>
+        </w:rPr>
+      </w:pPr>
+      <w:r>
+        <w:rPr>
+          <w:lang w:val="en-US"/>
+        </w:rPr>
+        <w:t xml:space="preserve">salary float, </w:t>
+      </w:r>
+    </w:p>
+    <w:p>
+      <w:pPr>
+        <w:rPr>
+          <w:lang w:val="en-US"/>
+        </w:rPr>
+      </w:pPr>
+      <w:proofErr w:type="spellStart"/>
+      <w:r>
+        <w:rPr>
+          <w:lang w:val="en-US"/>
+        </w:rPr>
+        <w:t>emailid</w:t>
+      </w:r>
+      <w:proofErr w:type="spellEnd"/>
+      <w:r>
+        <w:rPr>
+          <w:lang w:val="en-US"/>
+        </w:rPr>
+        <w:t xml:space="preserve"> varchar(30) unique);</w:t>
+      </w:r>
+    </w:p>
+    <w:p>
+      <w:pPr>
+        <w:rPr>
+          <w:lang w:val="en-US"/>
+        </w:rPr>
+      </w:pPr>
+    </w:p>
+    <w:p>
+      <w:pPr>
+        <w:rPr>
+          <w:lang w:val="en-US"/>
+        </w:rPr>
+      </w:pPr>
+      <w:r>
+        <w:rPr>
+          <w:lang w:val="en-US"/>
+        </w:rPr>
+        <w:t>desc emp;</w:t>
+      </w:r>
+    </w:p>
+    <w:p>
+      <w:pPr>
+        <w:rPr>
+          <w:lang w:val="en-US"/>
+        </w:rPr>
+      </w:pPr>
+    </w:p>
+    <w:p>
+      <w:pPr>
         <w:rPr>
           <w:b/>
           <w:bCs/>
           <w:lang w:val="en-US"/>
         </w:rPr>
-        <w:t xml:space="preserve">where clause, group by and having clause </w:t>
-      </w:r>
-    </w:p>
-    <w:p>
-      <w:pPr>
-        <w:rPr>
-          <w:lang w:val="en-US"/>
-        </w:rPr>
-      </w:pPr>
-    </w:p>
-    <w:p>
-      <w:pPr>
-        <w:rPr>
-          <w:lang w:val="en-US"/>
-        </w:rPr>
-      </w:pPr>
-      <w:r>
-        <w:rPr>
-          <w:lang w:val="en-US"/>
-        </w:rPr>
-        <w:t xml:space="preserve">select </w:t>
-      </w:r>
-      <w:proofErr w:type="spellStart"/>
-      <w:r>
-        <w:rPr>
-          <w:lang w:val="en-US"/>
-        </w:rPr>
-        <w:t>department_</w:t>
-      </w:r>
-      <w:proofErr w:type="gramStart"/>
-      <w:r>
-        <w:rPr>
-          <w:lang w:val="en-US"/>
-        </w:rPr>
-        <w:t>id,sum</w:t>
-      </w:r>
-      <w:proofErr w:type="spellEnd"/>
-      <w:proofErr w:type="gramEnd"/>
-      <w:r>
-        <w:rPr>
-          <w:lang w:val="en-US"/>
-        </w:rPr>
-        <w:t xml:space="preserve">(salary) from employee where </w:t>
-      </w:r>
-      <w:proofErr w:type="spellStart"/>
-      <w:r>
-        <w:rPr>
-          <w:lang w:val="en-US"/>
-        </w:rPr>
-        <w:t>department_id</w:t>
-      </w:r>
-      <w:proofErr w:type="spellEnd"/>
-      <w:r>
-        <w:rPr>
-          <w:lang w:val="en-US"/>
-        </w:rPr>
-        <w:t xml:space="preserve"> is not null group by </w:t>
-      </w:r>
-      <w:proofErr w:type="spellStart"/>
-      <w:r>
-        <w:rPr>
-          <w:lang w:val="en-US"/>
-        </w:rPr>
-        <w:t>department_id</w:t>
-      </w:r>
-      <w:proofErr w:type="spellEnd"/>
-      <w:r>
-        <w:rPr>
-          <w:lang w:val="en-US"/>
-        </w:rPr>
-        <w:t xml:space="preserve"> having sum(salary) &gt; </w:t>
-      </w:r>
-      <w:proofErr w:type="gramStart"/>
-      <w:r>
-        <w:rPr>
-          <w:lang w:val="en-US"/>
-        </w:rPr>
-        <w:t>50000;</w:t>
-      </w:r>
-      <w:proofErr w:type="gramEnd"/>
-    </w:p>
-    <w:p>
-      <w:pPr>
-        <w:rPr>
-          <w:lang w:val="en-US"/>
-        </w:rPr>
-      </w:pPr>
-    </w:p>
-    <w:p>
-      <w:pPr>
+      </w:pPr>
+      <w:r>
         <w:rPr>
           <w:b/>
           <w:bCs/>
           <w:lang w:val="en-US"/>
         </w:rPr>
-      </w:pPr>
-      <w:r>
+        <w:lastRenderedPageBreak/>
+        <w:t xml:space="preserve">DML </w:t>
+      </w:r>
+    </w:p>
+    <w:p>
+      <w:pPr>
+        <w:rPr>
+          <w:lang w:val="en-US"/>
+        </w:rPr>
+      </w:pPr>
+    </w:p>
+    <w:p>
+      <w:pPr>
         <w:rPr>
           <w:b/>
           <w:bCs/>
           <w:lang w:val="en-US"/>
         </w:rPr>
-        <w:t>where clause, group by</w:t>
-      </w:r>
+      </w:pPr>
       <w:r>
         <w:rPr>
           <w:b/>
           <w:bCs/>
           <w:lang w:val="en-US"/>
         </w:rPr>
-        <w:t xml:space="preserve">, </w:t>
-      </w:r>
-      <w:r>
+        <w:t xml:space="preserve">Insert query </w:t>
+      </w:r>
+    </w:p>
+    <w:p>
+      <w:pPr>
+        <w:rPr>
+          <w:lang w:val="en-US"/>
+        </w:rPr>
+      </w:pPr>
+      <w:r>
+        <w:rPr>
+          <w:lang w:val="en-US"/>
+        </w:rPr>
+        <w:t xml:space="preserve">Insert into </w:t>
+      </w:r>
+      <w:proofErr w:type="spellStart"/>
+      <w:r>
+        <w:rPr>
+          <w:lang w:val="en-US"/>
+        </w:rPr>
+        <w:t>tableName</w:t>
+      </w:r>
+      <w:proofErr w:type="spellEnd"/>
+      <w:r>
+        <w:rPr>
+          <w:lang w:val="en-US"/>
+        </w:rPr>
+        <w:t>(c1,c2,c3) values(v1,v2,v3);</w:t>
+      </w:r>
+    </w:p>
+    <w:p>
+      <w:pPr>
+        <w:rPr>
+          <w:lang w:val="en-US"/>
+        </w:rPr>
+      </w:pPr>
+    </w:p>
+    <w:p>
+      <w:pPr>
+        <w:rPr>
+          <w:lang w:val="en-US"/>
+        </w:rPr>
+      </w:pPr>
+      <w:r>
+        <w:rPr>
+          <w:lang w:val="en-US"/>
+        </w:rPr>
+        <w:t>insert into emp(</w:t>
+      </w:r>
+      <w:proofErr w:type="spellStart"/>
+      <w:r>
+        <w:rPr>
+          <w:lang w:val="en-US"/>
+        </w:rPr>
+        <w:t>eid,ename,salary,emailid</w:t>
+      </w:r>
+      <w:proofErr w:type="spellEnd"/>
+      <w:r>
+        <w:rPr>
+          <w:lang w:val="en-US"/>
+        </w:rPr>
+        <w:t>) values(100,'John',24000,'john@gmail.com');</w:t>
+      </w:r>
+    </w:p>
+    <w:p>
+      <w:pPr>
+        <w:rPr>
+          <w:lang w:val="en-US"/>
+        </w:rPr>
+      </w:pPr>
+      <w:r>
+        <w:rPr>
+          <w:lang w:val="en-US"/>
+        </w:rPr>
+        <w:t>insert into emp(</w:t>
+      </w:r>
+      <w:proofErr w:type="spellStart"/>
+      <w:r>
+        <w:rPr>
+          <w:lang w:val="en-US"/>
+        </w:rPr>
+        <w:t>eid,ename,salary,emailid</w:t>
+      </w:r>
+      <w:proofErr w:type="spellEnd"/>
+      <w:r>
+        <w:rPr>
+          <w:lang w:val="en-US"/>
+        </w:rPr>
+        <w:t>) values(101,'Bob',21000,'bob@gmail.com');</w:t>
+      </w:r>
+    </w:p>
+    <w:p>
+      <w:pPr>
+        <w:rPr>
+          <w:lang w:val="en-US"/>
+        </w:rPr>
+      </w:pPr>
+      <w:r>
+        <w:rPr>
+          <w:lang w:val="en-US"/>
+        </w:rPr>
+        <w:t>insert into emp(</w:t>
+      </w:r>
+      <w:proofErr w:type="spellStart"/>
+      <w:r>
+        <w:rPr>
+          <w:lang w:val="en-US"/>
+        </w:rPr>
+        <w:t>eid,ename,salary</w:t>
+      </w:r>
+      <w:proofErr w:type="spellEnd"/>
+      <w:r>
+        <w:rPr>
+          <w:lang w:val="en-US"/>
+        </w:rPr>
+        <w:t>) values(102,'Alice',18000);</w:t>
+      </w:r>
+    </w:p>
+    <w:p>
+      <w:pPr>
+        <w:rPr>
+          <w:lang w:val="en-US"/>
+        </w:rPr>
+      </w:pPr>
+      <w:r>
+        <w:rPr>
+          <w:lang w:val="en-US"/>
+        </w:rPr>
+        <w:t>insert into emp(</w:t>
+      </w:r>
+      <w:proofErr w:type="spellStart"/>
+      <w:r>
+        <w:rPr>
+          <w:lang w:val="en-US"/>
+        </w:rPr>
+        <w:t>eid,ename</w:t>
+      </w:r>
+      <w:proofErr w:type="spellEnd"/>
+      <w:r>
+        <w:rPr>
+          <w:lang w:val="en-US"/>
+        </w:rPr>
+        <w:t>) values(103,'Charlie');</w:t>
+      </w:r>
+    </w:p>
+    <w:p>
+      <w:pPr>
+        <w:rPr>
+          <w:lang w:val="en-US"/>
+        </w:rPr>
+      </w:pPr>
+      <w:r>
+        <w:rPr>
+          <w:lang w:val="en-US"/>
+        </w:rPr>
+        <w:t>insert into emp(</w:t>
+      </w:r>
+      <w:proofErr w:type="spellStart"/>
+      <w:r>
+        <w:rPr>
+          <w:lang w:val="en-US"/>
+        </w:rPr>
+        <w:t>eid,ename,emailid</w:t>
+      </w:r>
+      <w:proofErr w:type="spellEnd"/>
+      <w:r>
+        <w:rPr>
+          <w:lang w:val="en-US"/>
+        </w:rPr>
+        <w:t>) values(105,'Elie','Elie@gmail.com');</w:t>
+      </w:r>
+    </w:p>
+    <w:p>
+      <w:pPr>
+        <w:rPr>
+          <w:lang w:val="en-US"/>
+        </w:rPr>
+      </w:pPr>
+      <w:r>
+        <w:rPr>
+          <w:lang w:val="en-US"/>
+        </w:rPr>
+        <w:t>insert into emp values(106,'Steven',28000,'steven@gmail.com');</w:t>
+      </w:r>
+    </w:p>
+    <w:p>
+      <w:pPr>
+        <w:rPr>
+          <w:lang w:val="en-US"/>
+        </w:rPr>
+      </w:pPr>
+    </w:p>
+    <w:p>
+      <w:pPr>
+        <w:rPr>
+          <w:lang w:val="en-US"/>
+        </w:rPr>
+      </w:pPr>
+    </w:p>
+    <w:p>
+      <w:pPr>
+        <w:rPr>
+          <w:lang w:val="en-US"/>
+        </w:rPr>
+      </w:pPr>
+      <w:r>
+        <w:rPr>
+          <w:lang w:val="en-US"/>
+        </w:rPr>
+        <w:t xml:space="preserve">view the records using select query </w:t>
+      </w:r>
+    </w:p>
+    <w:p>
+      <w:pPr>
+        <w:rPr>
+          <w:lang w:val="en-US"/>
+        </w:rPr>
+      </w:pPr>
+      <w:r>
+        <w:rPr>
+          <w:lang w:val="en-US"/>
+        </w:rPr>
+        <w:t>select * from emp;</w:t>
+      </w:r>
+    </w:p>
+    <w:p>
+      <w:pPr>
+        <w:rPr>
+          <w:lang w:val="en-US"/>
+        </w:rPr>
+      </w:pPr>
+    </w:p>
+    <w:p>
+      <w:pPr>
         <w:rPr>
           <w:b/>
           <w:bCs/>
           <w:lang w:val="en-US"/>
         </w:rPr>
-        <w:t>having clause</w:t>
-      </w:r>
+      </w:pPr>
       <w:r>
         <w:rPr>
           <w:b/>
           <w:bCs/>
           <w:lang w:val="en-US"/>
         </w:rPr>
-        <w:t xml:space="preserve"> and order by </w:t>
-      </w:r>
-    </w:p>
-    <w:p>
-      <w:pPr>
-        <w:rPr>
-          <w:lang w:val="en-US"/>
-        </w:rPr>
-      </w:pPr>
-      <w:r>
-        <w:rPr>
-          <w:lang w:val="en-US"/>
-        </w:rPr>
-        <w:t xml:space="preserve">select </w:t>
-      </w:r>
-      <w:proofErr w:type="spellStart"/>
-      <w:r>
-        <w:rPr>
-          <w:lang w:val="en-US"/>
-        </w:rPr>
-        <w:t>department_</w:t>
-      </w:r>
-      <w:proofErr w:type="gramStart"/>
-      <w:r>
-        <w:rPr>
-          <w:lang w:val="en-US"/>
-        </w:rPr>
-        <w:t>id,sum</w:t>
-      </w:r>
-      <w:proofErr w:type="spellEnd"/>
-      <w:proofErr w:type="gramEnd"/>
-      <w:r>
-        <w:rPr>
-          <w:lang w:val="en-US"/>
-        </w:rPr>
-        <w:t xml:space="preserve">(salary) from employee where </w:t>
-      </w:r>
-      <w:proofErr w:type="spellStart"/>
-      <w:r>
-        <w:rPr>
-          <w:lang w:val="en-US"/>
-        </w:rPr>
-        <w:t>department_id</w:t>
-      </w:r>
-      <w:proofErr w:type="spellEnd"/>
-      <w:r>
-        <w:rPr>
-          <w:lang w:val="en-US"/>
-        </w:rPr>
-        <w:t xml:space="preserve"> is not null group by </w:t>
-      </w:r>
-      <w:proofErr w:type="spellStart"/>
-      <w:r>
-        <w:rPr>
-          <w:lang w:val="en-US"/>
-        </w:rPr>
-        <w:t>department_id</w:t>
-      </w:r>
-      <w:proofErr w:type="spellEnd"/>
-      <w:r>
-        <w:rPr>
-          <w:lang w:val="en-US"/>
-        </w:rPr>
-        <w:t xml:space="preserve"> having sum(salary) &gt; 50000 order by </w:t>
-      </w:r>
-      <w:proofErr w:type="spellStart"/>
-      <w:r>
-        <w:rPr>
-          <w:lang w:val="en-US"/>
-        </w:rPr>
-        <w:t>department_id</w:t>
-      </w:r>
-      <w:proofErr w:type="spellEnd"/>
-      <w:r>
-        <w:rPr>
-          <w:lang w:val="en-US"/>
-        </w:rPr>
-        <w:t xml:space="preserve"> </w:t>
-      </w:r>
-      <w:proofErr w:type="gramStart"/>
-      <w:r>
-        <w:rPr>
-          <w:lang w:val="en-US"/>
-        </w:rPr>
-        <w:t>desc;</w:t>
-      </w:r>
-      <w:proofErr w:type="gramEnd"/>
-    </w:p>
-    <w:p>
-      <w:pPr>
-        <w:rPr>
-          <w:lang w:val="en-US"/>
-        </w:rPr>
-      </w:pPr>
-    </w:p>
-    <w:p>
-      <w:pPr>
-        <w:rPr>
-          <w:lang w:val="en-US"/>
-        </w:rPr>
-      </w:pPr>
-    </w:p>
-    <w:p>
-      <w:pPr>
-        <w:rPr>
-          <w:lang w:val="en-US"/>
-        </w:rPr>
-      </w:pPr>
-    </w:p>
-    <w:p>
-      <w:pPr>
-        <w:rPr>
-          <w:lang w:val="en-US"/>
-        </w:rPr>
-      </w:pPr>
-    </w:p>
-    <w:p>
-      <w:pPr>
-        <w:rPr>
-          <w:lang w:val="en-US"/>
-        </w:rPr>
-      </w:pPr>
-      <w:r>
-        <w:rPr>
-          <w:lang w:val="en-US"/>
-        </w:rPr>
-        <w:t xml:space="preserve">User defined functions (PL </w:t>
-      </w:r>
-      <w:proofErr w:type="gramStart"/>
-      <w:r>
-        <w:rPr>
-          <w:lang w:val="en-US"/>
-        </w:rPr>
-        <w:t>SQL )</w:t>
-      </w:r>
-      <w:proofErr w:type="gramEnd"/>
-      <w:r>
-        <w:rPr>
-          <w:lang w:val="en-US"/>
-        </w:rPr>
-        <w:t xml:space="preserve"> </w:t>
-      </w:r>
-    </w:p>
-    <w:p>
-      <w:pPr>
-        <w:rPr>
-          <w:lang w:val="en-US"/>
-        </w:rPr>
-      </w:pPr>
-    </w:p>
-    <w:p>
-      <w:pPr>
-        <w:rPr>
-          <w:lang w:val="en-US"/>
-        </w:rPr>
-      </w:pPr>
-    </w:p>
-    <w:p>
-      <w:pPr>
-        <w:rPr>
-          <w:lang w:val="en-US"/>
-        </w:rPr>
-      </w:pPr>
-      <w:proofErr w:type="gramStart"/>
-      <w:r>
+        <w:t>Update Query :</w:t>
+      </w:r>
+    </w:p>
+    <w:p>
+      <w:pPr>
+        <w:rPr>
+          <w:lang w:val="en-US"/>
+        </w:rPr>
+      </w:pPr>
+      <w:r>
+        <w:rPr>
+          <w:lang w:val="en-US"/>
+        </w:rPr>
+        <w:t xml:space="preserve">Update </w:t>
+      </w:r>
+      <w:proofErr w:type="spellStart"/>
+      <w:r>
+        <w:rPr>
+          <w:lang w:val="en-US"/>
+        </w:rPr>
+        <w:t>tableName</w:t>
+      </w:r>
+      <w:proofErr w:type="spellEnd"/>
+      <w:r>
+        <w:rPr>
+          <w:lang w:val="en-US"/>
+        </w:rPr>
+        <w:t xml:space="preserve"> set </w:t>
+      </w:r>
+      <w:proofErr w:type="spellStart"/>
+      <w:r>
+        <w:rPr>
+          <w:lang w:val="en-US"/>
+        </w:rPr>
+        <w:t>columnName</w:t>
+      </w:r>
+      <w:proofErr w:type="spellEnd"/>
+      <w:r>
+        <w:rPr>
+          <w:lang w:val="en-US"/>
+        </w:rPr>
+        <w:t xml:space="preserve"> = value;</w:t>
+      </w:r>
+    </w:p>
+    <w:p>
+      <w:pPr>
+        <w:rPr>
+          <w:lang w:val="en-US"/>
+        </w:rPr>
+      </w:pPr>
+      <w:r>
+        <w:rPr>
+          <w:lang w:val="en-US"/>
+        </w:rPr>
+        <w:t>update emp set salary = 25000;</w:t>
+      </w:r>
+      <w:r>
+        <w:rPr>
+          <w:lang w:val="en-US"/>
+        </w:rPr>
+        <w:tab/>
+      </w:r>
+      <w:r>
+        <w:rPr>
+          <w:lang w:val="en-US"/>
+        </w:rPr>
+        <w:tab/>
+        <w:t xml:space="preserve">all employee salary update to 25000 </w:t>
+      </w:r>
+    </w:p>
+    <w:p>
+      <w:pPr>
+        <w:rPr>
+          <w:lang w:val="en-US"/>
+        </w:rPr>
+      </w:pPr>
+      <w:r>
+        <w:rPr>
+          <w:lang w:val="en-US"/>
+        </w:rPr>
+        <w:t xml:space="preserve">update with where clause </w:t>
+      </w:r>
+    </w:p>
+    <w:p>
+      <w:pPr>
+        <w:rPr>
+          <w:lang w:val="en-US"/>
+        </w:rPr>
+      </w:pPr>
+      <w:r>
+        <w:rPr>
+          <w:lang w:val="en-US"/>
+        </w:rPr>
+        <w:t xml:space="preserve">update emp set salary = 25000 where </w:t>
+      </w:r>
+      <w:proofErr w:type="spellStart"/>
+      <w:r>
+        <w:rPr>
+          <w:lang w:val="en-US"/>
+        </w:rPr>
+        <w:t>eid</w:t>
+      </w:r>
+      <w:proofErr w:type="spellEnd"/>
+      <w:r>
+        <w:rPr>
+          <w:lang w:val="en-US"/>
+        </w:rPr>
+        <w:t>=100;</w:t>
+      </w:r>
+    </w:p>
+    <w:p>
+      <w:pPr>
+        <w:rPr>
+          <w:lang w:val="en-US"/>
+        </w:rPr>
+      </w:pPr>
+      <w:r>
+        <w:rPr>
+          <w:lang w:val="en-US"/>
+        </w:rPr>
+        <w:t xml:space="preserve">update emp set salary = 23000 where </w:t>
+      </w:r>
+      <w:proofErr w:type="spellStart"/>
+      <w:r>
+        <w:rPr>
+          <w:lang w:val="en-US"/>
+        </w:rPr>
+        <w:t>emailid</w:t>
+      </w:r>
+      <w:proofErr w:type="spellEnd"/>
+      <w:r>
+        <w:rPr>
+          <w:lang w:val="en-US"/>
+        </w:rPr>
+        <w:t>='bob@gmail.com';</w:t>
+      </w:r>
+    </w:p>
+    <w:p>
+      <w:pPr>
+        <w:rPr>
+          <w:lang w:val="en-US"/>
+        </w:rPr>
+      </w:pPr>
+      <w:r>
+        <w:rPr>
+          <w:lang w:val="en-US"/>
+        </w:rPr>
+        <w:t xml:space="preserve">update emp set </w:t>
+      </w:r>
+      <w:proofErr w:type="spellStart"/>
+      <w:r>
+        <w:rPr>
+          <w:lang w:val="en-US"/>
+        </w:rPr>
+        <w:t>emailid</w:t>
+      </w:r>
+      <w:proofErr w:type="spellEnd"/>
+      <w:r>
+        <w:rPr>
+          <w:lang w:val="en-US"/>
+        </w:rPr>
+        <w:t xml:space="preserve"> = 'alice@gmail.com' where </w:t>
+      </w:r>
+      <w:proofErr w:type="spellStart"/>
+      <w:r>
+        <w:rPr>
+          <w:lang w:val="en-US"/>
+        </w:rPr>
+        <w:t>eid</w:t>
+      </w:r>
+      <w:proofErr w:type="spellEnd"/>
+      <w:r>
+        <w:rPr>
+          <w:lang w:val="en-US"/>
+        </w:rPr>
+        <w:t>=102;</w:t>
+      </w:r>
+    </w:p>
+    <w:p>
+      <w:pPr>
+        <w:rPr>
+          <w:lang w:val="en-US"/>
+        </w:rPr>
+      </w:pPr>
+      <w:r>
+        <w:rPr>
+          <w:lang w:val="en-US"/>
+        </w:rPr>
+        <w:t xml:space="preserve">update emp set </w:t>
+      </w:r>
+      <w:proofErr w:type="spellStart"/>
+      <w:r>
+        <w:rPr>
+          <w:lang w:val="en-US"/>
+        </w:rPr>
+        <w:t>emailid</w:t>
+      </w:r>
+      <w:proofErr w:type="spellEnd"/>
+      <w:r>
+        <w:rPr>
+          <w:lang w:val="en-US"/>
+        </w:rPr>
+        <w:t xml:space="preserve"> = 'charlie@gmail.com' where </w:t>
+      </w:r>
+      <w:proofErr w:type="spellStart"/>
+      <w:r>
+        <w:rPr>
+          <w:lang w:val="en-US"/>
+        </w:rPr>
+        <w:t>ename</w:t>
+      </w:r>
+      <w:proofErr w:type="spellEnd"/>
+      <w:r>
+        <w:rPr>
+          <w:lang w:val="en-US"/>
+        </w:rPr>
+        <w:t>='</w:t>
+      </w:r>
+      <w:proofErr w:type="spellStart"/>
+      <w:r>
+        <w:rPr>
+          <w:lang w:val="en-US"/>
+        </w:rPr>
+        <w:t>charlie</w:t>
+      </w:r>
+      <w:proofErr w:type="spellEnd"/>
+      <w:r>
+        <w:rPr>
+          <w:lang w:val="en-US"/>
+        </w:rPr>
+        <w:t>';</w:t>
+      </w:r>
+    </w:p>
+    <w:p>
+      <w:pPr>
+        <w:rPr>
+          <w:lang w:val="en-US"/>
+        </w:rPr>
+      </w:pPr>
+      <w:r>
+        <w:rPr>
+          <w:lang w:val="en-US"/>
+        </w:rPr>
+        <w:t>update emp set salary = 12000 where salary is null;</w:t>
+      </w:r>
+    </w:p>
+    <w:p>
+      <w:pPr>
+        <w:rPr>
+          <w:lang w:val="en-US"/>
+        </w:rPr>
+      </w:pPr>
+    </w:p>
+    <w:p>
+      <w:pPr>
         <w:rPr>
           <w:b/>
           <w:bCs/>
           <w:lang w:val="en-US"/>
         </w:rPr>
-        <w:t xml:space="preserve">DDL </w:t>
-      </w:r>
-      <w:r>
+      </w:pPr>
+    </w:p>
+    <w:p>
+      <w:pPr>
         <w:rPr>
           <w:b/>
           <w:bCs/>
           <w:lang w:val="en-US"/>
         </w:rPr>
-        <w:t xml:space="preserve"> :</w:t>
-      </w:r>
-      <w:proofErr w:type="gramEnd"/>
-      <w:r>
+      </w:pPr>
+    </w:p>
+    <w:p>
+      <w:pPr>
         <w:rPr>
           <w:b/>
           <w:bCs/>
           <w:lang w:val="en-US"/>
         </w:rPr>
-        <w:t xml:space="preserve"> </w:t>
-      </w:r>
-      <w:r>
-        <w:rPr>
-          <w:lang w:val="en-US"/>
-        </w:rPr>
-        <w:t>Data definition language</w:t>
-      </w:r>
-    </w:p>
-    <w:p>
-      <w:pPr>
-        <w:rPr>
-          <w:lang w:val="en-US"/>
-        </w:rPr>
-      </w:pPr>
-      <w:proofErr w:type="gramStart"/>
-      <w:r>
-        <w:rPr>
-          <w:lang w:val="en-US"/>
-        </w:rPr>
-        <w:t>Create :</w:t>
-      </w:r>
-      <w:proofErr w:type="gramEnd"/>
-    </w:p>
-    <w:p>
-      <w:pPr>
-        <w:rPr>
-          <w:lang w:val="en-US"/>
-        </w:rPr>
-      </w:pPr>
-      <w:r>
-        <w:rPr>
-          <w:lang w:val="en-US"/>
-        </w:rPr>
-        <w:t xml:space="preserve">Table </w:t>
-      </w:r>
-      <w:r>
-        <w:rPr>
-          <w:lang w:val="en-US"/>
-        </w:rPr>
-        <w:sym w:font="Wingdings" w:char="F0E0"/>
-      </w:r>
-      <w:r>
-        <w:rPr>
-          <w:lang w:val="en-US"/>
-        </w:rPr>
-        <w:t>Emp</w:t>
-      </w:r>
-    </w:p>
-    <w:p>
-      <w:pPr>
-        <w:rPr>
-          <w:lang w:val="en-US"/>
-        </w:rPr>
-      </w:pPr>
-      <w:r>
-        <w:rPr>
-          <w:lang w:val="en-US"/>
-        </w:rPr>
-        <w:t xml:space="preserve">Id </w:t>
-      </w:r>
-      <w:r>
-        <w:rPr>
-          <w:lang w:val="en-US"/>
-        </w:rPr>
-        <w:sym w:font="Wingdings" w:char="F0E0"/>
-      </w:r>
-      <w:r>
-        <w:rPr>
-          <w:lang w:val="en-US"/>
-        </w:rPr>
-        <w:t xml:space="preserve">Int (int is data type which </w:t>
-      </w:r>
-      <w:proofErr w:type="gramStart"/>
-      <w:r>
-        <w:rPr>
-          <w:lang w:val="en-US"/>
-        </w:rPr>
-        <w:t>help</w:t>
-      </w:r>
-      <w:proofErr w:type="gramEnd"/>
-      <w:r>
-        <w:rPr>
-          <w:lang w:val="en-US"/>
-        </w:rPr>
-        <w:t xml:space="preserve"> to store number without decimal) </w:t>
-      </w:r>
-      <w:r>
-        <w:rPr>
-          <w:lang w:val="en-US"/>
-        </w:rPr>
-        <w:sym w:font="Wingdings" w:char="F0E0"/>
-      </w:r>
-      <w:r>
-        <w:rPr>
-          <w:lang w:val="en-US"/>
-        </w:rPr>
-        <w:t xml:space="preserve"> Primary </w:t>
-      </w:r>
-      <w:proofErr w:type="gramStart"/>
-      <w:r>
-        <w:rPr>
-          <w:lang w:val="en-US"/>
-        </w:rPr>
-        <w:t>Key(</w:t>
-      </w:r>
-      <w:proofErr w:type="gramEnd"/>
-      <w:r>
-        <w:rPr>
-          <w:lang w:val="en-US"/>
-        </w:rPr>
-        <w:t xml:space="preserve">column doesn’t allow duplicate as well as null (empty) value). </w:t>
-      </w:r>
-    </w:p>
-    <w:p>
-      <w:pPr>
-        <w:rPr>
-          <w:lang w:val="en-US"/>
-        </w:rPr>
-      </w:pPr>
-      <w:r>
-        <w:rPr>
-          <w:lang w:val="en-US"/>
-        </w:rPr>
-        <w:t xml:space="preserve">Name </w:t>
-      </w:r>
-      <w:r>
-        <w:rPr>
-          <w:lang w:val="en-US"/>
-        </w:rPr>
-        <w:sym w:font="Wingdings" w:char="F0E0"/>
-      </w:r>
-      <w:r>
-        <w:rPr>
-          <w:lang w:val="en-US"/>
-        </w:rPr>
-        <w:t xml:space="preserve"> </w:t>
-      </w:r>
-      <w:proofErr w:type="gramStart"/>
-      <w:r>
-        <w:rPr>
-          <w:lang w:val="en-US"/>
-        </w:rPr>
-        <w:t>varchar(</w:t>
-      </w:r>
-      <w:proofErr w:type="gramEnd"/>
-      <w:r>
-        <w:rPr>
-          <w:lang w:val="en-US"/>
-        </w:rPr>
-        <w:t>25</w:t>
-      </w:r>
-      <w:proofErr w:type="gramStart"/>
-      <w:r>
-        <w:rPr>
-          <w:lang w:val="en-US"/>
-        </w:rPr>
-        <w:t>) :</w:t>
-      </w:r>
-      <w:proofErr w:type="gramEnd"/>
-      <w:r>
-        <w:rPr>
-          <w:lang w:val="en-US"/>
-        </w:rPr>
-        <w:t xml:space="preserve"> it is </w:t>
-      </w:r>
-      <w:proofErr w:type="gramStart"/>
-      <w:r>
-        <w:rPr>
-          <w:lang w:val="en-US"/>
-        </w:rPr>
-        <w:t>use</w:t>
-      </w:r>
-      <w:proofErr w:type="gramEnd"/>
-      <w:r>
-        <w:rPr>
-          <w:lang w:val="en-US"/>
-        </w:rPr>
-        <w:t xml:space="preserve"> to store string value with maximum number of </w:t>
-      </w:r>
-      <w:proofErr w:type="gramStart"/>
-      <w:r>
-        <w:rPr>
-          <w:lang w:val="en-US"/>
-        </w:rPr>
-        <w:t>character</w:t>
-      </w:r>
-      <w:proofErr w:type="gramEnd"/>
-      <w:r>
-        <w:rPr>
-          <w:lang w:val="en-US"/>
-        </w:rPr>
-        <w:t xml:space="preserve"> is 25.  Not null (means we need enter name value mandatory). </w:t>
-      </w:r>
-    </w:p>
-    <w:p>
-      <w:pPr>
-        <w:rPr>
-          <w:lang w:val="en-US"/>
-        </w:rPr>
-      </w:pPr>
-      <w:r>
-        <w:rPr>
-          <w:lang w:val="en-US"/>
-        </w:rPr>
-        <w:t xml:space="preserve">Salary </w:t>
-      </w:r>
-      <w:r>
-        <w:rPr>
-          <w:lang w:val="en-US"/>
-        </w:rPr>
-        <w:sym w:font="Wingdings" w:char="F0E0"/>
-      </w:r>
-      <w:r>
-        <w:rPr>
-          <w:lang w:val="en-US"/>
-        </w:rPr>
-        <w:t xml:space="preserve"> float (float is data type is </w:t>
-      </w:r>
-      <w:proofErr w:type="gramStart"/>
-      <w:r>
-        <w:rPr>
-          <w:lang w:val="en-US"/>
-        </w:rPr>
-        <w:t>use</w:t>
-      </w:r>
-      <w:proofErr w:type="gramEnd"/>
-      <w:r>
-        <w:rPr>
-          <w:lang w:val="en-US"/>
-        </w:rPr>
-        <w:t xml:space="preserve"> to store value with decimal)</w:t>
-      </w:r>
-    </w:p>
-    <w:p>
-      <w:pPr>
-        <w:rPr>
-          <w:lang w:val="en-US"/>
-        </w:rPr>
-      </w:pPr>
-      <w:proofErr w:type="spellStart"/>
-      <w:proofErr w:type="gramStart"/>
-      <w:r>
-        <w:rPr>
-          <w:lang w:val="en-US"/>
-        </w:rPr>
-        <w:t>EmailId</w:t>
-      </w:r>
-      <w:proofErr w:type="spellEnd"/>
-      <w:r>
-        <w:rPr>
-          <w:lang w:val="en-US"/>
-        </w:rPr>
-        <w:t xml:space="preserve"> :</w:t>
-      </w:r>
-      <w:proofErr w:type="gramEnd"/>
-      <w:r>
-        <w:rPr>
-          <w:lang w:val="en-US"/>
-        </w:rPr>
-        <w:t xml:space="preserve"> </w:t>
-      </w:r>
-      <w:proofErr w:type="gramStart"/>
-      <w:r>
-        <w:rPr>
-          <w:lang w:val="en-US"/>
-        </w:rPr>
-        <w:t>varchar(</w:t>
-      </w:r>
-      <w:proofErr w:type="gramEnd"/>
-      <w:r>
-        <w:rPr>
-          <w:lang w:val="en-US"/>
-        </w:rPr>
-        <w:t>30) unique key (column doesn’t allow duplicate but can allow null (empty) value).</w:t>
-      </w:r>
-    </w:p>
-    <w:p>
-      <w:pPr>
-        <w:rPr>
-          <w:lang w:val="en-US"/>
-        </w:rPr>
-      </w:pPr>
-    </w:p>
-    <w:p>
-      <w:pPr>
-        <w:rPr>
-          <w:lang w:val="en-US"/>
-        </w:rPr>
-      </w:pPr>
-      <w:r>
-        <w:rPr>
-          <w:lang w:val="en-US"/>
-        </w:rPr>
-        <w:t xml:space="preserve">Syntax to create the table </w:t>
-      </w:r>
-    </w:p>
-    <w:p>
-      <w:pPr>
-        <w:rPr>
-          <w:lang w:val="en-US"/>
-        </w:rPr>
-      </w:pPr>
-    </w:p>
-    <w:p>
-      <w:pPr>
-        <w:rPr>
-          <w:lang w:val="en-US"/>
-        </w:rPr>
-      </w:pPr>
-      <w:r>
-        <w:rPr>
-          <w:lang w:val="en-US"/>
-        </w:rPr>
-        <w:t xml:space="preserve">create table </w:t>
-      </w:r>
-      <w:proofErr w:type="spellStart"/>
-      <w:proofErr w:type="gramStart"/>
-      <w:r>
-        <w:rPr>
-          <w:lang w:val="en-US"/>
-        </w:rPr>
-        <w:t>tableName</w:t>
-      </w:r>
-      <w:proofErr w:type="spellEnd"/>
-      <w:r>
-        <w:rPr>
-          <w:lang w:val="en-US"/>
-        </w:rPr>
-        <w:t>(</w:t>
-      </w:r>
-      <w:proofErr w:type="gramEnd"/>
-    </w:p>
-    <w:p>
-      <w:pPr>
-        <w:rPr>
-          <w:lang w:val="en-US"/>
-        </w:rPr>
-      </w:pPr>
-      <w:proofErr w:type="spellStart"/>
-      <w:r>
-        <w:rPr>
-          <w:lang w:val="en-US"/>
-        </w:rPr>
-        <w:t>columnName</w:t>
-      </w:r>
-      <w:proofErr w:type="spellEnd"/>
-      <w:r>
-        <w:rPr>
-          <w:lang w:val="en-US"/>
-        </w:rPr>
-        <w:t xml:space="preserve"> datatype key,</w:t>
-      </w:r>
-    </w:p>
-    <w:p>
-      <w:pPr>
-        <w:rPr>
-          <w:lang w:val="en-US"/>
-        </w:rPr>
-      </w:pPr>
-      <w:proofErr w:type="spellStart"/>
-      <w:r>
-        <w:rPr>
-          <w:lang w:val="en-US"/>
-        </w:rPr>
-        <w:t>columnName</w:t>
-      </w:r>
-      <w:proofErr w:type="spellEnd"/>
-      <w:r>
-        <w:rPr>
-          <w:lang w:val="en-US"/>
-        </w:rPr>
-        <w:t xml:space="preserve"> datatype key</w:t>
-      </w:r>
-      <w:proofErr w:type="gramStart"/>
-      <w:r>
-        <w:rPr>
-          <w:lang w:val="en-US"/>
-        </w:rPr>
-        <w:t>);</w:t>
-      </w:r>
-      <w:proofErr w:type="gramEnd"/>
-    </w:p>
-    <w:p>
-      <w:pPr>
-        <w:rPr>
-          <w:lang w:val="en-US"/>
-        </w:rPr>
-      </w:pPr>
-    </w:p>
-    <w:p>
-      <w:pPr>
-        <w:rPr>
-          <w:lang w:val="en-US"/>
-        </w:rPr>
-      </w:pPr>
-      <w:r>
-        <w:rPr>
-          <w:lang w:val="en-US"/>
-        </w:rPr>
-        <w:t xml:space="preserve">create table </w:t>
-      </w:r>
-      <w:proofErr w:type="gramStart"/>
-      <w:r>
-        <w:rPr>
-          <w:lang w:val="en-US"/>
-        </w:rPr>
-        <w:t>emp(</w:t>
-      </w:r>
-      <w:proofErr w:type="gramEnd"/>
-    </w:p>
-    <w:p>
-      <w:pPr>
-        <w:rPr>
-          <w:lang w:val="en-US"/>
-        </w:rPr>
-      </w:pPr>
-      <w:proofErr w:type="spellStart"/>
-      <w:r>
-        <w:rPr>
-          <w:lang w:val="en-US"/>
-        </w:rPr>
-        <w:t>eid</w:t>
-      </w:r>
-      <w:proofErr w:type="spellEnd"/>
-      <w:r>
-        <w:rPr>
-          <w:lang w:val="en-US"/>
-        </w:rPr>
-        <w:t xml:space="preserve"> int primary key,</w:t>
-      </w:r>
-    </w:p>
-    <w:p>
-      <w:pPr>
-        <w:rPr>
-          <w:lang w:val="en-US"/>
-        </w:rPr>
-      </w:pPr>
-      <w:proofErr w:type="spellStart"/>
-      <w:r>
-        <w:rPr>
-          <w:lang w:val="en-US"/>
-        </w:rPr>
-        <w:t>ename</w:t>
-      </w:r>
-      <w:proofErr w:type="spellEnd"/>
-      <w:r>
-        <w:rPr>
-          <w:lang w:val="en-US"/>
-        </w:rPr>
-        <w:t xml:space="preserve"> </w:t>
-      </w:r>
-      <w:proofErr w:type="gramStart"/>
-      <w:r>
-        <w:rPr>
-          <w:lang w:val="en-US"/>
-        </w:rPr>
-        <w:t>varchar(</w:t>
-      </w:r>
-      <w:proofErr w:type="gramEnd"/>
-      <w:r>
-        <w:rPr>
-          <w:lang w:val="en-US"/>
-        </w:rPr>
-        <w:t xml:space="preserve">30) not null, </w:t>
-      </w:r>
-    </w:p>
-    <w:p>
-      <w:pPr>
-        <w:rPr>
-          <w:lang w:val="en-US"/>
-        </w:rPr>
-      </w:pPr>
-      <w:r>
-        <w:rPr>
-          <w:lang w:val="en-US"/>
-        </w:rPr>
-        <w:t xml:space="preserve">salary float, </w:t>
-      </w:r>
-    </w:p>
-    <w:p>
-      <w:pPr>
-        <w:rPr>
-          <w:lang w:val="en-US"/>
-        </w:rPr>
-      </w:pPr>
-      <w:proofErr w:type="spellStart"/>
-      <w:r>
-        <w:rPr>
-          <w:lang w:val="en-US"/>
-        </w:rPr>
-        <w:t>emailid</w:t>
-      </w:r>
-      <w:proofErr w:type="spellEnd"/>
-      <w:r>
-        <w:rPr>
-          <w:lang w:val="en-US"/>
-        </w:rPr>
-        <w:t xml:space="preserve"> </w:t>
-      </w:r>
-      <w:proofErr w:type="gramStart"/>
-      <w:r>
-        <w:rPr>
-          <w:lang w:val="en-US"/>
-        </w:rPr>
-        <w:t>varchar(</w:t>
-      </w:r>
-      <w:proofErr w:type="gramEnd"/>
-      <w:r>
-        <w:rPr>
-          <w:lang w:val="en-US"/>
-        </w:rPr>
-        <w:t>30) unique</w:t>
-      </w:r>
-      <w:proofErr w:type="gramStart"/>
-      <w:r>
-        <w:rPr>
-          <w:lang w:val="en-US"/>
-        </w:rPr>
-        <w:t>);</w:t>
-      </w:r>
-      <w:proofErr w:type="gramEnd"/>
-    </w:p>
-    <w:p>
-      <w:pPr>
-        <w:rPr>
-          <w:lang w:val="en-US"/>
-        </w:rPr>
-      </w:pPr>
-    </w:p>
-    <w:p>
-      <w:pPr>
-        <w:rPr>
-          <w:lang w:val="en-US"/>
-        </w:rPr>
-      </w:pPr>
-      <w:r>
-        <w:rPr>
-          <w:lang w:val="en-US"/>
-        </w:rPr>
-        <w:t xml:space="preserve">desc </w:t>
-      </w:r>
-      <w:proofErr w:type="gramStart"/>
-      <w:r>
-        <w:rPr>
-          <w:lang w:val="en-US"/>
-        </w:rPr>
-        <w:t>emp;</w:t>
-      </w:r>
-      <w:proofErr w:type="gramEnd"/>
-    </w:p>
-    <w:p>
-      <w:pPr>
-        <w:rPr>
-          <w:lang w:val="en-US"/>
-        </w:rPr>
-      </w:pPr>
-    </w:p>
-    <w:p>
-      <w:pPr>
+      </w:pPr>
+      <w:r>
         <w:rPr>
           <w:b/>
           <w:bCs/>
           <w:lang w:val="en-US"/>
         </w:rPr>
-      </w:pPr>
-      <w:r>
-        <w:rPr>
-          <w:b/>
-          <w:bCs/>
-          <w:lang w:val="en-US"/>
-        </w:rPr>
         <w:lastRenderedPageBreak/>
-        <w:t xml:space="preserve">DML </w:t>
-      </w:r>
-    </w:p>
-    <w:p>
-      <w:pPr>
-        <w:rPr>
-          <w:lang w:val="en-US"/>
-        </w:rPr>
-      </w:pPr>
-    </w:p>
-    <w:p>
-      <w:pPr>
-        <w:rPr>
-          <w:b/>
-          <w:bCs/>
-          <w:lang w:val="en-US"/>
-        </w:rPr>
-      </w:pPr>
-      <w:r>
-        <w:rPr>
-          <w:b/>
-          <w:bCs/>
-          <w:lang w:val="en-US"/>
-        </w:rPr>
-        <w:t xml:space="preserve">Insert query </w:t>
-      </w:r>
-    </w:p>
-    <w:p>
-      <w:pPr>
-        <w:rPr>
-          <w:lang w:val="en-US"/>
-        </w:rPr>
-      </w:pPr>
-      <w:r>
-        <w:rPr>
-          <w:lang w:val="en-US"/>
-        </w:rPr>
-        <w:t xml:space="preserve">Insert into </w:t>
+        <w:t xml:space="preserve">delete query </w:t>
+      </w:r>
+    </w:p>
+    <w:p>
+      <w:pPr>
+        <w:rPr>
+          <w:lang w:val="en-US"/>
+        </w:rPr>
+      </w:pPr>
+    </w:p>
+    <w:p>
+      <w:pPr>
+        <w:rPr>
+          <w:lang w:val="en-US"/>
+        </w:rPr>
+      </w:pPr>
+      <w:r>
+        <w:rPr>
+          <w:lang w:val="en-US"/>
+        </w:rPr>
+        <w:t xml:space="preserve">delete from </w:t>
       </w:r>
       <w:proofErr w:type="spellStart"/>
       <w:r>
@@ -3695,447 +3156,80 @@
         <w:rPr>
           <w:lang w:val="en-US"/>
         </w:rPr>
-        <w:t>(c</w:t>
-      </w:r>
-      <w:proofErr w:type="gramStart"/>
-      <w:r>
-        <w:rPr>
-          <w:lang w:val="en-US"/>
-        </w:rPr>
-        <w:t>1,c2,c</w:t>
-      </w:r>
-      <w:proofErr w:type="gramEnd"/>
-      <w:r>
-        <w:rPr>
-          <w:lang w:val="en-US"/>
-        </w:rPr>
-        <w:t>3) values(v</w:t>
-      </w:r>
-      <w:proofErr w:type="gramStart"/>
-      <w:r>
-        <w:rPr>
-          <w:lang w:val="en-US"/>
-        </w:rPr>
-        <w:t>1,v2,v</w:t>
-      </w:r>
-      <w:proofErr w:type="gramEnd"/>
-      <w:r>
-        <w:rPr>
-          <w:lang w:val="en-US"/>
-        </w:rPr>
-        <w:t>3</w:t>
-      </w:r>
-      <w:proofErr w:type="gramStart"/>
-      <w:r>
-        <w:rPr>
-          <w:lang w:val="en-US"/>
-        </w:rPr>
-        <w:t>);</w:t>
-      </w:r>
-      <w:proofErr w:type="gramEnd"/>
-    </w:p>
-    <w:p>
-      <w:pPr>
-        <w:rPr>
-          <w:lang w:val="en-US"/>
-        </w:rPr>
-      </w:pPr>
-    </w:p>
-    <w:p>
-      <w:pPr>
-        <w:rPr>
-          <w:lang w:val="en-US"/>
-        </w:rPr>
-      </w:pPr>
-      <w:r>
-        <w:rPr>
-          <w:lang w:val="en-US"/>
-        </w:rPr>
-        <w:t>insert into emp(</w:t>
-      </w:r>
-      <w:proofErr w:type="spellStart"/>
-      <w:proofErr w:type="gramStart"/>
-      <w:r>
-        <w:rPr>
-          <w:lang w:val="en-US"/>
-        </w:rPr>
-        <w:t>eid,ename</w:t>
-      </w:r>
-      <w:proofErr w:type="gramEnd"/>
-      <w:r>
-        <w:rPr>
-          <w:lang w:val="en-US"/>
-        </w:rPr>
-        <w:t>,</w:t>
-      </w:r>
-      <w:proofErr w:type="gramStart"/>
-      <w:r>
-        <w:rPr>
-          <w:lang w:val="en-US"/>
-        </w:rPr>
-        <w:t>salary,emailid</w:t>
-      </w:r>
-      <w:proofErr w:type="spellEnd"/>
-      <w:proofErr w:type="gramEnd"/>
-      <w:r>
-        <w:rPr>
-          <w:lang w:val="en-US"/>
-        </w:rPr>
-        <w:t>) values(100,'John',</w:t>
-      </w:r>
-      <w:proofErr w:type="gramStart"/>
-      <w:r>
-        <w:rPr>
-          <w:lang w:val="en-US"/>
-        </w:rPr>
-        <w:t>24000,'john@gmail.com</w:t>
-      </w:r>
-      <w:proofErr w:type="gramEnd"/>
-      <w:r>
-        <w:rPr>
-          <w:lang w:val="en-US"/>
-        </w:rPr>
-        <w:t>'</w:t>
-      </w:r>
-      <w:proofErr w:type="gramStart"/>
-      <w:r>
-        <w:rPr>
-          <w:lang w:val="en-US"/>
-        </w:rPr>
-        <w:t>);</w:t>
-      </w:r>
-      <w:proofErr w:type="gramEnd"/>
-    </w:p>
-    <w:p>
-      <w:pPr>
-        <w:rPr>
-          <w:lang w:val="en-US"/>
-        </w:rPr>
-      </w:pPr>
-      <w:r>
-        <w:rPr>
-          <w:lang w:val="en-US"/>
-        </w:rPr>
-        <w:t>insert into emp(</w:t>
-      </w:r>
-      <w:proofErr w:type="spellStart"/>
-      <w:proofErr w:type="gramStart"/>
-      <w:r>
-        <w:rPr>
-          <w:lang w:val="en-US"/>
-        </w:rPr>
-        <w:t>eid,ename</w:t>
-      </w:r>
-      <w:proofErr w:type="gramEnd"/>
-      <w:r>
-        <w:rPr>
-          <w:lang w:val="en-US"/>
-        </w:rPr>
-        <w:t>,</w:t>
-      </w:r>
-      <w:proofErr w:type="gramStart"/>
-      <w:r>
-        <w:rPr>
-          <w:lang w:val="en-US"/>
-        </w:rPr>
-        <w:t>salary,emailid</w:t>
-      </w:r>
-      <w:proofErr w:type="spellEnd"/>
-      <w:proofErr w:type="gramEnd"/>
-      <w:r>
-        <w:rPr>
-          <w:lang w:val="en-US"/>
-        </w:rPr>
-        <w:t>) values(101,'Bob',</w:t>
-      </w:r>
-      <w:proofErr w:type="gramStart"/>
-      <w:r>
-        <w:rPr>
-          <w:lang w:val="en-US"/>
-        </w:rPr>
-        <w:t>21000,'bob@gmail.com</w:t>
-      </w:r>
-      <w:proofErr w:type="gramEnd"/>
-      <w:r>
-        <w:rPr>
-          <w:lang w:val="en-US"/>
-        </w:rPr>
-        <w:t>'</w:t>
-      </w:r>
-      <w:proofErr w:type="gramStart"/>
-      <w:r>
-        <w:rPr>
-          <w:lang w:val="en-US"/>
-        </w:rPr>
-        <w:t>);</w:t>
-      </w:r>
-      <w:proofErr w:type="gramEnd"/>
-    </w:p>
-    <w:p>
-      <w:pPr>
-        <w:rPr>
-          <w:lang w:val="en-US"/>
-        </w:rPr>
-      </w:pPr>
-      <w:r>
-        <w:rPr>
-          <w:lang w:val="en-US"/>
-        </w:rPr>
-        <w:t>insert into emp(</w:t>
-      </w:r>
-      <w:proofErr w:type="spellStart"/>
-      <w:proofErr w:type="gramStart"/>
-      <w:r>
-        <w:rPr>
-          <w:lang w:val="en-US"/>
-        </w:rPr>
-        <w:t>eid,ename</w:t>
-      </w:r>
-      <w:proofErr w:type="gramEnd"/>
-      <w:r>
-        <w:rPr>
-          <w:lang w:val="en-US"/>
-        </w:rPr>
-        <w:t>,salary</w:t>
-      </w:r>
-      <w:proofErr w:type="spellEnd"/>
-      <w:r>
-        <w:rPr>
-          <w:lang w:val="en-US"/>
-        </w:rPr>
-        <w:t>) values(102,'Alice',18000</w:t>
-      </w:r>
-      <w:proofErr w:type="gramStart"/>
-      <w:r>
-        <w:rPr>
-          <w:lang w:val="en-US"/>
-        </w:rPr>
-        <w:t>);</w:t>
-      </w:r>
-      <w:proofErr w:type="gramEnd"/>
-    </w:p>
-    <w:p>
-      <w:pPr>
-        <w:rPr>
-          <w:lang w:val="en-US"/>
-        </w:rPr>
-      </w:pPr>
-      <w:r>
-        <w:rPr>
-          <w:lang w:val="en-US"/>
-        </w:rPr>
-        <w:t>insert into emp(</w:t>
-      </w:r>
-      <w:proofErr w:type="spellStart"/>
-      <w:proofErr w:type="gramStart"/>
-      <w:r>
-        <w:rPr>
-          <w:lang w:val="en-US"/>
-        </w:rPr>
-        <w:t>eid,ename</w:t>
-      </w:r>
-      <w:proofErr w:type="spellEnd"/>
-      <w:proofErr w:type="gramEnd"/>
-      <w:r>
-        <w:rPr>
-          <w:lang w:val="en-US"/>
-        </w:rPr>
-        <w:t>) values(103,'Charlie'</w:t>
-      </w:r>
-      <w:proofErr w:type="gramStart"/>
-      <w:r>
-        <w:rPr>
-          <w:lang w:val="en-US"/>
-        </w:rPr>
-        <w:t>);</w:t>
-      </w:r>
-      <w:proofErr w:type="gramEnd"/>
-    </w:p>
-    <w:p>
-      <w:pPr>
-        <w:rPr>
-          <w:lang w:val="en-US"/>
-        </w:rPr>
-      </w:pPr>
-      <w:r>
-        <w:rPr>
-          <w:lang w:val="en-US"/>
-        </w:rPr>
-        <w:t>insert into emp(</w:t>
-      </w:r>
-      <w:proofErr w:type="spellStart"/>
-      <w:proofErr w:type="gramStart"/>
-      <w:r>
-        <w:rPr>
-          <w:lang w:val="en-US"/>
-        </w:rPr>
-        <w:t>eid,ename</w:t>
-      </w:r>
-      <w:proofErr w:type="gramEnd"/>
-      <w:r>
-        <w:rPr>
-          <w:lang w:val="en-US"/>
-        </w:rPr>
-        <w:t>,emailid</w:t>
-      </w:r>
-      <w:proofErr w:type="spellEnd"/>
-      <w:r>
-        <w:rPr>
-          <w:lang w:val="en-US"/>
-        </w:rPr>
-        <w:t>) values(105,'Elie</w:t>
-      </w:r>
-      <w:proofErr w:type="gramStart"/>
-      <w:r>
-        <w:rPr>
-          <w:lang w:val="en-US"/>
-        </w:rPr>
-        <w:t>','Elie@gmail.com</w:t>
-      </w:r>
-      <w:proofErr w:type="gramEnd"/>
-      <w:r>
-        <w:rPr>
-          <w:lang w:val="en-US"/>
-        </w:rPr>
-        <w:t>'</w:t>
-      </w:r>
-      <w:proofErr w:type="gramStart"/>
-      <w:r>
-        <w:rPr>
-          <w:lang w:val="en-US"/>
-        </w:rPr>
-        <w:t>);</w:t>
-      </w:r>
-      <w:proofErr w:type="gramEnd"/>
-    </w:p>
-    <w:p>
-      <w:pPr>
-        <w:rPr>
-          <w:lang w:val="en-US"/>
-        </w:rPr>
-      </w:pPr>
-      <w:r>
-        <w:rPr>
-          <w:lang w:val="en-US"/>
-        </w:rPr>
-        <w:t>insert into emp values(106,'Steven',</w:t>
-      </w:r>
-      <w:proofErr w:type="gramStart"/>
-      <w:r>
-        <w:rPr>
-          <w:lang w:val="en-US"/>
-        </w:rPr>
-        <w:t>28000,'steven@gmail.com</w:t>
-      </w:r>
-      <w:proofErr w:type="gramEnd"/>
-      <w:r>
-        <w:rPr>
-          <w:lang w:val="en-US"/>
-        </w:rPr>
-        <w:t>'</w:t>
-      </w:r>
-      <w:proofErr w:type="gramStart"/>
-      <w:r>
-        <w:rPr>
-          <w:lang w:val="en-US"/>
-        </w:rPr>
-        <w:t>);</w:t>
-      </w:r>
-      <w:proofErr w:type="gramEnd"/>
-    </w:p>
-    <w:p>
-      <w:pPr>
-        <w:rPr>
-          <w:lang w:val="en-US"/>
-        </w:rPr>
-      </w:pPr>
-    </w:p>
-    <w:p>
-      <w:pPr>
-        <w:rPr>
-          <w:lang w:val="en-US"/>
-        </w:rPr>
-      </w:pPr>
-    </w:p>
-    <w:p>
-      <w:pPr>
-        <w:rPr>
-          <w:lang w:val="en-US"/>
-        </w:rPr>
-      </w:pPr>
-      <w:r>
-        <w:rPr>
-          <w:lang w:val="en-US"/>
-        </w:rPr>
-        <w:t xml:space="preserve">view the records using select query </w:t>
-      </w:r>
-    </w:p>
-    <w:p>
-      <w:pPr>
-        <w:rPr>
-          <w:lang w:val="en-US"/>
-        </w:rPr>
-      </w:pPr>
-      <w:r>
-        <w:rPr>
-          <w:lang w:val="en-US"/>
-        </w:rPr>
-        <w:t xml:space="preserve">select * from </w:t>
-      </w:r>
-      <w:proofErr w:type="gramStart"/>
-      <w:r>
-        <w:rPr>
-          <w:lang w:val="en-US"/>
-        </w:rPr>
-        <w:t>emp;</w:t>
-      </w:r>
-      <w:proofErr w:type="gramEnd"/>
-    </w:p>
-    <w:p>
-      <w:pPr>
-        <w:rPr>
-          <w:lang w:val="en-US"/>
-        </w:rPr>
-      </w:pPr>
-    </w:p>
-    <w:p>
-      <w:pPr>
-        <w:rPr>
-          <w:b/>
-          <w:bCs/>
-          <w:lang w:val="en-US"/>
-        </w:rPr>
-      </w:pPr>
-      <w:r>
-        <w:rPr>
-          <w:b/>
-          <w:bCs/>
-          <w:lang w:val="en-US"/>
-        </w:rPr>
-        <w:t xml:space="preserve">Update </w:t>
-      </w:r>
-      <w:proofErr w:type="gramStart"/>
-      <w:r>
-        <w:rPr>
-          <w:b/>
-          <w:bCs/>
-          <w:lang w:val="en-US"/>
-        </w:rPr>
-        <w:t>Query :</w:t>
-      </w:r>
-      <w:proofErr w:type="gramEnd"/>
-    </w:p>
-    <w:p>
-      <w:pPr>
-        <w:rPr>
-          <w:lang w:val="en-US"/>
-        </w:rPr>
-      </w:pPr>
-      <w:r>
-        <w:rPr>
-          <w:lang w:val="en-US"/>
-        </w:rPr>
-        <w:t xml:space="preserve">Update </w:t>
+        <w:t>;</w:t>
+      </w:r>
+    </w:p>
+    <w:p>
+      <w:pPr>
+        <w:rPr>
+          <w:lang w:val="en-US"/>
+        </w:rPr>
+      </w:pPr>
+    </w:p>
+    <w:p>
+      <w:pPr>
+        <w:rPr>
+          <w:lang w:val="en-US"/>
+        </w:rPr>
+      </w:pPr>
+      <w:r>
+        <w:rPr>
+          <w:lang w:val="en-US"/>
+        </w:rPr>
+        <w:t>delete from emp;</w:t>
+      </w:r>
+      <w:r>
+        <w:rPr>
+          <w:lang w:val="en-US"/>
+        </w:rPr>
+        <w:tab/>
+      </w:r>
+      <w:r>
+        <w:rPr>
+          <w:lang w:val="en-US"/>
+        </w:rPr>
+        <w:tab/>
+        <w:t xml:space="preserve">it delete all records present in table. </w:t>
+      </w:r>
+    </w:p>
+    <w:p>
+      <w:pPr>
+        <w:rPr>
+          <w:lang w:val="en-US"/>
+        </w:rPr>
+      </w:pPr>
+    </w:p>
+    <w:p>
+      <w:pPr>
+        <w:rPr>
+          <w:lang w:val="en-US"/>
+        </w:rPr>
+      </w:pPr>
+      <w:r>
+        <w:rPr>
+          <w:lang w:val="en-US"/>
+        </w:rPr>
+        <w:t xml:space="preserve">Delete with where clause </w:t>
+      </w:r>
+    </w:p>
+    <w:p>
+      <w:pPr>
+        <w:rPr>
+          <w:lang w:val="en-US"/>
+        </w:rPr>
+      </w:pPr>
+    </w:p>
+    <w:p>
+      <w:pPr>
+        <w:rPr>
+          <w:lang w:val="en-US"/>
+        </w:rPr>
+      </w:pPr>
+      <w:r>
+        <w:rPr>
+          <w:lang w:val="en-US"/>
+        </w:rPr>
+        <w:t xml:space="preserve">Delete from </w:t>
       </w:r>
       <w:proofErr w:type="spellStart"/>
       <w:r>
@@ -4149,294 +3243,41 @@
         <w:rPr>
           <w:lang w:val="en-US"/>
         </w:rPr>
-        <w:t xml:space="preserve"> set </w:t>
-      </w:r>
-      <w:proofErr w:type="spellStart"/>
-      <w:r>
-        <w:rPr>
-          <w:lang w:val="en-US"/>
-        </w:rPr>
-        <w:t>columnName</w:t>
-      </w:r>
-      <w:proofErr w:type="spellEnd"/>
-      <w:r>
-        <w:rPr>
-          <w:lang w:val="en-US"/>
-        </w:rPr>
-        <w:t xml:space="preserve"> = </w:t>
-      </w:r>
-      <w:proofErr w:type="gramStart"/>
-      <w:r>
-        <w:rPr>
-          <w:lang w:val="en-US"/>
-        </w:rPr>
-        <w:t>value;</w:t>
-      </w:r>
-      <w:proofErr w:type="gramEnd"/>
-    </w:p>
-    <w:p>
-      <w:pPr>
-        <w:rPr>
-          <w:lang w:val="en-US"/>
-        </w:rPr>
-      </w:pPr>
-      <w:r>
-        <w:rPr>
-          <w:lang w:val="en-US"/>
-        </w:rPr>
-        <w:t>update emp set salary = 25000</w:t>
-      </w:r>
-      <w:proofErr w:type="gramStart"/>
-      <w:r>
-        <w:rPr>
-          <w:lang w:val="en-US"/>
-        </w:rPr>
-        <w:t>;</w:t>
-      </w:r>
-      <w:r>
-        <w:rPr>
-          <w:lang w:val="en-US"/>
-        </w:rPr>
-        <w:tab/>
-      </w:r>
-      <w:r>
-        <w:rPr>
-          <w:lang w:val="en-US"/>
-        </w:rPr>
-        <w:tab/>
-        <w:t>all</w:t>
-      </w:r>
-      <w:proofErr w:type="gramEnd"/>
-      <w:r>
-        <w:rPr>
-          <w:lang w:val="en-US"/>
-        </w:rPr>
-        <w:t xml:space="preserve"> employee salary </w:t>
-      </w:r>
-      <w:proofErr w:type="gramStart"/>
-      <w:r>
-        <w:rPr>
-          <w:lang w:val="en-US"/>
-        </w:rPr>
-        <w:t>update</w:t>
-      </w:r>
-      <w:proofErr w:type="gramEnd"/>
-      <w:r>
-        <w:rPr>
-          <w:lang w:val="en-US"/>
-        </w:rPr>
-        <w:t xml:space="preserve"> to 25000 </w:t>
-      </w:r>
-    </w:p>
-    <w:p>
-      <w:pPr>
-        <w:rPr>
-          <w:lang w:val="en-US"/>
-        </w:rPr>
-      </w:pPr>
-      <w:r>
-        <w:rPr>
-          <w:lang w:val="en-US"/>
-        </w:rPr>
-        <w:t xml:space="preserve">update with where clause </w:t>
-      </w:r>
-    </w:p>
-    <w:p>
-      <w:pPr>
-        <w:rPr>
-          <w:lang w:val="en-US"/>
-        </w:rPr>
-      </w:pPr>
-      <w:r>
-        <w:rPr>
-          <w:lang w:val="en-US"/>
-        </w:rPr>
-        <w:t xml:space="preserve">update emp set salary = 25000 where </w:t>
-      </w:r>
-      <w:proofErr w:type="spellStart"/>
-      <w:r>
-        <w:rPr>
-          <w:lang w:val="en-US"/>
-        </w:rPr>
-        <w:t>eid</w:t>
-      </w:r>
-      <w:proofErr w:type="spellEnd"/>
-      <w:r>
-        <w:rPr>
-          <w:lang w:val="en-US"/>
-        </w:rPr>
-        <w:t>=</w:t>
-      </w:r>
-      <w:proofErr w:type="gramStart"/>
-      <w:r>
-        <w:rPr>
-          <w:lang w:val="en-US"/>
-        </w:rPr>
-        <w:t>100;</w:t>
-      </w:r>
-      <w:proofErr w:type="gramEnd"/>
-    </w:p>
-    <w:p>
-      <w:pPr>
-        <w:rPr>
-          <w:lang w:val="en-US"/>
-        </w:rPr>
-      </w:pPr>
-      <w:r>
-        <w:rPr>
-          <w:lang w:val="en-US"/>
-        </w:rPr>
-        <w:t xml:space="preserve">update emp set salary = 23000 where </w:t>
-      </w:r>
-      <w:proofErr w:type="spellStart"/>
-      <w:r>
-        <w:rPr>
-          <w:lang w:val="en-US"/>
-        </w:rPr>
-        <w:t>emailid</w:t>
-      </w:r>
-      <w:proofErr w:type="spellEnd"/>
-      <w:r>
-        <w:rPr>
-          <w:lang w:val="en-US"/>
-        </w:rPr>
-        <w:t>='bob@gmail.com</w:t>
-      </w:r>
-      <w:proofErr w:type="gramStart"/>
-      <w:r>
-        <w:rPr>
-          <w:lang w:val="en-US"/>
-        </w:rPr>
-        <w:t>';</w:t>
-      </w:r>
-      <w:proofErr w:type="gramEnd"/>
-    </w:p>
-    <w:p>
-      <w:pPr>
-        <w:rPr>
-          <w:lang w:val="en-US"/>
-        </w:rPr>
-      </w:pPr>
-      <w:r>
-        <w:rPr>
-          <w:lang w:val="en-US"/>
-        </w:rPr>
-        <w:t xml:space="preserve">update emp set </w:t>
-      </w:r>
-      <w:proofErr w:type="spellStart"/>
-      <w:r>
-        <w:rPr>
-          <w:lang w:val="en-US"/>
-        </w:rPr>
-        <w:t>emailid</w:t>
-      </w:r>
-      <w:proofErr w:type="spellEnd"/>
-      <w:r>
-        <w:rPr>
-          <w:lang w:val="en-US"/>
-        </w:rPr>
-        <w:t xml:space="preserve"> = 'alice@gmail.com' where </w:t>
-      </w:r>
-      <w:proofErr w:type="spellStart"/>
-      <w:r>
-        <w:rPr>
-          <w:lang w:val="en-US"/>
-        </w:rPr>
-        <w:t>eid</w:t>
-      </w:r>
-      <w:proofErr w:type="spellEnd"/>
-      <w:r>
-        <w:rPr>
-          <w:lang w:val="en-US"/>
-        </w:rPr>
-        <w:t>=</w:t>
-      </w:r>
-      <w:proofErr w:type="gramStart"/>
-      <w:r>
-        <w:rPr>
-          <w:lang w:val="en-US"/>
-        </w:rPr>
-        <w:t>102;</w:t>
-      </w:r>
-      <w:proofErr w:type="gramEnd"/>
-    </w:p>
-    <w:p>
-      <w:pPr>
-        <w:rPr>
-          <w:lang w:val="en-US"/>
-        </w:rPr>
-      </w:pPr>
-      <w:r>
-        <w:rPr>
-          <w:lang w:val="en-US"/>
-        </w:rPr>
-        <w:t xml:space="preserve">update emp set </w:t>
-      </w:r>
-      <w:proofErr w:type="spellStart"/>
-      <w:r>
-        <w:rPr>
-          <w:lang w:val="en-US"/>
-        </w:rPr>
-        <w:t>emailid</w:t>
-      </w:r>
-      <w:proofErr w:type="spellEnd"/>
-      <w:r>
-        <w:rPr>
-          <w:lang w:val="en-US"/>
-        </w:rPr>
-        <w:t xml:space="preserve"> = 'charlie@gmail.com' where </w:t>
-      </w:r>
-      <w:proofErr w:type="spellStart"/>
-      <w:r>
-        <w:rPr>
-          <w:lang w:val="en-US"/>
-        </w:rPr>
-        <w:t>ename</w:t>
-      </w:r>
-      <w:proofErr w:type="spellEnd"/>
-      <w:r>
-        <w:rPr>
-          <w:lang w:val="en-US"/>
-        </w:rPr>
-        <w:t>='</w:t>
-      </w:r>
-      <w:proofErr w:type="spellStart"/>
-      <w:r>
-        <w:rPr>
-          <w:lang w:val="en-US"/>
-        </w:rPr>
-        <w:t>charlie</w:t>
-      </w:r>
-      <w:proofErr w:type="spellEnd"/>
-      <w:proofErr w:type="gramStart"/>
-      <w:r>
-        <w:rPr>
-          <w:lang w:val="en-US"/>
-        </w:rPr>
-        <w:t>';</w:t>
-      </w:r>
-      <w:proofErr w:type="gramEnd"/>
-    </w:p>
-    <w:p>
-      <w:pPr>
-        <w:rPr>
-          <w:lang w:val="en-US"/>
-        </w:rPr>
-      </w:pPr>
-      <w:r>
-        <w:rPr>
-          <w:lang w:val="en-US"/>
-        </w:rPr>
-        <w:t xml:space="preserve">update emp set salary = 12000 where salary is </w:t>
-      </w:r>
-      <w:proofErr w:type="gramStart"/>
-      <w:r>
-        <w:rPr>
-          <w:lang w:val="en-US"/>
-        </w:rPr>
-        <w:t>null;</w:t>
-      </w:r>
-      <w:proofErr w:type="gramEnd"/>
+        <w:t xml:space="preserve"> where clause </w:t>
+      </w:r>
+    </w:p>
+    <w:p>
+      <w:pPr>
+        <w:rPr>
+          <w:lang w:val="en-US"/>
+        </w:rPr>
+      </w:pPr>
+    </w:p>
+    <w:p>
+      <w:pPr>
+        <w:rPr>
+          <w:lang w:val="en-US"/>
+        </w:rPr>
+      </w:pPr>
+      <w:r>
+        <w:rPr>
+          <w:lang w:val="en-US"/>
+        </w:rPr>
+        <w:t>delete from emp where id=106;</w:t>
+      </w:r>
+    </w:p>
+    <w:p>
+      <w:pPr>
+        <w:rPr>
+          <w:lang w:val="en-US"/>
+        </w:rPr>
+      </w:pPr>
+      <w:r>
+        <w:rPr>
+          <w:lang w:val="en-US"/>
+        </w:rPr>
+        <w:t>delete from emp where salary = 23000;</w:t>
+      </w:r>
     </w:p>
     <w:p>
       <w:pPr>
